--- a/documents/3as_ge/modhakirat/modhakira_wahda8_3as_ge.docx
+++ b/documents/3as_ge/modhakirat/modhakira_wahda8_3as_ge.docx
@@ -1782,8 +1782,60 @@
               <w:t xml:space="preserve">.</w:t>
             </w:r>
           </w:p>
-          <w:p>
-            <w:pPr>
+        </w:tc>
+        <w:tc>
+          <w:tcPr>
+            <w:shd w:val="clear" w:color="auto" w:fill="E4E7ED"/>
+          </w:tcPr>
+          <w:p>
+            <w:pPr>
+              <w:pStyle w:val="Compact"/>
+              <w:bidi/>
+              <w:jc w:val="left"/>
+            </w:pPr>
+            <w:r>
+              <w:rPr>
+                <w:rtl/>
+              </w:rPr>
+              <w:t xml:space="preserve"/>
+            </w:r>
+            <w:r>
+              <w:rPr>
+                <w:b/>
+                <w:bCs/>
+                <w:rtl/>
+              </w:rPr>
+              <w:t xml:space="preserve">بناء المعارف</w:t>
+            </w:r>
+          </w:p>
+        </w:tc>
+      </w:tr>
+      <w:tr>
+        <w:tc>
+          <w:tcPr/>
+          <w:p>
+            <w:pPr>
+              <w:pStyle w:val="Compact"/>
+              <w:bidi/>
+              <w:jc w:val="center"/>
+            </w:pPr>
+          </w:p>
+        </w:tc>
+        <w:tc>
+          <w:tcPr/>
+          <w:p>
+            <w:pPr>
+              <w:pStyle w:val="Compact"/>
+              <w:bidi/>
+              <w:jc w:val="center"/>
+            </w:pPr>
+          </w:p>
+        </w:tc>
+        <w:tc>
+          <w:tcPr/>
+          <w:p>
+            <w:pPr>
+              <w:pStyle w:val="Compact"/>
               <w:bidi/>
               <w:jc w:val="left"/>
             </w:pPr>
@@ -2001,51 +2053,43 @@
               </w:rPr>
               <w:t xml:space="preserve"/>
             </w:r>
+          </w:p>
+        </w:tc>
+      </w:tr>
+      <w:tr>
+        <w:tc>
+          <w:tcPr/>
+          <w:p>
+            <w:pPr>
+              <w:pStyle w:val="Compact"/>
+              <w:bidi/>
+              <w:jc w:val="center"/>
+            </w:pPr>
+          </w:p>
+        </w:tc>
+        <w:tc>
+          <w:tcPr/>
+          <w:p>
+            <w:pPr>
+              <w:pStyle w:val="Compact"/>
+              <w:bidi/>
+              <w:jc w:val="center"/>
+            </w:pPr>
+          </w:p>
+        </w:tc>
+        <w:tc>
+          <w:tcPr/>
+          <w:p>
+            <w:pPr>
+              <w:bidi/>
+              <w:jc w:val="left"/>
+            </w:pPr>
             <w:r>
               <w:rPr>
                 <w:b/>
                 <w:bCs/>
                 <w:rtl/>
               </w:rPr>
-              <w:t xml:space="preserve">بناء المعارف</w:t>
-            </w:r>
-          </w:p>
-        </w:tc>
-      </w:tr>
-      <w:tr>
-        <w:tc>
-          <w:tcPr/>
-          <w:p>
-            <w:pPr>
-              <w:pStyle w:val="Compact"/>
-              <w:bidi/>
-              <w:jc w:val="center"/>
-            </w:pPr>
-          </w:p>
-        </w:tc>
-        <w:tc>
-          <w:tcPr/>
-          <w:p>
-            <w:pPr>
-              <w:pStyle w:val="Compact"/>
-              <w:bidi/>
-              <w:jc w:val="center"/>
-            </w:pPr>
-          </w:p>
-        </w:tc>
-        <w:tc>
-          <w:tcPr/>
-          <w:p>
-            <w:pPr>
-              <w:bidi/>
-              <w:jc w:val="left"/>
-            </w:pPr>
-            <w:r>
-              <w:rPr>
-                <w:b/>
-                <w:bCs/>
-                <w:rtl/>
-              </w:rPr>
               <w:t xml:space="preserve">[مثال]</w:t>
             </w:r>
             <w:r>
@@ -2066,7 +2110,7 @@
               </w:rPr>
               <w:drawing>
                 <wp:inline>
-                  <wp:extent cx="2189988" cy="457200"/>
+                  <wp:extent cx="2772554" cy="201934"/>
                   <wp:docPr id="1" name="Picture 1"/>
                   <wp:cNvGraphicFramePr>
                     <a:graphicFrameLocks noChangeAspect="1"/>
@@ -2075,7 +2119,7 @@
                     <a:graphicData uri="http://schemas.openxmlformats.org/drawingml/2006/picture">
                       <pic:pic>
                         <pic:nvPicPr>
-                          <pic:cNvPr id="0" name="f63eeefb08939bb8.png"/>
+                          <pic:cNvPr id="0" name="654f0deb15f30461.png"/>
                           <pic:cNvPicPr/>
                         </pic:nvPicPr>
                         <pic:blipFill>
@@ -2087,7 +2131,7 @@
                         <pic:spPr>
                           <a:xfrm>
                             <a:off x="0" y="0"/>
-                            <a:ext cx="2189988" cy="457200"/>
+                            <a:ext cx="2772554" cy="201934"/>
                           </a:xfrm>
                           <a:prstGeom prst="rect"/>
                         </pic:spPr>
@@ -2195,43 +2239,6 @@
               <w:t xml:space="preserve">.</w:t>
             </w:r>
           </w:p>
-          <w:p>
-            <w:pPr>
-              <w:bidi/>
-              <w:jc w:val="left"/>
-            </w:pPr>
-            <w:r>
-              <w:rPr>
-                <w:b/>
-                <w:bCs/>
-                <w:rtl/>
-              </w:rPr>
-              <w:t xml:space="preserve">[حذار]</w:t>
-            </w:r>
-            <w:r>
-              <w:rPr>
-                <w:rtl/>
-              </w:rPr>
-              <w:t xml:space="preserve"> نتحقق دائماً أن مجموع الاحتمالات يساوي</w:t>
-            </w:r>
-            <w:r>
-              <w:rPr>
-                <w:rtl/>
-              </w:rPr>
-              <w:t xml:space="preserve"> </w:t>
-            </w:r>
-            <m:oMath>
-              <m:r>
-                <m:t>1</m:t>
-              </m:r>
-            </m:oMath>
-            <w:r>
-              <w:rPr>
-                <w:rtl/>
-              </w:rPr>
-              <w:t xml:space="preserve">.</w:t>
-            </w:r>
-          </w:p>
         </w:tc>
         <w:tc>
           <w:tcPr>
@@ -2259,14 +2266,8 @@
             <w:pPr>
               <w:pStyle w:val="Compact"/>
               <w:bidi/>
-              <w:jc w:val="left"/>
-            </w:pPr>
-            <w:r>
-              <w:rPr>
-                <w:rtl/>
-              </w:rPr>
-              <w:t xml:space="preserve">تقويم فردي.</w:t>
-            </w:r>
+              <w:jc w:val="center"/>
+            </w:pPr>
           </w:p>
         </w:tc>
         <w:tc>
@@ -2275,20 +2276,15 @@
             <w:pPr>
               <w:pStyle w:val="Compact"/>
               <w:bidi/>
-              <w:jc w:val="left"/>
-            </w:pPr>
-            <w:r>
-              <w:rPr>
-                <w:rtl/>
-              </w:rPr>
-              <w:t xml:space="preserve">25 د</w:t>
-            </w:r>
+              <w:jc w:val="center"/>
+            </w:pPr>
           </w:p>
         </w:tc>
         <w:tc>
           <w:tcPr/>
           <w:p>
             <w:pPr>
+              <w:pStyle w:val="Compact"/>
               <w:bidi/>
               <w:jc w:val="left"/>
             </w:pPr>
@@ -2298,21 +2294,87 @@
                 <w:bCs/>
                 <w:rtl/>
               </w:rPr>
-              <w:t xml:space="preserve">[تطبيق]</w:t>
-            </w:r>
-          </w:p>
-          <w:p>
-            <w:pPr>
-              <w:bidi/>
-              <w:jc w:val="left"/>
-            </w:pPr>
-            <w:r>
-              <w:rPr>
-                <w:rtl/>
-              </w:rPr>
-              <w:t xml:space="preserve">حجر نرد مزيف: احتمال كل وجه زوجي ضعف احتمال كل وجه فردي. عيّن قانون الاحتمال ، ثم احتمال ظهور رقم زوجي.</w:t>
-            </w:r>
-          </w:p>
+              <w:t xml:space="preserve">[حذار]</w:t>
+            </w:r>
+            <w:r>
+              <w:rPr>
+                <w:rtl/>
+              </w:rPr>
+              <w:t xml:space="preserve"> نتحقق دائماً أن مجموع الاحتمالات يساوي</w:t>
+            </w:r>
+            <w:r>
+              <w:rPr>
+                <w:rtl/>
+              </w:rPr>
+              <w:t xml:space="preserve"> </w:t>
+            </w:r>
+            <m:oMath>
+              <m:r>
+                <m:t>1</m:t>
+              </m:r>
+            </m:oMath>
+            <w:r>
+              <w:rPr>
+                <w:rtl/>
+              </w:rPr>
+              <w:t xml:space="preserve">.</w:t>
+            </w:r>
+          </w:p>
+        </w:tc>
+        <w:tc>
+          <w:tcPr>
+            <w:shd w:val="clear" w:color="auto" w:fill="E4E7ED"/>
+          </w:tcPr>
+          <w:p>
+            <w:pPr>
+              <w:pStyle w:val="Compact"/>
+              <w:bidi/>
+              <w:jc w:val="left"/>
+            </w:pPr>
+            <w:r>
+              <w:rPr>
+                <w:rtl/>
+              </w:rPr>
+              <w:t xml:space="preserve"/>
+            </w:r>
+          </w:p>
+        </w:tc>
+      </w:tr>
+      <w:tr>
+        <w:tc>
+          <w:tcPr/>
+          <w:p>
+            <w:pPr>
+              <w:pStyle w:val="Compact"/>
+              <w:bidi/>
+              <w:jc w:val="left"/>
+            </w:pPr>
+            <w:r>
+              <w:rPr>
+                <w:rtl/>
+              </w:rPr>
+              <w:t xml:space="preserve">تقويم فردي.</w:t>
+            </w:r>
+          </w:p>
+        </w:tc>
+        <w:tc>
+          <w:tcPr/>
+          <w:p>
+            <w:pPr>
+              <w:pStyle w:val="Compact"/>
+              <w:bidi/>
+              <w:jc w:val="left"/>
+            </w:pPr>
+            <w:r>
+              <w:rPr>
+                <w:rtl/>
+              </w:rPr>
+              <w:t xml:space="preserve">25 د</w:t>
+            </w:r>
+          </w:p>
+        </w:tc>
+        <w:tc>
+          <w:tcPr/>
           <w:p>
             <w:pPr>
               <w:bidi/>
@@ -2324,6 +2386,32 @@
                 <w:bCs/>
                 <w:rtl/>
               </w:rPr>
+              <w:t xml:space="preserve">[تطبيق]</w:t>
+            </w:r>
+          </w:p>
+          <w:p>
+            <w:pPr>
+              <w:bidi/>
+              <w:jc w:val="left"/>
+            </w:pPr>
+            <w:r>
+              <w:rPr>
+                <w:rtl/>
+              </w:rPr>
+              <w:t xml:space="preserve">حجر نرد مزيف: احتمال كل وجه زوجي ضعف احتمال كل وجه فردي. عيّن قانون الاحتمال ، ثم احتمال ظهور رقم زوجي.</w:t>
+            </w:r>
+          </w:p>
+          <w:p>
+            <w:pPr>
+              <w:bidi/>
+              <w:jc w:val="left"/>
+            </w:pPr>
+            <w:r>
+              <w:rPr>
+                <w:b/>
+                <w:bCs/>
+                <w:rtl/>
+              </w:rPr>
               <w:t xml:space="preserve">الحل:</w:t>
             </w:r>
             <w:r>
@@ -2332,44 +2420,12 @@
               </w:rPr>
               <w:t xml:space="preserve"> </w:t>
             </w:r>
-            <m:oMath>
-              <m:r>
-                <m:t>3</m:t>
-              </m:r>
-              <m:r>
-                <m:t>p</m:t>
-              </m:r>
-              <m:r>
-                <m:rPr>
-                  <m:sty m:val="p"/>
-                </m:rPr>
-                <m:t>+</m:t>
-              </m:r>
-              <m:r>
-                <m:t>3</m:t>
-              </m:r>
-              <m:r>
-                <m:rPr>
-                  <m:sty m:val="p"/>
-                </m:rPr>
-                <m:t>×</m:t>
-              </m:r>
-              <m:r>
-                <m:t>2</m:t>
-              </m:r>
-              <m:r>
-                <m:t>p</m:t>
-              </m:r>
-              <m:r>
-                <m:rPr>
-                  <m:sty m:val="p"/>
-                </m:rPr>
-                <m:t>=</m:t>
-              </m:r>
-              <m:r>
-                <m:t>1</m:t>
-              </m:r>
-            </m:oMath>
+            <w:r>
+              <w:rPr>
+                <w:rtl/>
+              </w:rPr>
+              <w:t xml:space="preserve">‎$\RR{3p+3\times2p=1}$</w:t>
+            </w:r>
             <w:r>
               <w:rPr>
                 <w:rtl/>
@@ -2382,167 +2438,48 @@
               </w:rPr>
               <w:t xml:space="preserve"> </w:t>
             </w:r>
-            <m:oMath>
-              <m:r>
-                <m:t>p</m:t>
-              </m:r>
-              <m:r>
-                <m:rPr>
-                  <m:sty m:val="p"/>
-                </m:rPr>
-                <m:t>=</m:t>
-              </m:r>
-              <m:f>
-                <m:fPr>
-                  <m:type m:val="bar"/>
-                </m:fPr>
-                <m:num>
-                  <m:r>
-                    <m:t>1</m:t>
-                  </m:r>
-                </m:num>
-                <m:den>
-                  <m:r>
-                    <m:t>9</m:t>
-                  </m:r>
-                </m:den>
-              </m:f>
-            </m:oMath>
-            <w:r>
-              <w:rPr>
-                <w:rtl/>
-              </w:rPr>
-              <w:t xml:space="preserve"> </w:t>
-            </w:r>
-            <w:r>
-              <w:rPr>
-                <w:rtl/>
-              </w:rPr>
-              <w:t xml:space="preserve">؛ الفردي</w:t>
-            </w:r>
-            <w:r>
-              <w:rPr>
-                <w:rtl/>
-              </w:rPr>
-              <w:t xml:space="preserve"> </w:t>
-            </w:r>
-            <m:oMath>
-              <m:f>
-                <m:fPr>
-                  <m:type m:val="bar"/>
-                </m:fPr>
-                <m:num>
-                  <m:r>
-                    <m:t>1</m:t>
-                  </m:r>
-                </m:num>
-                <m:den>
-                  <m:r>
-                    <m:t>9</m:t>
-                  </m:r>
-                </m:den>
-              </m:f>
-            </m:oMath>
-            <w:r>
-              <w:rPr>
-                <w:rtl/>
-              </w:rPr>
-              <w:t xml:space="preserve"> </w:t>
-            </w:r>
-            <w:r>
-              <w:rPr>
-                <w:rtl/>
-              </w:rPr>
-              <w:t xml:space="preserve">والزوجي</w:t>
-            </w:r>
-            <w:r>
-              <w:rPr>
-                <w:rtl/>
-              </w:rPr>
-              <w:t xml:space="preserve"> </w:t>
-            </w:r>
-            <m:oMath>
-              <m:f>
-                <m:fPr>
-                  <m:type m:val="bar"/>
-                </m:fPr>
-                <m:num>
-                  <m:r>
-                    <m:t>2</m:t>
-                  </m:r>
-                </m:num>
-                <m:den>
-                  <m:r>
-                    <m:t>9</m:t>
-                  </m:r>
-                </m:den>
-              </m:f>
-            </m:oMath>
-            <w:r>
-              <w:rPr>
-                <w:rtl/>
-              </w:rPr>
-              <w:t xml:space="preserve"> </w:t>
-            </w:r>
-            <w:r>
-              <w:rPr>
-                <w:rtl/>
-              </w:rPr>
-              <w:t xml:space="preserve">؛</w:t>
-            </w:r>
-            <w:r>
-              <w:rPr>
-                <w:rtl/>
-              </w:rPr>
-              <w:t xml:space="preserve"> </w:t>
-            </w:r>
-            <m:oMath>
-              <m:r>
-                <m:t>P</m:t>
-              </m:r>
-              <m:r>
-                <m:rPr>
-                  <m:sty m:val="p"/>
-                </m:rPr>
-                <m:t>=</m:t>
-              </m:r>
-              <m:f>
-                <m:fPr>
-                  <m:type m:val="bar"/>
-                </m:fPr>
-                <m:num>
-                  <m:r>
-                    <m:t>6</m:t>
-                  </m:r>
-                </m:num>
-                <m:den>
-                  <m:r>
-                    <m:t>9</m:t>
-                  </m:r>
-                </m:den>
-              </m:f>
-              <m:r>
-                <m:rPr>
-                  <m:sty m:val="p"/>
-                </m:rPr>
-                <m:t>=</m:t>
-              </m:r>
-              <m:f>
-                <m:fPr>
-                  <m:type m:val="bar"/>
-                </m:fPr>
-                <m:num>
-                  <m:r>
-                    <m:t>2</m:t>
-                  </m:r>
-                </m:num>
-                <m:den>
-                  <m:r>
-                    <m:t>3</m:t>
-                  </m:r>
-                </m:den>
-              </m:f>
-            </m:oMath>
+            <w:r>
+              <w:rPr>
+                <w:rtl/>
+              </w:rPr>
+              <w:t xml:space="preserve">‎$\RR{p=\frac19}$</w:t>
+            </w:r>
+            <w:r>
+              <w:rPr>
+                <w:rtl/>
+              </w:rPr>
+              <w:t xml:space="preserve"> </w:t>
+            </w:r>
+            <w:r>
+              <w:rPr>
+                <w:rtl/>
+              </w:rPr>
+              <w:t xml:space="preserve">‎$\RR{\frac19}$</w:t>
+            </w:r>
+            <w:r>
+              <w:rPr>
+                <w:rtl/>
+              </w:rPr>
+              <w:t xml:space="preserve"> </w:t>
+            </w:r>
+            <w:r>
+              <w:rPr>
+                <w:rtl/>
+              </w:rPr>
+              <w:t xml:space="preserve">‎$\RR{\frac29}$</w:t>
+            </w:r>
+            <w:r>
+              <w:rPr>
+                <w:rtl/>
+              </w:rPr>
+              <w:t xml:space="preserve"> </w:t>
+            </w:r>
+            <w:r>
+              <w:rPr>
+                <w:rtl/>
+              </w:rPr>
+              <w:t xml:space="preserve">‎$\RR{P=\frac69=\frac23}$</w:t>
+            </w:r>
             <w:r>
               <w:rPr>
                 <w:rtl/>
@@ -3824,7 +3761,7 @@
               </w:rPr>
               <w:drawing>
                 <wp:inline>
-                  <wp:extent cx="2772554" cy="1121286"/>
+                  <wp:extent cx="2772554" cy="504101"/>
                   <wp:docPr id="2" name="Picture 2"/>
                   <wp:cNvGraphicFramePr>
                     <a:graphicFrameLocks noChangeAspect="1"/>
@@ -3833,7 +3770,7 @@
                     <a:graphicData uri="http://schemas.openxmlformats.org/drawingml/2006/picture">
                       <pic:pic>
                         <pic:nvPicPr>
-                          <pic:cNvPr id="0" name="f7fd9a00e6b1e7f5.png"/>
+                          <pic:cNvPr id="0" name="6a83c0fbe8372360.png"/>
                           <pic:cNvPicPr/>
                         </pic:nvPicPr>
                         <pic:blipFill>
@@ -3845,7 +3782,7 @@
                         <pic:spPr>
                           <a:xfrm>
                             <a:off x="0" y="0"/>
-                            <a:ext cx="2772554" cy="1121286"/>
+                            <a:ext cx="2772554" cy="504101"/>
                           </a:xfrm>
                           <a:prstGeom prst="rect"/>
                         </pic:spPr>
@@ -3856,6 +3793,57 @@
               </w:drawing>
             </w:r>
           </w:p>
+        </w:tc>
+        <w:tc>
+          <w:tcPr>
+            <w:shd w:val="clear" w:color="auto" w:fill="E4E7ED"/>
+          </w:tcPr>
+          <w:p>
+            <w:pPr>
+              <w:pStyle w:val="Compact"/>
+              <w:bidi/>
+              <w:jc w:val="left"/>
+            </w:pPr>
+            <w:r>
+              <w:rPr>
+                <w:rtl/>
+              </w:rPr>
+              <w:t xml:space="preserve"/>
+            </w:r>
+            <w:r>
+              <w:rPr>
+                <w:b/>
+                <w:bCs/>
+                <w:rtl/>
+              </w:rPr>
+              <w:t xml:space="preserve">بناء المعارف</w:t>
+            </w:r>
+          </w:p>
+        </w:tc>
+      </w:tr>
+      <w:tr>
+        <w:tc>
+          <w:tcPr/>
+          <w:p>
+            <w:pPr>
+              <w:pStyle w:val="Compact"/>
+              <w:bidi/>
+              <w:jc w:val="center"/>
+            </w:pPr>
+          </w:p>
+        </w:tc>
+        <w:tc>
+          <w:tcPr/>
+          <w:p>
+            <w:pPr>
+              <w:pStyle w:val="Compact"/>
+              <w:bidi/>
+              <w:jc w:val="center"/>
+            </w:pPr>
+          </w:p>
+        </w:tc>
+        <w:tc>
+          <w:tcPr/>
           <w:p>
             <w:pPr>
               <w:bidi/>
@@ -3990,7 +3978,7 @@
               </w:rPr>
               <w:drawing>
                 <wp:inline>
-                  <wp:extent cx="2772554" cy="1121286"/>
+                  <wp:extent cx="2772554" cy="504101"/>
                   <wp:docPr id="3" name="Picture 3"/>
                   <wp:cNvGraphicFramePr>
                     <a:graphicFrameLocks noChangeAspect="1"/>
@@ -3999,7 +3987,7 @@
                     <a:graphicData uri="http://schemas.openxmlformats.org/drawingml/2006/picture">
                       <pic:pic>
                         <pic:nvPicPr>
-                          <pic:cNvPr id="0" name="04e38b887270c555.png"/>
+                          <pic:cNvPr id="0" name="4518001d613e9f33.png"/>
                           <pic:cNvPicPr/>
                         </pic:nvPicPr>
                         <pic:blipFill>
@@ -4011,7 +3999,7 @@
                         <pic:spPr>
                           <a:xfrm>
                             <a:off x="0" y="0"/>
-                            <a:ext cx="2772554" cy="1121286"/>
+                            <a:ext cx="2772554" cy="504101"/>
                           </a:xfrm>
                           <a:prstGeom prst="rect"/>
                         </pic:spPr>
@@ -4039,14 +4027,6 @@
               </w:rPr>
               <w:t xml:space="preserve"/>
             </w:r>
-            <w:r>
-              <w:rPr>
-                <w:b/>
-                <w:bCs/>
-                <w:rtl/>
-              </w:rPr>
-              <w:t xml:space="preserve">بناء المعارف</w:t>
-            </w:r>
           </w:p>
         </w:tc>
       </w:tr>
@@ -4210,7 +4190,7 @@
               </w:rPr>
               <w:drawing>
                 <wp:inline>
-                  <wp:extent cx="2772554" cy="903020"/>
+                  <wp:extent cx="2772554" cy="504101"/>
                   <wp:docPr id="4" name="Picture 4"/>
                   <wp:cNvGraphicFramePr>
                     <a:graphicFrameLocks noChangeAspect="1"/>
@@ -4219,7 +4199,7 @@
                     <a:graphicData uri="http://schemas.openxmlformats.org/drawingml/2006/picture">
                       <pic:pic>
                         <pic:nvPicPr>
-                          <pic:cNvPr id="0" name="f9aba06b6a19dabb.png"/>
+                          <pic:cNvPr id="0" name="d36fd027eb1b4555.png"/>
                           <pic:cNvPicPr/>
                         </pic:nvPicPr>
                         <pic:blipFill>
@@ -4231,7 +4211,7 @@
                         <pic:spPr>
                           <a:xfrm>
                             <a:off x="0" y="0"/>
-                            <a:ext cx="2772554" cy="903020"/>
+                            <a:ext cx="2772554" cy="504101"/>
                           </a:xfrm>
                           <a:prstGeom prst="rect"/>
                         </pic:spPr>
@@ -4242,26 +4222,6 @@
               </w:drawing>
             </w:r>
           </w:p>
-          <w:p>
-            <w:pPr>
-              <w:bidi/>
-              <w:jc w:val="left"/>
-            </w:pPr>
-            <w:r>
-              <w:rPr>
-                <w:b/>
-                <w:bCs/>
-                <w:rtl/>
-              </w:rPr>
-              <w:t xml:space="preserve">[حذار]</w:t>
-            </w:r>
-            <w:r>
-              <w:rPr>
-                <w:rtl/>
-              </w:rPr>
-              <w:t xml:space="preserve"> نحدد نوع السحب من نص التمرين قبل العدّ.</w:t>
-            </w:r>
-          </w:p>
         </w:tc>
         <w:tc>
           <w:tcPr>
@@ -4289,14 +4249,8 @@
             <w:pPr>
               <w:pStyle w:val="Compact"/>
               <w:bidi/>
-              <w:jc w:val="left"/>
-            </w:pPr>
-            <w:r>
-              <w:rPr>
-                <w:rtl/>
-              </w:rPr>
-              <w:t xml:space="preserve">تقويم فردي.</w:t>
-            </w:r>
+              <w:jc w:val="center"/>
+            </w:pPr>
           </w:p>
         </w:tc>
         <w:tc>
@@ -4305,20 +4259,15 @@
             <w:pPr>
               <w:pStyle w:val="Compact"/>
               <w:bidi/>
-              <w:jc w:val="left"/>
-            </w:pPr>
-            <w:r>
-              <w:rPr>
-                <w:rtl/>
-              </w:rPr>
-              <w:t xml:space="preserve">25 د</w:t>
-            </w:r>
+              <w:jc w:val="center"/>
+            </w:pPr>
           </w:p>
         </w:tc>
         <w:tc>
           <w:tcPr/>
           <w:p>
             <w:pPr>
+              <w:pStyle w:val="Compact"/>
               <w:bidi/>
               <w:jc w:val="left"/>
             </w:pPr>
@@ -4328,21 +4277,70 @@
                 <w:bCs/>
                 <w:rtl/>
               </w:rPr>
-              <w:t xml:space="preserve">[تطبيق]</w:t>
-            </w:r>
-          </w:p>
-          <w:p>
-            <w:pPr>
-              <w:bidi/>
-              <w:jc w:val="left"/>
-            </w:pPr>
-            <w:r>
-              <w:rPr>
-                <w:rtl/>
-              </w:rPr>
-              <w:t xml:space="preserve">مع نفس الكيس ، احسب احتمال «سحب كرتين حمراوين» في الأنواع الثلاثة.</w:t>
-            </w:r>
-          </w:p>
+              <w:t xml:space="preserve">[حذار]</w:t>
+            </w:r>
+            <w:r>
+              <w:rPr>
+                <w:rtl/>
+              </w:rPr>
+              <w:t xml:space="preserve"> نحدد نوع السحب من نص التمرين قبل العدّ.</w:t>
+            </w:r>
+          </w:p>
+        </w:tc>
+        <w:tc>
+          <w:tcPr>
+            <w:shd w:val="clear" w:color="auto" w:fill="E4E7ED"/>
+          </w:tcPr>
+          <w:p>
+            <w:pPr>
+              <w:pStyle w:val="Compact"/>
+              <w:bidi/>
+              <w:jc w:val="left"/>
+            </w:pPr>
+            <w:r>
+              <w:rPr>
+                <w:rtl/>
+              </w:rPr>
+              <w:t xml:space="preserve"/>
+            </w:r>
+          </w:p>
+        </w:tc>
+      </w:tr>
+      <w:tr>
+        <w:tc>
+          <w:tcPr/>
+          <w:p>
+            <w:pPr>
+              <w:pStyle w:val="Compact"/>
+              <w:bidi/>
+              <w:jc w:val="left"/>
+            </w:pPr>
+            <w:r>
+              <w:rPr>
+                <w:rtl/>
+              </w:rPr>
+              <w:t xml:space="preserve">تقويم فردي.</w:t>
+            </w:r>
+          </w:p>
+        </w:tc>
+        <w:tc>
+          <w:tcPr/>
+          <w:p>
+            <w:pPr>
+              <w:pStyle w:val="Compact"/>
+              <w:bidi/>
+              <w:jc w:val="left"/>
+            </w:pPr>
+            <w:r>
+              <w:rPr>
+                <w:rtl/>
+              </w:rPr>
+              <w:t xml:space="preserve">25 د</w:t>
+            </w:r>
+          </w:p>
+        </w:tc>
+        <w:tc>
+          <w:tcPr/>
           <w:p>
             <w:pPr>
               <w:bidi/>
@@ -4354,6 +4352,32 @@
                 <w:bCs/>
                 <w:rtl/>
               </w:rPr>
+              <w:t xml:space="preserve">[تطبيق]</w:t>
+            </w:r>
+          </w:p>
+          <w:p>
+            <w:pPr>
+              <w:bidi/>
+              <w:jc w:val="left"/>
+            </w:pPr>
+            <w:r>
+              <w:rPr>
+                <w:rtl/>
+              </w:rPr>
+              <w:t xml:space="preserve">مع نفس الكيس ، احسب احتمال «سحب كرتين حمراوين» في الأنواع الثلاثة.</w:t>
+            </w:r>
+          </w:p>
+          <w:p>
+            <w:pPr>
+              <w:bidi/>
+              <w:jc w:val="left"/>
+            </w:pPr>
+            <w:r>
+              <w:rPr>
+                <w:b/>
+                <w:bCs/>
+                <w:rtl/>
+              </w:rPr>
               <w:t xml:space="preserve">الحل:</w:t>
             </w:r>
             <w:r>
@@ -4366,122 +4390,32 @@
               <w:rPr>
                 <w:rtl/>
               </w:rPr>
-              <w:t xml:space="preserve">دون إرجاع</w:t>
-            </w:r>
-            <w:r>
-              <w:rPr>
-                <w:rtl/>
-              </w:rPr>
-              <w:t xml:space="preserve"> </w:t>
-            </w:r>
-            <m:oMath>
-              <m:f>
-                <m:fPr>
-                  <m:type m:val="bar"/>
-                </m:fPr>
-                <m:num>
-                  <m:r>
-                    <m:t>6</m:t>
-                  </m:r>
-                </m:num>
-                <m:den>
-                  <m:r>
-                    <m:t>20</m:t>
-                  </m:r>
-                </m:den>
-              </m:f>
-              <m:r>
-                <m:rPr>
-                  <m:sty m:val="p"/>
-                </m:rPr>
-                <m:t>=</m:t>
-              </m:r>
-              <m:f>
-                <m:fPr>
-                  <m:type m:val="bar"/>
-                </m:fPr>
-                <m:num>
-                  <m:r>
-                    <m:t>3</m:t>
-                  </m:r>
-                </m:num>
-                <m:den>
-                  <m:r>
-                    <m:t>10</m:t>
-                  </m:r>
-                </m:den>
-              </m:f>
-            </m:oMath>
-            <w:r>
-              <w:rPr>
-                <w:rtl/>
-              </w:rPr>
-              <w:t xml:space="preserve"> </w:t>
-            </w:r>
-            <w:r>
-              <w:rPr>
-                <w:rtl/>
-              </w:rPr>
-              <w:t xml:space="preserve">؛ مع الإرجاع</w:t>
-            </w:r>
-            <w:r>
-              <w:rPr>
-                <w:rtl/>
-              </w:rPr>
-              <w:t xml:space="preserve"> </w:t>
-            </w:r>
-            <m:oMath>
-              <m:f>
-                <m:fPr>
-                  <m:type m:val="bar"/>
-                </m:fPr>
-                <m:num>
-                  <m:r>
-                    <m:t>9</m:t>
-                  </m:r>
-                </m:num>
-                <m:den>
-                  <m:r>
-                    <m:t>25</m:t>
-                  </m:r>
-                </m:den>
-              </m:f>
-            </m:oMath>
-            <w:r>
-              <w:rPr>
-                <w:rtl/>
-              </w:rPr>
-              <w:t xml:space="preserve"> </w:t>
-            </w:r>
-            <w:r>
-              <w:rPr>
-                <w:rtl/>
-              </w:rPr>
-              <w:t xml:space="preserve">؛ في آن واحد</w:t>
-            </w:r>
-            <w:r>
-              <w:rPr>
-                <w:rtl/>
-              </w:rPr>
-              <w:t xml:space="preserve"> </w:t>
-            </w:r>
-            <m:oMath>
-              <m:f>
-                <m:fPr>
-                  <m:type m:val="bar"/>
-                </m:fPr>
-                <m:num>
-                  <m:r>
-                    <m:t>3</m:t>
-                  </m:r>
-                </m:num>
-                <m:den>
-                  <m:r>
-                    <m:t>10</m:t>
-                  </m:r>
-                </m:den>
-              </m:f>
-            </m:oMath>
+              <w:t xml:space="preserve">‎$\RR{\frac6{20}=\frac3{10}}$</w:t>
+            </w:r>
+            <w:r>
+              <w:rPr>
+                <w:rtl/>
+              </w:rPr>
+              <w:t xml:space="preserve"> </w:t>
+            </w:r>
+            <w:r>
+              <w:rPr>
+                <w:rtl/>
+              </w:rPr>
+              <w:t xml:space="preserve">‎$\RR{\frac9{25}}$</w:t>
+            </w:r>
+            <w:r>
+              <w:rPr>
+                <w:rtl/>
+              </w:rPr>
+              <w:t xml:space="preserve"> </w:t>
+            </w:r>
+            <w:r>
+              <w:rPr>
+                <w:rtl/>
+              </w:rPr>
+              <w:t xml:space="preserve">‎$\RR{\frac3{10}}$</w:t>
+            </w:r>
             <w:r>
               <w:rPr>
                 <w:rtl/>
@@ -6002,17 +5936,68 @@
               <w:t xml:space="preserve">.</w:t>
             </w:r>
           </w:p>
-          <w:p>
-            <w:pPr>
-              <w:bidi/>
-              <w:jc w:val="left"/>
-            </w:pPr>
+        </w:tc>
+        <w:tc>
+          <w:tcPr>
+            <w:shd w:val="clear" w:color="auto" w:fill="E4E7ED"/>
+          </w:tcPr>
+          <w:p>
+            <w:pPr>
+              <w:pStyle w:val="Compact"/>
+              <w:bidi/>
+              <w:jc w:val="left"/>
+            </w:pPr>
+            <w:r>
+              <w:rPr>
+                <w:rtl/>
+              </w:rPr>
+              <w:t xml:space="preserve"/>
+            </w:r>
             <w:r>
               <w:rPr>
                 <w:b/>
                 <w:bCs/>
                 <w:rtl/>
               </w:rPr>
+              <w:t xml:space="preserve">بناء المعارف</w:t>
+            </w:r>
+          </w:p>
+        </w:tc>
+      </w:tr>
+      <w:tr>
+        <w:tc>
+          <w:tcPr/>
+          <w:p>
+            <w:pPr>
+              <w:pStyle w:val="Compact"/>
+              <w:bidi/>
+              <w:jc w:val="center"/>
+            </w:pPr>
+          </w:p>
+        </w:tc>
+        <w:tc>
+          <w:tcPr/>
+          <w:p>
+            <w:pPr>
+              <w:pStyle w:val="Compact"/>
+              <w:bidi/>
+              <w:jc w:val="center"/>
+            </w:pPr>
+          </w:p>
+        </w:tc>
+        <w:tc>
+          <w:tcPr/>
+          <w:p>
+            <w:pPr>
+              <w:bidi/>
+              <w:jc w:val="left"/>
+            </w:pPr>
+            <w:r>
+              <w:rPr>
+                <w:b/>
+                <w:bCs/>
+                <w:rtl/>
+              </w:rPr>
               <w:t xml:space="preserve">[مثال]</w:t>
             </w:r>
           </w:p>
@@ -6027,7 +6012,7 @@
               </w:rPr>
               <w:drawing>
                 <wp:inline>
-                  <wp:extent cx="2025396" cy="818388"/>
+                  <wp:extent cx="2772554" cy="361462"/>
                   <wp:docPr id="5" name="Picture 5"/>
                   <wp:cNvGraphicFramePr>
                     <a:graphicFrameLocks noChangeAspect="1"/>
@@ -6036,7 +6021,7 @@
                     <a:graphicData uri="http://schemas.openxmlformats.org/drawingml/2006/picture">
                       <pic:pic>
                         <pic:nvPicPr>
-                          <pic:cNvPr id="0" name="30cf3c46eaedb777.png"/>
+                          <pic:cNvPr id="0" name="d582579fbaf40d8e.png"/>
                           <pic:cNvPicPr/>
                         </pic:nvPicPr>
                         <pic:blipFill>
@@ -6048,7 +6033,7 @@
                         <pic:spPr>
                           <a:xfrm>
                             <a:off x="0" y="0"/>
-                            <a:ext cx="2025396" cy="818388"/>
+                            <a:ext cx="2772554" cy="361462"/>
                           </a:xfrm>
                           <a:prstGeom prst="rect"/>
                         </pic:spPr>
@@ -6275,14 +6260,6 @@
               </w:rPr>
               <w:t xml:space="preserve"/>
             </w:r>
-            <w:r>
-              <w:rPr>
-                <w:b/>
-                <w:bCs/>
-                <w:rtl/>
-              </w:rPr>
-              <w:t xml:space="preserve">بناء المعارف</w:t>
-            </w:r>
           </w:p>
         </w:tc>
       </w:tr>
@@ -6311,6 +6288,7 @@
           <w:tcPr/>
           <w:p>
             <w:pPr>
+              <w:pStyle w:val="Compact"/>
               <w:bidi/>
               <w:jc w:val="left"/>
             </w:pPr>
@@ -6427,8 +6405,52 @@
               <w:t xml:space="preserve">.</w:t>
             </w:r>
           </w:p>
-          <w:p>
-            <w:pPr>
+        </w:tc>
+        <w:tc>
+          <w:tcPr>
+            <w:shd w:val="clear" w:color="auto" w:fill="E4E7ED"/>
+          </w:tcPr>
+          <w:p>
+            <w:pPr>
+              <w:pStyle w:val="Compact"/>
+              <w:bidi/>
+              <w:jc w:val="left"/>
+            </w:pPr>
+            <w:r>
+              <w:rPr>
+                <w:rtl/>
+              </w:rPr>
+              <w:t xml:space="preserve"/>
+            </w:r>
+          </w:p>
+        </w:tc>
+      </w:tr>
+      <w:tr>
+        <w:tc>
+          <w:tcPr/>
+          <w:p>
+            <w:pPr>
+              <w:pStyle w:val="Compact"/>
+              <w:bidi/>
+              <w:jc w:val="center"/>
+            </w:pPr>
+          </w:p>
+        </w:tc>
+        <w:tc>
+          <w:tcPr/>
+          <w:p>
+            <w:pPr>
+              <w:pStyle w:val="Compact"/>
+              <w:bidi/>
+              <w:jc w:val="center"/>
+            </w:pPr>
+          </w:p>
+        </w:tc>
+        <w:tc>
+          <w:tcPr/>
+          <w:p>
+            <w:pPr>
+              <w:pStyle w:val="Compact"/>
               <w:bidi/>
               <w:jc w:val="left"/>
             </w:pPr>
@@ -6744,7 +6766,7 @@
               </w:rPr>
               <w:drawing>
                 <wp:inline>
-                  <wp:extent cx="2299716" cy="438912"/>
+                  <wp:extent cx="2772554" cy="193857"/>
                   <wp:docPr id="6" name="Picture 6"/>
                   <wp:cNvGraphicFramePr>
                     <a:graphicFrameLocks noChangeAspect="1"/>
@@ -6753,7 +6775,7 @@
                     <a:graphicData uri="http://schemas.openxmlformats.org/drawingml/2006/picture">
                       <pic:pic>
                         <pic:nvPicPr>
-                          <pic:cNvPr id="0" name="2b79a36f9a9c2bcd.png"/>
+                          <pic:cNvPr id="0" name="36df1607e62f3c97.png"/>
                           <pic:cNvPicPr/>
                         </pic:nvPicPr>
                         <pic:blipFill>
@@ -6765,7 +6787,7 @@
                         <pic:spPr>
                           <a:xfrm>
                             <a:off x="0" y="0"/>
-                            <a:ext cx="2299716" cy="438912"/>
+                            <a:ext cx="2772554" cy="193857"/>
                           </a:xfrm>
                           <a:prstGeom prst="rect"/>
                         </pic:spPr>
@@ -6781,186 +6803,36 @@
               <w:bidi/>
               <w:jc w:val="left"/>
             </w:pPr>
-            <m:oMath>
-              <m:r>
-                <m:t>E</m:t>
-              </m:r>
-              <m:d>
-                <m:dPr>
-                  <m:begChr m:val="("/>
-                  <m:endChr m:val=")"/>
-                  <m:sepChr m:val=""/>
-                  <m:grow/>
-                </m:dPr>
-                <m:e>
-                  <m:r>
-                    <m:t>X</m:t>
-                  </m:r>
-                </m:e>
-              </m:d>
-              <m:r>
-                <m:rPr>
-                  <m:sty m:val="p"/>
-                </m:rPr>
-                <m:t>=</m:t>
-              </m:r>
-              <m:r>
-                <m:t>1</m:t>
-              </m:r>
-              <m:r>
-                <m:rPr>
-                  <m:sty m:val="p"/>
-                </m:rPr>
-                <m:t>,</m:t>
-              </m:r>
-              <m:r>
-                <m:t>2</m:t>
-              </m:r>
-            </m:oMath>
-            <w:r>
-              <w:rPr>
-                <w:rtl/>
-              </w:rPr>
-              <w:t xml:space="preserve"> </w:t>
-            </w:r>
-            <w:r>
-              <w:rPr>
-                <w:rtl/>
-              </w:rPr>
-              <w:t xml:space="preserve">؛</w:t>
-            </w:r>
-            <w:r>
-              <w:rPr>
-                <w:rtl/>
-              </w:rPr>
-              <w:t xml:space="preserve"> </w:t>
-            </w:r>
-            <m:oMath>
-              <m:r>
-                <m:t>V</m:t>
-              </m:r>
-              <m:d>
-                <m:dPr>
-                  <m:begChr m:val="("/>
-                  <m:endChr m:val=")"/>
-                  <m:sepChr m:val=""/>
-                  <m:grow/>
-                </m:dPr>
-                <m:e>
-                  <m:r>
-                    <m:t>X</m:t>
-                  </m:r>
-                </m:e>
-              </m:d>
-              <m:r>
-                <m:rPr>
-                  <m:sty m:val="p"/>
-                </m:rPr>
-                <m:t>=</m:t>
-              </m:r>
-              <m:r>
-                <m:t>1</m:t>
-              </m:r>
-              <m:r>
-                <m:rPr>
-                  <m:sty m:val="p"/>
-                </m:rPr>
-                <m:t>,</m:t>
-              </m:r>
-              <m:r>
-                <m:t>8</m:t>
-              </m:r>
-              <m:r>
-                <m:rPr>
-                  <m:sty m:val="p"/>
-                </m:rPr>
-                <m:t>−</m:t>
-              </m:r>
-              <m:r>
-                <m:t>1</m:t>
-              </m:r>
-              <m:r>
-                <m:rPr>
-                  <m:sty m:val="p"/>
-                </m:rPr>
-                <m:t>,</m:t>
-              </m:r>
-              <m:r>
-                <m:t>44</m:t>
-              </m:r>
-              <m:r>
-                <m:rPr>
-                  <m:sty m:val="p"/>
-                </m:rPr>
-                <m:t>=</m:t>
-              </m:r>
-              <m:r>
-                <m:t>0</m:t>
-              </m:r>
-              <m:r>
-                <m:rPr>
-                  <m:sty m:val="p"/>
-                </m:rPr>
-                <m:t>,</m:t>
-              </m:r>
-              <m:r>
-                <m:t>36</m:t>
-              </m:r>
-            </m:oMath>
-            <w:r>
-              <w:rPr>
-                <w:rtl/>
-              </w:rPr>
-              <w:t xml:space="preserve"> </w:t>
-            </w:r>
-            <w:r>
-              <w:rPr>
-                <w:rtl/>
-              </w:rPr>
-              <w:t xml:space="preserve">؛</w:t>
-            </w:r>
-            <w:r>
-              <w:rPr>
-                <w:rtl/>
-              </w:rPr>
-              <w:t xml:space="preserve"> </w:t>
-            </w:r>
-            <m:oMath>
-              <m:r>
-                <m:t>σ</m:t>
-              </m:r>
-              <m:d>
-                <m:dPr>
-                  <m:begChr m:val="("/>
-                  <m:endChr m:val=")"/>
-                  <m:sepChr m:val=""/>
-                  <m:grow/>
-                </m:dPr>
-                <m:e>
-                  <m:r>
-                    <m:t>X</m:t>
-                  </m:r>
-                </m:e>
-              </m:d>
-              <m:r>
-                <m:rPr>
-                  <m:sty m:val="p"/>
-                </m:rPr>
-                <m:t>=</m:t>
-              </m:r>
-              <m:r>
-                <m:t>0</m:t>
-              </m:r>
-              <m:r>
-                <m:rPr>
-                  <m:sty m:val="p"/>
-                </m:rPr>
-                <m:t>,</m:t>
-              </m:r>
-              <m:r>
-                <m:t>6</m:t>
-              </m:r>
-            </m:oMath>
+            <w:r>
+              <w:rPr>
+                <w:rtl/>
+              </w:rPr>
+              <w:t xml:space="preserve">‎$\RR{E(X)=1{,}2}$</w:t>
+            </w:r>
+            <w:r>
+              <w:rPr>
+                <w:rtl/>
+              </w:rPr>
+              <w:t xml:space="preserve"> </w:t>
+            </w:r>
+            <w:r>
+              <w:rPr>
+                <w:rtl/>
+              </w:rPr>
+              <w:t xml:space="preserve">‎$\RR{V(X)=1{,}8-1{,}44=0{,}36}$</w:t>
+            </w:r>
+            <w:r>
+              <w:rPr>
+                <w:rtl/>
+              </w:rPr>
+              <w:t xml:space="preserve"> </w:t>
+            </w:r>
+            <w:r>
+              <w:rPr>
+                <w:rtl/>
+              </w:rPr>
+              <w:t xml:space="preserve">‎$\RR{\sigma(X)=0{,}6}$</w:t>
+            </w:r>
             <w:r>
               <w:rPr>
                 <w:rtl/>
@@ -7841,7 +7713,7 @@
               </w:rPr>
               <w:drawing>
                 <wp:inline>
-                  <wp:extent cx="1764791" cy="850392"/>
+                  <wp:extent cx="2772554" cy="385134"/>
                   <wp:docPr id="7" name="Picture 7"/>
                   <wp:cNvGraphicFramePr>
                     <a:graphicFrameLocks noChangeAspect="1"/>
@@ -7850,7 +7722,7 @@
                     <a:graphicData uri="http://schemas.openxmlformats.org/drawingml/2006/picture">
                       <pic:pic>
                         <pic:nvPicPr>
-                          <pic:cNvPr id="0" name="411026038d2a72f5.png"/>
+                          <pic:cNvPr id="0" name="6d18a49953516716.png"/>
                           <pic:cNvPicPr/>
                         </pic:nvPicPr>
                         <pic:blipFill>
@@ -7862,7 +7734,7 @@
                         <pic:spPr>
                           <a:xfrm>
                             <a:off x="0" y="0"/>
-                            <a:ext cx="1764791" cy="850392"/>
+                            <a:ext cx="2772554" cy="385134"/>
                           </a:xfrm>
                           <a:prstGeom prst="rect"/>
                         </pic:spPr>
@@ -8130,6 +8002,7 @@
           <w:tcPr/>
           <w:p>
             <w:pPr>
+              <w:pStyle w:val="Compact"/>
               <w:bidi/>
               <w:jc w:val="left"/>
             </w:pPr>
@@ -8360,8 +8233,60 @@
               <w:t xml:space="preserve">.</w:t>
             </w:r>
           </w:p>
-          <w:p>
-            <w:pPr>
+        </w:tc>
+        <w:tc>
+          <w:tcPr>
+            <w:shd w:val="clear" w:color="auto" w:fill="E4E7ED"/>
+          </w:tcPr>
+          <w:p>
+            <w:pPr>
+              <w:pStyle w:val="Compact"/>
+              <w:bidi/>
+              <w:jc w:val="left"/>
+            </w:pPr>
+            <w:r>
+              <w:rPr>
+                <w:rtl/>
+              </w:rPr>
+              <w:t xml:space="preserve"/>
+            </w:r>
+            <w:r>
+              <w:rPr>
+                <w:b/>
+                <w:bCs/>
+                <w:rtl/>
+              </w:rPr>
+              <w:t xml:space="preserve">بناء المعارف</w:t>
+            </w:r>
+          </w:p>
+        </w:tc>
+      </w:tr>
+      <w:tr>
+        <w:tc>
+          <w:tcPr/>
+          <w:p>
+            <w:pPr>
+              <w:pStyle w:val="Compact"/>
+              <w:bidi/>
+              <w:jc w:val="center"/>
+            </w:pPr>
+          </w:p>
+        </w:tc>
+        <w:tc>
+          <w:tcPr/>
+          <w:p>
+            <w:pPr>
+              <w:pStyle w:val="Compact"/>
+              <w:bidi/>
+              <w:jc w:val="center"/>
+            </w:pPr>
+          </w:p>
+        </w:tc>
+        <w:tc>
+          <w:tcPr/>
+          <w:p>
+            <w:pPr>
+              <w:pStyle w:val="Compact"/>
               <w:bidi/>
               <w:jc w:val="left"/>
             </w:pPr>
@@ -8575,14 +8500,6 @@
               </w:rPr>
               <w:t xml:space="preserve"/>
             </w:r>
-            <w:r>
-              <w:rPr>
-                <w:b/>
-                <w:bCs/>
-                <w:rtl/>
-              </w:rPr>
-              <w:t xml:space="preserve">بناء المعارف</w:t>
-            </w:r>
           </w:p>
         </w:tc>
       </w:tr>
@@ -8611,6 +8528,7 @@
           <w:tcPr/>
           <w:p>
             <w:pPr>
+              <w:pStyle w:val="Compact"/>
               <w:bidi/>
               <w:jc w:val="left"/>
             </w:pPr>
@@ -8870,8 +8788,52 @@
               <w:t xml:space="preserve">. نلخص بشجرة:</w:t>
             </w:r>
           </w:p>
-          <w:p>
-            <w:pPr>
+        </w:tc>
+        <w:tc>
+          <w:tcPr>
+            <w:shd w:val="clear" w:color="auto" w:fill="E4E7ED"/>
+          </w:tcPr>
+          <w:p>
+            <w:pPr>
+              <w:pStyle w:val="Compact"/>
+              <w:bidi/>
+              <w:jc w:val="left"/>
+            </w:pPr>
+            <w:r>
+              <w:rPr>
+                <w:rtl/>
+              </w:rPr>
+              <w:t xml:space="preserve"/>
+            </w:r>
+          </w:p>
+        </w:tc>
+      </w:tr>
+      <w:tr>
+        <w:tc>
+          <w:tcPr/>
+          <w:p>
+            <w:pPr>
+              <w:pStyle w:val="Compact"/>
+              <w:bidi/>
+              <w:jc w:val="center"/>
+            </w:pPr>
+          </w:p>
+        </w:tc>
+        <w:tc>
+          <w:tcPr/>
+          <w:p>
+            <w:pPr>
+              <w:pStyle w:val="Compact"/>
+              <w:bidi/>
+              <w:jc w:val="center"/>
+            </w:pPr>
+          </w:p>
+        </w:tc>
+        <w:tc>
+          <w:tcPr/>
+          <w:p>
+            <w:pPr>
+              <w:pStyle w:val="Compact"/>
               <w:bidi/>
               <w:jc w:val="left"/>
             </w:pPr>
@@ -9210,182 +9172,41 @@
               </w:rPr>
               <w:t xml:space="preserve"> </w:t>
             </w:r>
-            <m:oMath>
-              <m:sSub>
-                <m:e>
-                  <m:r>
-                    <m:t>P</m:t>
-                  </m:r>
-                </m:e>
-                <m:sub>
-                  <m:r>
-                    <m:t>C</m:t>
-                  </m:r>
-                </m:sub>
-              </m:sSub>
-              <m:d>
-                <m:dPr>
-                  <m:begChr m:val="("/>
-                  <m:endChr m:val=")"/>
-                  <m:sepChr m:val=""/>
-                  <m:grow/>
-                </m:dPr>
-                <m:e>
-                  <m:r>
-                    <m:t>E</m:t>
-                  </m:r>
-                </m:e>
-              </m:d>
-              <m:r>
-                <m:rPr>
-                  <m:sty m:val="p"/>
-                </m:rPr>
-                <m:t>=</m:t>
-              </m:r>
-              <m:f>
-                <m:fPr>
-                  <m:type m:val="bar"/>
-                </m:fPr>
-                <m:num>
-                  <m:r>
-                    <m:t>36</m:t>
-                  </m:r>
-                </m:num>
-                <m:den>
-                  <m:r>
-                    <m:t>76</m:t>
-                  </m:r>
-                </m:den>
-              </m:f>
-              <m:r>
-                <m:rPr>
-                  <m:sty m:val="p"/>
-                </m:rPr>
-                <m:t>=</m:t>
-              </m:r>
-              <m:f>
-                <m:fPr>
-                  <m:type m:val="bar"/>
-                </m:fPr>
-                <m:num>
-                  <m:r>
-                    <m:t>9</m:t>
-                  </m:r>
-                </m:num>
-                <m:den>
-                  <m:r>
-                    <m:t>19</m:t>
-                  </m:r>
-                </m:den>
-              </m:f>
-            </m:oMath>
-            <w:r>
-              <w:rPr>
-                <w:rtl/>
-              </w:rPr>
-              <w:t xml:space="preserve"> </w:t>
-            </w:r>
-            <w:r>
-              <w:rPr>
-                <w:rtl/>
-              </w:rPr>
-              <w:t xml:space="preserve">؛</w:t>
-            </w:r>
-            <w:r>
-              <w:rPr>
-                <w:rtl/>
-              </w:rPr>
-              <w:t xml:space="preserve"> </w:t>
-            </w:r>
-            <m:oMath>
-              <m:sSub>
-                <m:e>
-                  <m:r>
-                    <m:t>P</m:t>
-                  </m:r>
-                </m:e>
-                <m:sub>
-                  <m:r>
-                    <m:t>C</m:t>
-                  </m:r>
-                </m:sub>
-              </m:sSub>
-              <m:d>
-                <m:dPr>
-                  <m:begChr m:val="("/>
-                  <m:endChr m:val=")"/>
-                  <m:sepChr m:val=""/>
-                  <m:grow/>
-                </m:dPr>
-                <m:e>
-                  <m:bar>
-                    <m:barPr>
-                      <m:pos m:val="top"/>
-                    </m:barPr>
-                    <m:e>
-                      <m:r>
-                        <m:t>E</m:t>
-                      </m:r>
-                    </m:e>
-                  </m:bar>
-                </m:e>
-              </m:d>
-              <m:r>
-                <m:rPr>
-                  <m:sty m:val="p"/>
-                </m:rPr>
-                <m:t>=</m:t>
-              </m:r>
-              <m:f>
-                <m:fPr>
-                  <m:type m:val="bar"/>
-                </m:fPr>
-                <m:num>
-                  <m:r>
-                    <m:t>10</m:t>
-                  </m:r>
-                </m:num>
-                <m:den>
-                  <m:r>
-                    <m:t>19</m:t>
-                  </m:r>
-                </m:den>
-              </m:f>
-            </m:oMath>
-            <w:r>
-              <w:rPr>
-                <w:rtl/>
-              </w:rPr>
-              <w:t xml:space="preserve">: من بين أصحاب القروض ، حوالي</w:t>
-            </w:r>
-            <w:r>
-              <w:rPr>
-                <w:rtl/>
-              </w:rPr>
-              <w:t xml:space="preserve"> </w:t>
-            </w:r>
-            <m:oMath>
-              <m:r>
-                <m:t>47</m:t>
-              </m:r>
-              <m:r>
-                <m:rPr>
-                  <m:sty m:val="p"/>
-                </m:rPr>
-                <m:t>%</m:t>
-              </m:r>
-            </m:oMath>
-            <w:r>
-              <w:rPr>
-                <w:rtl/>
-              </w:rPr>
-              <w:t xml:space="preserve"> </w:t>
-            </w:r>
-            <w:r>
-              <w:rPr>
-                <w:rtl/>
-              </w:rPr>
-              <w:t xml:space="preserve">لهم دفتر توفير.</w:t>
+            <w:r>
+              <w:rPr>
+                <w:rtl/>
+              </w:rPr>
+              <w:t xml:space="preserve">‎$\RR{P_C(E)=\frac{36}{76}=\frac9{19}}$</w:t>
+            </w:r>
+            <w:r>
+              <w:rPr>
+                <w:rtl/>
+              </w:rPr>
+              <w:t xml:space="preserve"> </w:t>
+            </w:r>
+            <w:r>
+              <w:rPr>
+                <w:rtl/>
+              </w:rPr>
+              <w:t xml:space="preserve">‎$\RR{P_C(\overline E)=\frac{10}{19}}$</w:t>
+            </w:r>
+            <w:r>
+              <w:rPr>
+                <w:rtl/>
+              </w:rPr>
+              <w:t xml:space="preserve">:</w:t>
+            </w:r>
+            <w:r>
+              <w:rPr>
+                <w:rtl/>
+              </w:rPr>
+              <w:t xml:space="preserve"> </w:t>
+            </w:r>
+            <w:r>
+              <w:rPr>
+                <w:rtl/>
+              </w:rPr>
+              <w:t xml:space="preserve">‎$\RR{47\%}$</w:t>
             </w:r>
           </w:p>
           <w:p>
@@ -10474,8 +10295,60 @@
               <w:t xml:space="preserve">✓ احتمال مسار = جداء احتمالات فروعه.</w:t>
             </w:r>
           </w:p>
-          <w:p>
-            <w:pPr>
+        </w:tc>
+        <w:tc>
+          <w:tcPr>
+            <w:shd w:val="clear" w:color="auto" w:fill="E4E7ED"/>
+          </w:tcPr>
+          <w:p>
+            <w:pPr>
+              <w:pStyle w:val="Compact"/>
+              <w:bidi/>
+              <w:jc w:val="left"/>
+            </w:pPr>
+            <w:r>
+              <w:rPr>
+                <w:rtl/>
+              </w:rPr>
+              <w:t xml:space="preserve"/>
+            </w:r>
+            <w:r>
+              <w:rPr>
+                <w:b/>
+                <w:bCs/>
+                <w:rtl/>
+              </w:rPr>
+              <w:t xml:space="preserve">بناء المعارف</w:t>
+            </w:r>
+          </w:p>
+        </w:tc>
+      </w:tr>
+      <w:tr>
+        <w:tc>
+          <w:tcPr/>
+          <w:p>
+            <w:pPr>
+              <w:pStyle w:val="Compact"/>
+              <w:bidi/>
+              <w:jc w:val="center"/>
+            </w:pPr>
+          </w:p>
+        </w:tc>
+        <w:tc>
+          <w:tcPr/>
+          <w:p>
+            <w:pPr>
+              <w:pStyle w:val="Compact"/>
+              <w:bidi/>
+              <w:jc w:val="center"/>
+            </w:pPr>
+          </w:p>
+        </w:tc>
+        <w:tc>
+          <w:tcPr/>
+          <w:p>
+            <w:pPr>
+              <w:pStyle w:val="Compact"/>
               <w:bidi/>
               <w:jc w:val="left"/>
             </w:pPr>
@@ -10822,14 +10695,6 @@
               </w:rPr>
               <w:t xml:space="preserve"/>
             </w:r>
-            <w:r>
-              <w:rPr>
-                <w:b/>
-                <w:bCs/>
-                <w:rtl/>
-              </w:rPr>
-              <w:t xml:space="preserve">بناء المعارف</w:t>
-            </w:r>
           </w:p>
         </w:tc>
       </w:tr>
@@ -10858,6 +10723,7 @@
           <w:tcPr/>
           <w:p>
             <w:pPr>
+              <w:pStyle w:val="Compact"/>
               <w:bidi/>
               <w:jc w:val="left"/>
             </w:pPr>
@@ -11086,43 +10952,6 @@
               <w:t xml:space="preserve">.</w:t>
             </w:r>
           </w:p>
-          <w:p>
-            <w:pPr>
-              <w:bidi/>
-              <w:jc w:val="left"/>
-            </w:pPr>
-            <w:r>
-              <w:rPr>
-                <w:b/>
-                <w:bCs/>
-                <w:rtl/>
-              </w:rPr>
-              <w:t xml:space="preserve">[حذار]</w:t>
-            </w:r>
-            <w:r>
-              <w:rPr>
-                <w:rtl/>
-              </w:rPr>
-              <w:t xml:space="preserve"> مجموع عمود «الاحتمال» يساوي</w:t>
-            </w:r>
-            <w:r>
-              <w:rPr>
-                <w:rtl/>
-              </w:rPr>
-              <w:t xml:space="preserve"> </w:t>
-            </w:r>
-            <m:oMath>
-              <m:r>
-                <m:t>1</m:t>
-              </m:r>
-            </m:oMath>
-            <w:r>
-              <w:rPr>
-                <w:rtl/>
-              </w:rPr>
-              <w:t xml:space="preserve">.</w:t>
-            </w:r>
-          </w:p>
         </w:tc>
         <w:tc>
           <w:tcPr>
@@ -11150,14 +10979,8 @@
             <w:pPr>
               <w:pStyle w:val="Compact"/>
               <w:bidi/>
-              <w:jc w:val="left"/>
-            </w:pPr>
-            <w:r>
-              <w:rPr>
-                <w:rtl/>
-              </w:rPr>
-              <w:t xml:space="preserve">تقويم فردي.</w:t>
-            </w:r>
+              <w:jc w:val="center"/>
+            </w:pPr>
           </w:p>
         </w:tc>
         <w:tc>
@@ -11166,20 +10989,15 @@
             <w:pPr>
               <w:pStyle w:val="Compact"/>
               <w:bidi/>
-              <w:jc w:val="left"/>
-            </w:pPr>
-            <w:r>
-              <w:rPr>
-                <w:rtl/>
-              </w:rPr>
-              <w:t xml:space="preserve">25 د</w:t>
-            </w:r>
+              <w:jc w:val="center"/>
+            </w:pPr>
           </w:p>
         </w:tc>
         <w:tc>
           <w:tcPr/>
           <w:p>
             <w:pPr>
+              <w:pStyle w:val="Compact"/>
               <w:bidi/>
               <w:jc w:val="left"/>
             </w:pPr>
@@ -11189,19 +11007,13 @@
                 <w:bCs/>
                 <w:rtl/>
               </w:rPr>
-              <w:t xml:space="preserve">[تطبيق]</w:t>
-            </w:r>
-          </w:p>
-          <w:p>
-            <w:pPr>
-              <w:bidi/>
-              <w:jc w:val="left"/>
-            </w:pPr>
-            <w:r>
-              <w:rPr>
-                <w:rtl/>
-              </w:rPr>
-              <w:t xml:space="preserve">كيس فيه</w:t>
+              <w:t xml:space="preserve">[حذار]</w:t>
+            </w:r>
+            <w:r>
+              <w:rPr>
+                <w:rtl/>
+              </w:rPr>
+              <w:t xml:space="preserve"> مجموع عمود «الاحتمال» يساوي</w:t>
             </w:r>
             <w:r>
               <w:rPr>
@@ -11211,45 +11023,71 @@
             </w:r>
             <m:oMath>
               <m:r>
-                <m:t>3</m:t>
+                <m:t>1</m:t>
               </m:r>
             </m:oMath>
             <w:r>
               <w:rPr>
                 <w:rtl/>
               </w:rPr>
-              <w:t xml:space="preserve"> </w:t>
-            </w:r>
-            <w:r>
-              <w:rPr>
-                <w:rtl/>
-              </w:rPr>
-              <w:t xml:space="preserve">كريات حمراء و</w:t>
-            </w:r>
-            <w:r>
-              <w:rPr>
-                <w:rtl/>
-              </w:rPr>
-              <w:t xml:space="preserve"> </w:t>
-            </w:r>
-            <m:oMath>
-              <m:r>
-                <m:t>2</m:t>
-              </m:r>
-            </m:oMath>
-            <w:r>
-              <w:rPr>
-                <w:rtl/>
-              </w:rPr>
-              <w:t xml:space="preserve"> </w:t>
-            </w:r>
-            <w:r>
-              <w:rPr>
-                <w:rtl/>
-              </w:rPr>
-              <w:t xml:space="preserve">بيضاوان. نسحب كرتين على التوالي دون إرجاع. أنشئ الشجرة واحسب احتمال «كرتان من نفس اللون».</w:t>
-            </w:r>
-          </w:p>
+              <w:t xml:space="preserve">.</w:t>
+            </w:r>
+          </w:p>
+        </w:tc>
+        <w:tc>
+          <w:tcPr>
+            <w:shd w:val="clear" w:color="auto" w:fill="E4E7ED"/>
+          </w:tcPr>
+          <w:p>
+            <w:pPr>
+              <w:pStyle w:val="Compact"/>
+              <w:bidi/>
+              <w:jc w:val="left"/>
+            </w:pPr>
+            <w:r>
+              <w:rPr>
+                <w:rtl/>
+              </w:rPr>
+              <w:t xml:space="preserve"/>
+            </w:r>
+          </w:p>
+        </w:tc>
+      </w:tr>
+      <w:tr>
+        <w:tc>
+          <w:tcPr/>
+          <w:p>
+            <w:pPr>
+              <w:pStyle w:val="Compact"/>
+              <w:bidi/>
+              <w:jc w:val="left"/>
+            </w:pPr>
+            <w:r>
+              <w:rPr>
+                <w:rtl/>
+              </w:rPr>
+              <w:t xml:space="preserve">تقويم فردي.</w:t>
+            </w:r>
+          </w:p>
+        </w:tc>
+        <w:tc>
+          <w:tcPr/>
+          <w:p>
+            <w:pPr>
+              <w:pStyle w:val="Compact"/>
+              <w:bidi/>
+              <w:jc w:val="left"/>
+            </w:pPr>
+            <w:r>
+              <w:rPr>
+                <w:rtl/>
+              </w:rPr>
+              <w:t xml:space="preserve">25 د</w:t>
+            </w:r>
+          </w:p>
+        </w:tc>
+        <w:tc>
+          <w:tcPr/>
           <w:p>
             <w:pPr>
               <w:bidi/>
@@ -11261,6 +11099,78 @@
                 <w:bCs/>
                 <w:rtl/>
               </w:rPr>
+              <w:t xml:space="preserve">[تطبيق]</w:t>
+            </w:r>
+          </w:p>
+          <w:p>
+            <w:pPr>
+              <w:bidi/>
+              <w:jc w:val="left"/>
+            </w:pPr>
+            <w:r>
+              <w:rPr>
+                <w:rtl/>
+              </w:rPr>
+              <w:t xml:space="preserve">كيس فيه</w:t>
+            </w:r>
+            <w:r>
+              <w:rPr>
+                <w:rtl/>
+              </w:rPr>
+              <w:t xml:space="preserve"> </w:t>
+            </w:r>
+            <m:oMath>
+              <m:r>
+                <m:t>3</m:t>
+              </m:r>
+            </m:oMath>
+            <w:r>
+              <w:rPr>
+                <w:rtl/>
+              </w:rPr>
+              <w:t xml:space="preserve"> </w:t>
+            </w:r>
+            <w:r>
+              <w:rPr>
+                <w:rtl/>
+              </w:rPr>
+              <w:t xml:space="preserve">كريات حمراء و</w:t>
+            </w:r>
+            <w:r>
+              <w:rPr>
+                <w:rtl/>
+              </w:rPr>
+              <w:t xml:space="preserve"> </w:t>
+            </w:r>
+            <m:oMath>
+              <m:r>
+                <m:t>2</m:t>
+              </m:r>
+            </m:oMath>
+            <w:r>
+              <w:rPr>
+                <w:rtl/>
+              </w:rPr>
+              <w:t xml:space="preserve"> </w:t>
+            </w:r>
+            <w:r>
+              <w:rPr>
+                <w:rtl/>
+              </w:rPr>
+              <w:t xml:space="preserve">بيضاوان. نسحب كرتين على التوالي دون إرجاع. أنشئ الشجرة واحسب احتمال «كرتان من نفس اللون».</w:t>
+            </w:r>
+          </w:p>
+          <w:p>
+            <w:pPr>
+              <w:bidi/>
+              <w:jc w:val="left"/>
+            </w:pPr>
+            <w:r>
+              <w:rPr>
+                <w:b/>
+                <w:bCs/>
+                <w:rtl/>
+              </w:rPr>
               <w:t xml:space="preserve">الحل:</w:t>
             </w:r>
           </w:p>
@@ -11269,114 +11179,11 @@
               <w:bidi/>
               <w:jc w:val="left"/>
             </w:pPr>
-            <m:oMath>
-              <m:r>
-                <m:t>P</m:t>
-              </m:r>
-              <m:r>
-                <m:rPr>
-                  <m:sty m:val="p"/>
-                </m:rPr>
-                <m:t>=</m:t>
-              </m:r>
-              <m:f>
-                <m:fPr>
-                  <m:type m:val="bar"/>
-                </m:fPr>
-                <m:num>
-                  <m:r>
-                    <m:t>6</m:t>
-                  </m:r>
-                </m:num>
-                <m:den>
-                  <m:r>
-                    <m:t>20</m:t>
-                  </m:r>
-                </m:den>
-              </m:f>
-              <m:r>
-                <m:rPr>
-                  <m:sty m:val="p"/>
-                </m:rPr>
-                <m:t>+</m:t>
-              </m:r>
-              <m:f>
-                <m:fPr>
-                  <m:type m:val="bar"/>
-                </m:fPr>
-                <m:num>
-                  <m:r>
-                    <m:t>2</m:t>
-                  </m:r>
-                </m:num>
-                <m:den>
-                  <m:r>
-                    <m:t>20</m:t>
-                  </m:r>
-                </m:den>
-              </m:f>
-              <m:r>
-                <m:rPr>
-                  <m:sty m:val="p"/>
-                </m:rPr>
-                <m:t>=</m:t>
-              </m:r>
-              <m:f>
-                <m:fPr>
-                  <m:type m:val="bar"/>
-                </m:fPr>
-                <m:num>
-                  <m:r>
-                    <m:t>2</m:t>
-                  </m:r>
-                </m:num>
-                <m:den>
-                  <m:r>
-                    <m:t>5</m:t>
-                  </m:r>
-                </m:den>
-              </m:f>
-            </m:oMath>
-            <w:r>
-              <w:rPr>
-                <w:rtl/>
-              </w:rPr>
-              <w:t xml:space="preserve"> </w:t>
-            </w:r>
-            <w:r>
-              <w:rPr>
-                <w:rtl/>
-              </w:rPr>
-              <w:t xml:space="preserve">(نفس نتيجة الجدول:</w:t>
-            </w:r>
-            <w:r>
-              <w:rPr>
-                <w:rtl/>
-              </w:rPr>
-              <w:t xml:space="preserve"> </w:t>
-            </w:r>
-            <m:oMath>
-              <m:f>
-                <m:fPr>
-                  <m:type m:val="bar"/>
-                </m:fPr>
-                <m:num>
-                  <m:r>
-                    <m:t>8</m:t>
-                  </m:r>
-                </m:num>
-                <m:den>
-                  <m:r>
-                    <m:t>20</m:t>
-                  </m:r>
-                </m:den>
-              </m:f>
-            </m:oMath>
-            <w:r>
-              <w:rPr>
-                <w:rtl/>
-              </w:rPr>
-              <w:t xml:space="preserve">).</w:t>
+            <w:r>
+              <w:rPr>
+                <w:rtl/>
+              </w:rPr>
+              <w:t xml:space="preserve">‎$\RR{P=\frac6{20}+\frac2{20}=\frac25}$</w:t>
             </w:r>
           </w:p>
           <w:p>
@@ -12967,8 +12774,60 @@
               <w:t xml:space="preserve">.</w:t>
             </w:r>
           </w:p>
-          <w:p>
-            <w:pPr>
+        </w:tc>
+        <w:tc>
+          <w:tcPr>
+            <w:shd w:val="clear" w:color="auto" w:fill="E4E7ED"/>
+          </w:tcPr>
+          <w:p>
+            <w:pPr>
+              <w:pStyle w:val="Compact"/>
+              <w:bidi/>
+              <w:jc w:val="left"/>
+            </w:pPr>
+            <w:r>
+              <w:rPr>
+                <w:rtl/>
+              </w:rPr>
+              <w:t xml:space="preserve"/>
+            </w:r>
+            <w:r>
+              <w:rPr>
+                <w:b/>
+                <w:bCs/>
+                <w:rtl/>
+              </w:rPr>
+              <w:t xml:space="preserve">بناء المعارف</w:t>
+            </w:r>
+          </w:p>
+        </w:tc>
+      </w:tr>
+      <w:tr>
+        <w:tc>
+          <w:tcPr/>
+          <w:p>
+            <w:pPr>
+              <w:pStyle w:val="Compact"/>
+              <w:bidi/>
+              <w:jc w:val="center"/>
+            </w:pPr>
+          </w:p>
+        </w:tc>
+        <w:tc>
+          <w:tcPr/>
+          <w:p>
+            <w:pPr>
+              <w:pStyle w:val="Compact"/>
+              <w:bidi/>
+              <w:jc w:val="center"/>
+            </w:pPr>
+          </w:p>
+        </w:tc>
+        <w:tc>
+          <w:tcPr/>
+          <w:p>
+            <w:pPr>
+              <w:pStyle w:val="Compact"/>
               <w:bidi/>
               <w:jc w:val="left"/>
             </w:pPr>
@@ -13066,14 +12925,6 @@
                 <w:rtl/>
               </w:rPr>
               <w:t xml:space="preserve"/>
-            </w:r>
-            <w:r>
-              <w:rPr>
-                <w:b/>
-                <w:bCs/>
-                <w:rtl/>
-              </w:rPr>
-              <w:t xml:space="preserve">بناء المعارف</w:t>
             </w:r>
           </w:p>
         </w:tc>
@@ -13419,225 +13270,23 @@
               </w:rPr>
               <w:t xml:space="preserve"> </w:t>
             </w:r>
-            <m:oMath>
-              <m:r>
-                <m:t>P</m:t>
-              </m:r>
-              <m:d>
-                <m:dPr>
-                  <m:begChr m:val="("/>
-                  <m:endChr m:val=")"/>
-                  <m:sepChr m:val=""/>
-                  <m:grow/>
-                </m:dPr>
-                <m:e>
-                  <m:r>
-                    <m:t>G</m:t>
-                  </m:r>
-                </m:e>
-              </m:d>
-              <m:r>
-                <m:rPr>
-                  <m:sty m:val="p"/>
-                </m:rPr>
-                <m:t>=</m:t>
-              </m:r>
-              <m:r>
-                <m:t>0</m:t>
-              </m:r>
-              <m:r>
-                <m:rPr>
-                  <m:sty m:val="p"/>
-                </m:rPr>
-                <m:t>,</m:t>
-              </m:r>
-              <m:r>
-                <m:t>07</m:t>
-              </m:r>
-              <m:r>
-                <m:rPr>
-                  <m:sty m:val="p"/>
-                </m:rPr>
-                <m:t>+</m:t>
-              </m:r>
-              <m:r>
-                <m:t>0</m:t>
-              </m:r>
-              <m:r>
-                <m:rPr>
-                  <m:sty m:val="p"/>
-                </m:rPr>
-                <m:t>,</m:t>
-              </m:r>
-              <m:r>
-                <m:t>12</m:t>
-              </m:r>
-              <m:r>
-                <m:rPr>
-                  <m:sty m:val="p"/>
-                </m:rPr>
-                <m:t>=</m:t>
-              </m:r>
-              <m:r>
-                <m:t>0</m:t>
-              </m:r>
-              <m:r>
-                <m:rPr>
-                  <m:sty m:val="p"/>
-                </m:rPr>
-                <m:t>,</m:t>
-              </m:r>
-              <m:r>
-                <m:t>19</m:t>
-              </m:r>
-            </m:oMath>
-            <w:r>
-              <w:rPr>
-                <w:rtl/>
-              </w:rPr>
-              <w:t xml:space="preserve"> </w:t>
-            </w:r>
-            <w:r>
-              <w:rPr>
-                <w:rtl/>
-              </w:rPr>
-              <w:t xml:space="preserve">؛</w:t>
-            </w:r>
-            <w:r>
-              <w:rPr>
-                <w:rtl/>
-              </w:rPr>
-              <w:t xml:space="preserve"> </w:t>
-            </w:r>
-            <m:oMath>
-              <m:sSub>
-                <m:e>
-                  <m:r>
-                    <m:t>P</m:t>
-                  </m:r>
-                </m:e>
-                <m:sub>
-                  <m:r>
-                    <m:t>G</m:t>
-                  </m:r>
-                </m:sub>
-              </m:sSub>
-              <m:r>
-                <m:rPr>
-                  <m:sty m:val="p"/>
-                </m:rPr>
-                <m:t>(</m:t>
-              </m:r>
-            </m:oMath>
-            <w:r>
-              <w:rPr>
-                <w:rtl/>
-              </w:rPr>
-              <w:t xml:space="preserve"> </w:t>
-            </w:r>
-            <w:r>
-              <w:rPr>
-                <w:rtl/>
-              </w:rPr>
-              <w:t xml:space="preserve">بطاقة</w:t>
-            </w:r>
-            <w:r>
-              <w:rPr>
-                <w:rtl/>
-              </w:rPr>
-              <w:t xml:space="preserve"> </w:t>
-            </w:r>
-            <m:oMath>
-              <m:r>
-                <m:rPr>
-                  <m:sty m:val="p"/>
-                </m:rPr>
-                <m:t>)</m:t>
-              </m:r>
-              <m:r>
-                <m:rPr>
-                  <m:sty m:val="p"/>
-                </m:rPr>
-                <m:t>=</m:t>
-              </m:r>
-              <m:f>
-                <m:fPr>
-                  <m:type m:val="bar"/>
-                </m:fPr>
-                <m:num>
-                  <m:r>
-                    <m:t>0</m:t>
-                  </m:r>
-                  <m:r>
-                    <m:rPr>
-                      <m:sty m:val="p"/>
-                    </m:rPr>
-                    <m:t>,</m:t>
-                  </m:r>
-                  <m:r>
-                    <m:t>12</m:t>
-                  </m:r>
-                </m:num>
-                <m:den>
-                  <m:r>
-                    <m:t>0</m:t>
-                  </m:r>
-                  <m:r>
-                    <m:rPr>
-                      <m:sty m:val="p"/>
-                    </m:rPr>
-                    <m:t>,</m:t>
-                  </m:r>
-                  <m:r>
-                    <m:t>19</m:t>
-                  </m:r>
-                </m:den>
-              </m:f>
-              <m:r>
-                <m:rPr>
-                  <m:sty m:val="p"/>
-                </m:rPr>
-                <m:t>=</m:t>
-              </m:r>
-              <m:f>
-                <m:fPr>
-                  <m:type m:val="bar"/>
-                </m:fPr>
-                <m:num>
-                  <m:r>
-                    <m:t>12</m:t>
-                  </m:r>
-                </m:num>
-                <m:den>
-                  <m:r>
-                    <m:t>19</m:t>
-                  </m:r>
-                </m:den>
-              </m:f>
-              <m:r>
-                <m:rPr>
-                  <m:sty m:val="p"/>
-                </m:rPr>
-                <m:t>≈</m:t>
-              </m:r>
-              <m:r>
-                <m:t>0</m:t>
-              </m:r>
-              <m:r>
-                <m:rPr>
-                  <m:sty m:val="p"/>
-                </m:rPr>
-                <m:t>,</m:t>
-              </m:r>
-              <m:r>
-                <m:t>63</m:t>
-              </m:r>
-            </m:oMath>
-            <w:r>
-              <w:rPr>
-                <w:rtl/>
-              </w:rPr>
-              <w:t xml:space="preserve"> </w:t>
+            <w:r>
+              <w:rPr>
+                <w:rtl/>
+              </w:rPr>
+              <w:t xml:space="preserve">‎$\RR{P(G)=0{,}07+0{,}12=0{,}19}$</w:t>
+            </w:r>
+            <w:r>
+              <w:rPr>
+                <w:rtl/>
+              </w:rPr>
+              <w:t xml:space="preserve"> </w:t>
+            </w:r>
+            <w:r>
+              <w:rPr>
+                <w:rtl/>
+              </w:rPr>
+              <w:t xml:space="preserve">$\RR{P_G(\text{{بطاقة}})=\dfrac{0{,}12}{0{,}19}=\dfrac{12}{19}\approx0{,}63}$</w:t>
             </w:r>
             <w:r>
               <w:rPr>
@@ -14724,6 +14373,7 @@
           <w:tcPr/>
           <w:p>
             <w:pPr>
+              <w:pStyle w:val="Compact"/>
               <w:bidi/>
               <w:jc w:val="left"/>
             </w:pPr>
@@ -14985,26 +14635,6 @@
               <w:t xml:space="preserve">.</w:t>
             </w:r>
           </w:p>
-          <w:p>
-            <w:pPr>
-              <w:bidi/>
-              <w:jc w:val="left"/>
-            </w:pPr>
-            <w:r>
-              <w:rPr>
-                <w:b/>
-                <w:bCs/>
-                <w:rtl/>
-              </w:rPr>
-              <w:t xml:space="preserve">[المبدأ الضربي]</w:t>
-            </w:r>
-            <w:r>
-              <w:rPr>
-                <w:rtl/>
-              </w:rPr>
-              <w:t xml:space="preserve"> في تجارب مستقلة ، احتمال قائمة نتائج هو جداء احتمالات كل نتيجة.</w:t>
-            </w:r>
-          </w:p>
         </w:tc>
         <w:tc>
           <w:tcPr>
@@ -15029,6 +14659,70 @@
                 <w:rtl/>
               </w:rPr>
               <w:t xml:space="preserve">بناء المعارف</w:t>
+            </w:r>
+          </w:p>
+        </w:tc>
+      </w:tr>
+      <w:tr>
+        <w:tc>
+          <w:tcPr/>
+          <w:p>
+            <w:pPr>
+              <w:pStyle w:val="Compact"/>
+              <w:bidi/>
+              <w:jc w:val="center"/>
+            </w:pPr>
+          </w:p>
+        </w:tc>
+        <w:tc>
+          <w:tcPr/>
+          <w:p>
+            <w:pPr>
+              <w:pStyle w:val="Compact"/>
+              <w:bidi/>
+              <w:jc w:val="center"/>
+            </w:pPr>
+          </w:p>
+        </w:tc>
+        <w:tc>
+          <w:tcPr/>
+          <w:p>
+            <w:pPr>
+              <w:pStyle w:val="Compact"/>
+              <w:bidi/>
+              <w:jc w:val="left"/>
+            </w:pPr>
+            <w:r>
+              <w:rPr>
+                <w:b/>
+                <w:bCs/>
+                <w:rtl/>
+              </w:rPr>
+              <w:t xml:space="preserve">[المبدأ الضربي]</w:t>
+            </w:r>
+            <w:r>
+              <w:rPr>
+                <w:rtl/>
+              </w:rPr>
+              <w:t xml:space="preserve"> في تجارب مستقلة ، احتمال قائمة نتائج هو جداء احتمالات كل نتيجة.</w:t>
+            </w:r>
+          </w:p>
+        </w:tc>
+        <w:tc>
+          <w:tcPr>
+            <w:shd w:val="clear" w:color="auto" w:fill="E4E7ED"/>
+          </w:tcPr>
+          <w:p>
+            <w:pPr>
+              <w:pStyle w:val="Compact"/>
+              <w:bidi/>
+              <w:jc w:val="left"/>
+            </w:pPr>
+            <w:r>
+              <w:rPr>
+                <w:rtl/>
+              </w:rPr>
+              <w:t xml:space="preserve"/>
             </w:r>
           </w:p>
         </w:tc>
@@ -15348,8 +15042,52 @@
               <w:t xml:space="preserve">.</w:t>
             </w:r>
           </w:p>
-          <w:p>
-            <w:pPr>
+        </w:tc>
+        <w:tc>
+          <w:tcPr>
+            <w:shd w:val="clear" w:color="auto" w:fill="E4E7ED"/>
+          </w:tcPr>
+          <w:p>
+            <w:pPr>
+              <w:pStyle w:val="Compact"/>
+              <w:bidi/>
+              <w:jc w:val="left"/>
+            </w:pPr>
+            <w:r>
+              <w:rPr>
+                <w:rtl/>
+              </w:rPr>
+              <w:t xml:space="preserve"/>
+            </w:r>
+          </w:p>
+        </w:tc>
+      </w:tr>
+      <w:tr>
+        <w:tc>
+          <w:tcPr/>
+          <w:p>
+            <w:pPr>
+              <w:pStyle w:val="Compact"/>
+              <w:bidi/>
+              <w:jc w:val="center"/>
+            </w:pPr>
+          </w:p>
+        </w:tc>
+        <w:tc>
+          <w:tcPr/>
+          <w:p>
+            <w:pPr>
+              <w:pStyle w:val="Compact"/>
+              <w:bidi/>
+              <w:jc w:val="center"/>
+            </w:pPr>
+          </w:p>
+        </w:tc>
+        <w:tc>
+          <w:tcPr/>
+          <w:p>
+            <w:pPr>
+              <w:pStyle w:val="Compact"/>
               <w:bidi/>
               <w:jc w:val="left"/>
             </w:pPr>
@@ -15785,115 +15523,24 @@
               </w:rPr>
               <w:t xml:space="preserve"> </w:t>
             </w:r>
-            <m:oMath>
-              <m:r>
-                <m:t>0</m:t>
-              </m:r>
-              <m:r>
-                <m:rPr>
-                  <m:sty m:val="p"/>
-                </m:rPr>
-                <m:t>,</m:t>
-              </m:r>
-              <m:sSup>
-                <m:e>
-                  <m:r>
-                    <m:t>7</m:t>
-                  </m:r>
-                </m:e>
-                <m:sup>
-                  <m:r>
-                    <m:t>3</m:t>
-                  </m:r>
-                </m:sup>
-              </m:sSup>
-              <m:r>
-                <m:rPr>
-                  <m:sty m:val="p"/>
-                </m:rPr>
-                <m:t>=</m:t>
-              </m:r>
-              <m:r>
-                <m:t>0</m:t>
-              </m:r>
-              <m:r>
-                <m:rPr>
-                  <m:sty m:val="p"/>
-                </m:rPr>
-                <m:t>,</m:t>
-              </m:r>
-              <m:r>
-                <m:t>343</m:t>
-              </m:r>
-            </m:oMath>
-            <w:r>
-              <w:rPr>
-                <w:rtl/>
-              </w:rPr>
-              <w:t xml:space="preserve"> </w:t>
-            </w:r>
-            <w:r>
-              <w:rPr>
-                <w:rtl/>
-              </w:rPr>
-              <w:t xml:space="preserve">؛</w:t>
-            </w:r>
-            <w:r>
-              <w:rPr>
-                <w:rtl/>
-              </w:rPr>
-              <w:t xml:space="preserve"> </w:t>
-            </w:r>
-            <m:oMath>
-              <m:r>
-                <m:t>1</m:t>
-              </m:r>
-              <m:r>
-                <m:rPr>
-                  <m:sty m:val="p"/>
-                </m:rPr>
-                <m:t>−</m:t>
-              </m:r>
-              <m:r>
-                <m:t>0</m:t>
-              </m:r>
-              <m:r>
-                <m:rPr>
-                  <m:sty m:val="p"/>
-                </m:rPr>
-                <m:t>,</m:t>
-              </m:r>
-              <m:sSup>
-                <m:e>
-                  <m:r>
-                    <m:t>3</m:t>
-                  </m:r>
-                </m:e>
-                <m:sup>
-                  <m:r>
-                    <m:t>3</m:t>
-                  </m:r>
-                </m:sup>
-              </m:sSup>
-              <m:r>
-                <m:rPr>
-                  <m:sty m:val="p"/>
-                </m:rPr>
-                <m:t>=</m:t>
-              </m:r>
-              <m:r>
-                <m:t>0</m:t>
-              </m:r>
-              <m:r>
-                <m:rPr>
-                  <m:sty m:val="p"/>
-                </m:rPr>
-                <m:t>,</m:t>
-              </m:r>
-              <m:r>
-                <m:t>973</m:t>
-              </m:r>
-            </m:oMath>
+            <w:r>
+              <w:rPr>
+                <w:rtl/>
+              </w:rPr>
+              <w:t xml:space="preserve">‎$\RR{0{,}7^3=0{,}343}$</w:t>
+            </w:r>
+            <w:r>
+              <w:rPr>
+                <w:rtl/>
+              </w:rPr>
+              <w:t xml:space="preserve"> </w:t>
+            </w:r>
+            <w:r>
+              <w:rPr>
+                <w:rtl/>
+              </w:rPr>
+              <w:t xml:space="preserve">‎$\RR{1-0{,}3^3=0{,}973}$</w:t>
+            </w:r>
             <w:r>
               <w:rPr>
                 <w:rtl/>

--- a/documents/3as_ge/modhakirat/modhakira_wahda8_3as_ge.docx
+++ b/documents/3as_ge/modhakirat/modhakira_wahda8_3as_ge.docx
@@ -262,6 +262,7 @@
               <w:rPr>
                 <w:b/>
                 <w:bCs/>
+                <w:color w:val="1F4E9C"/>
                 <w:rtl/>
               </w:rPr>
               <w:t xml:space="preserve">العناوين</w:t>
@@ -280,6 +281,7 @@
             </w:r>
             <w:r>
               <w:rPr>
+                <w:color w:val="B3261E"/>
                 <w:rtl/>
               </w:rPr>
               <w:t xml:space="preserve">النتائج</w:t>
@@ -288,13 +290,7 @@
               <w:rPr>
                 <w:rtl/>
               </w:rPr>
-              <w:t xml:space="preserve"> </w:t>
-            </w:r>
-            <w:r>
-              <w:rPr>
-                <w:rtl/>
-              </w:rPr>
-              <w:t xml:space="preserve">بلون مختلف ، وكل سؤال في سطر.</w:t>
+              <w:t xml:space="preserve"> بلون مختلف ، وكل سؤال في سطر.</w:t>
             </w:r>
           </w:p>
         </w:tc>
@@ -785,10 +781,10 @@
         <w:tblLook w:firstRow="0" w:lastRow="0" w:firstColumn="0" w:lastColumn="0" w:noHBand="0" w:noVBand="0" w:val="0000"/>
       </w:tblPr>
       <w:tblGrid>
-        <w:gridCol w:w="1084"/>
-        <w:gridCol w:w="591"/>
-        <w:gridCol w:w="7004"/>
-        <w:gridCol w:w="1183"/>
+        <w:gridCol w:w="1281"/>
+        <w:gridCol w:w="690"/>
+        <w:gridCol w:w="6511"/>
+        <w:gridCol w:w="1380"/>
       </w:tblGrid>
       <w:tr>
         <w:tc>
@@ -1058,9 +1054,11 @@
               <w:rPr>
                 <w:b/>
                 <w:bCs/>
-                <w:rtl/>
-              </w:rPr>
-              <w:t xml:space="preserve">[نشاط 01]</w:t>
+                <w:color w:val="FFFFFF"/>
+                <w:shd w:val="clear" w:color="auto" w:fill="C76B00"/>
+                <w:rtl/>
+              </w:rPr>
+              <w:t xml:space="preserve"> نشاط 01 </w:t>
             </w:r>
             <w:r>
               <w:rPr>
@@ -1353,9 +1351,11 @@
               <w:rPr>
                 <w:b/>
                 <w:bCs/>
-                <w:rtl/>
-              </w:rPr>
-              <w:t xml:space="preserve">[مناقشة النشاط]</w:t>
+                <w:color w:val="FFFFFF"/>
+                <w:shd w:val="clear" w:color="auto" w:fill="1F4E9C"/>
+                <w:rtl/>
+              </w:rPr>
+              <w:t xml:space="preserve"> مناقشة النشاط </w:t>
             </w:r>
           </w:p>
           <w:p>
@@ -1396,11 +1396,17 @@
                 </m:fPr>
                 <m:num>
                   <m:r>
+                    <w:rPr>
+                      <w:color w:val="B3261E"/>
+                    </w:rPr>
                     <m:t>1</m:t>
                   </m:r>
                 </m:num>
                 <m:den>
                   <m:r>
+                    <w:rPr>
+                      <w:color w:val="B3261E"/>
+                    </w:rPr>
                     <m:t>10</m:t>
                   </m:r>
                 </m:den>
@@ -1477,15 +1483,24 @@
                 <m:t>=</m:t>
               </m:r>
               <m:r>
+                <w:rPr>
+                  <w:color w:val="B3261E"/>
+                </w:rPr>
                 <m:t>0</m:t>
               </m:r>
               <m:r>
                 <m:rPr>
                   <m:sty m:val="p"/>
                 </m:rPr>
+                <w:rPr>
+                  <w:color w:val="B3261E"/>
+                </w:rPr>
                 <m:t>,</m:t>
               </m:r>
               <m:r>
+                <w:rPr>
+                  <w:color w:val="B3261E"/>
+                </w:rPr>
                 <m:t>5</m:t>
               </m:r>
             </m:oMath>
@@ -1552,15 +1567,24 @@
                 <m:t>=</m:t>
               </m:r>
               <m:r>
+                <w:rPr>
+                  <w:color w:val="B3261E"/>
+                </w:rPr>
                 <m:t>0</m:t>
               </m:r>
               <m:r>
                 <m:rPr>
                   <m:sty m:val="p"/>
                 </m:rPr>
+                <w:rPr>
+                  <w:color w:val="B3261E"/>
+                </w:rPr>
                 <m:t>,</m:t>
               </m:r>
               <m:r>
+                <w:rPr>
+                  <w:color w:val="B3261E"/>
+                </w:rPr>
                 <m:t>3</m:t>
               </m:r>
             </m:oMath>
@@ -1627,15 +1651,24 @@
                 <m:t>=</m:t>
               </m:r>
               <m:r>
+                <w:rPr>
+                  <w:color w:val="B3261E"/>
+                </w:rPr>
                 <m:t>0</m:t>
               </m:r>
               <m:r>
                 <m:rPr>
                   <m:sty m:val="p"/>
                 </m:rPr>
+                <w:rPr>
+                  <w:color w:val="B3261E"/>
+                </w:rPr>
                 <m:t>,</m:t>
               </m:r>
               <m:r>
+                <w:rPr>
+                  <w:color w:val="B3261E"/>
+                </w:rPr>
                 <m:t>2</m:t>
               </m:r>
             </m:oMath>
@@ -1721,6 +1754,9 @@
                 <m:t>=</m:t>
               </m:r>
               <m:r>
+                <w:rPr>
+                  <w:color w:val="B3261E"/>
+                </w:rPr>
                 <m:t>1</m:t>
               </m:r>
             </m:oMath>
@@ -1873,15 +1909,24 @@
                 <m:t>=</m:t>
               </m:r>
               <m:r>
+                <w:rPr>
+                  <w:color w:val="B3261E"/>
+                </w:rPr>
                 <m:t>0</m:t>
               </m:r>
               <m:r>
                 <m:rPr>
                   <m:sty m:val="p"/>
                 </m:rPr>
+                <w:rPr>
+                  <w:color w:val="B3261E"/>
+                </w:rPr>
                 <m:t>,</m:t>
               </m:r>
               <m:r>
+                <w:rPr>
+                  <w:color w:val="B3261E"/>
+                </w:rPr>
                 <m:t>5</m:t>
               </m:r>
             </m:oMath>
@@ -1956,9 +2001,11 @@
               <w:rPr>
                 <w:b/>
                 <w:bCs/>
-                <w:rtl/>
-              </w:rPr>
-              <w:t xml:space="preserve">[تعريف]</w:t>
+                <w:color w:val="FFFFFF"/>
+                <w:shd w:val="clear" w:color="auto" w:fill="1F4E9C"/>
+                <w:rtl/>
+              </w:rPr>
+              <w:t xml:space="preserve"> تعريف </w:t>
             </w:r>
           </w:p>
           <w:p>
@@ -2181,22 +2228,34 @@
             </w:r>
             <m:oMath>
               <m:r>
+                <w:rPr>
+                  <w:color w:val="B3261E"/>
+                </w:rPr>
                 <m:t>0</m:t>
               </m:r>
               <m:r>
                 <m:rPr>
                   <m:sty m:val="p"/>
                 </m:rPr>
+                <w:rPr>
+                  <w:color w:val="B3261E"/>
+                </w:rPr>
                 <m:t>≤</m:t>
               </m:r>
               <m:sSub>
                 <m:e>
                   <m:r>
+                    <w:rPr>
+                      <w:color w:val="B3261E"/>
+                    </w:rPr>
                     <m:t>p</m:t>
                   </m:r>
                 </m:e>
                 <m:sub>
                   <m:r>
+                    <w:rPr>
+                      <w:color w:val="B3261E"/>
+                    </w:rPr>
                     <m:t>i</m:t>
                   </m:r>
                 </m:sub>
@@ -2205,9 +2264,15 @@
                 <m:rPr>
                   <m:sty m:val="p"/>
                 </m:rPr>
+                <w:rPr>
+                  <w:color w:val="B3261E"/>
+                </w:rPr>
                 <m:t>≤</m:t>
               </m:r>
               <m:r>
+                <w:rPr>
+                  <w:color w:val="B3261E"/>
+                </w:rPr>
                 <m:t>1</m:t>
               </m:r>
             </m:oMath>
@@ -2233,11 +2298,17 @@
               <m:sSub>
                 <m:e>
                   <m:r>
+                    <w:rPr>
+                      <w:color w:val="B3261E"/>
+                    </w:rPr>
                     <m:t>p</m:t>
                   </m:r>
                 </m:e>
                 <m:sub>
                   <m:r>
+                    <w:rPr>
+                      <w:color w:val="B3261E"/>
+                    </w:rPr>
                     <m:t>1</m:t>
                   </m:r>
                 </m:sub>
@@ -2246,16 +2317,25 @@
                 <m:rPr>
                   <m:sty m:val="p"/>
                 </m:rPr>
+                <w:rPr>
+                  <w:color w:val="B3261E"/>
+                </w:rPr>
                 <m:t>+</m:t>
               </m:r>
               <m:sSub>
                 <m:e>
                   <m:r>
+                    <w:rPr>
+                      <w:color w:val="B3261E"/>
+                    </w:rPr>
                     <m:t>p</m:t>
                   </m:r>
                 </m:e>
                 <m:sub>
                   <m:r>
+                    <w:rPr>
+                      <w:color w:val="B3261E"/>
+                    </w:rPr>
                     <m:t>2</m:t>
                   </m:r>
                 </m:sub>
@@ -2264,28 +2344,43 @@
                 <m:rPr>
                   <m:sty m:val="p"/>
                 </m:rPr>
+                <w:rPr>
+                  <w:color w:val="B3261E"/>
+                </w:rPr>
                 <m:t>+</m:t>
               </m:r>
               <m:r>
                 <m:rPr>
                   <m:sty m:val="p"/>
                 </m:rPr>
+                <w:rPr>
+                  <w:color w:val="B3261E"/>
+                </w:rPr>
                 <m:t>…</m:t>
               </m:r>
               <m:r>
                 <m:rPr>
                   <m:sty m:val="p"/>
                 </m:rPr>
+                <w:rPr>
+                  <w:color w:val="B3261E"/>
+                </w:rPr>
                 <m:t>+</m:t>
               </m:r>
               <m:sSub>
                 <m:e>
                   <m:r>
+                    <w:rPr>
+                      <w:color w:val="B3261E"/>
+                    </w:rPr>
                     <m:t>p</m:t>
                   </m:r>
                 </m:e>
                 <m:sub>
                   <m:r>
+                    <w:rPr>
+                      <w:color w:val="B3261E"/>
+                    </w:rPr>
                     <m:t>n</m:t>
                   </m:r>
                 </m:sub>
@@ -2294,9 +2389,15 @@
                 <m:rPr>
                   <m:sty m:val="p"/>
                 </m:rPr>
+                <w:rPr>
+                  <w:color w:val="B3261E"/>
+                </w:rPr>
                 <m:t>=</m:t>
               </m:r>
               <m:r>
+                <w:rPr>
+                  <w:color w:val="B3261E"/>
+                </w:rPr>
                 <m:t>1</m:t>
               </m:r>
             </m:oMath>
@@ -2347,16 +2448,11 @@
               <w:rPr>
                 <w:rtl/>
               </w:rPr>
-              <w:t xml:space="preserve">:</w:t>
-            </w:r>
-            <w:r>
-              <w:rPr>
-                <w:rtl/>
-              </w:rPr>
-              <w:t xml:space="preserve"> </w:t>
-            </w:r>
-            <w:r>
-              <w:rPr>
+              <w:t xml:space="preserve">: </w:t>
+            </w:r>
+            <w:r>
+              <w:rPr>
+                <w:color w:val="B3261E"/>
                 <w:rtl/>
               </w:rPr>
               <w:t xml:space="preserve">مجموع</w:t>
@@ -2369,6 +2465,7 @@
             </w:r>
             <w:r>
               <w:rPr>
+                <w:color w:val="B3261E"/>
                 <w:rtl/>
               </w:rPr>
               <w:t xml:space="preserve">احتمالات</w:t>
@@ -2381,6 +2478,7 @@
             </w:r>
             <w:r>
               <w:rPr>
+                <w:color w:val="B3261E"/>
                 <w:rtl/>
               </w:rPr>
               <w:t xml:space="preserve">الإمكانيات</w:t>
@@ -2393,6 +2491,7 @@
             </w:r>
             <w:r>
               <w:rPr>
+                <w:color w:val="B3261E"/>
                 <w:rtl/>
               </w:rPr>
               <w:t xml:space="preserve">التي</w:t>
@@ -2405,6 +2504,7 @@
             </w:r>
             <w:r>
               <w:rPr>
+                <w:color w:val="B3261E"/>
                 <w:rtl/>
               </w:rPr>
               <w:t xml:space="preserve">تحققها</w:t>
@@ -2457,6 +2557,9 @@
             </w:r>
             <m:oMath>
               <m:r>
+                <w:rPr>
+                  <w:color w:val="B3261E"/>
+                </w:rPr>
                 <m:t>P</m:t>
               </m:r>
               <m:d>
@@ -2468,6 +2571,9 @@
                 </m:dPr>
                 <m:e>
                   <m:r>
+                    <w:rPr>
+                      <w:color w:val="B3261E"/>
+                    </w:rPr>
                     <m:t>A</m:t>
                   </m:r>
                 </m:e>
@@ -2476,6 +2582,9 @@
                 <m:rPr>
                   <m:sty m:val="p"/>
                 </m:rPr>
+                <w:rPr>
+                  <w:color w:val="B3261E"/>
+                </w:rPr>
                 <m:t>=</m:t>
               </m:r>
               <m:f>
@@ -2488,12 +2597,21 @@
                       <m:nor/>
                       <m:sty m:val="p"/>
                     </m:rPr>
+                    <w:rPr>
+                      <w:color w:val="B3261E"/>
+                    </w:rPr>
                     <m:t>card</m:t>
                   </m:r>
                   <m:r>
+                    <w:rPr>
+                      <w:color w:val="B3261E"/>
+                    </w:rPr>
                     <m:t> </m:t>
                   </m:r>
                   <m:r>
+                    <w:rPr>
+                      <w:color w:val="B3261E"/>
+                    </w:rPr>
                     <m:t>A</m:t>
                   </m:r>
                 </m:num>
@@ -2503,12 +2621,21 @@
                       <m:nor/>
                       <m:sty m:val="p"/>
                     </m:rPr>
+                    <w:rPr>
+                      <w:color w:val="B3261E"/>
+                    </w:rPr>
                     <m:t>card</m:t>
                   </m:r>
                   <m:r>
+                    <w:rPr>
+                      <w:color w:val="B3261E"/>
+                    </w:rPr>
                     <m:t> </m:t>
                   </m:r>
                   <m:r>
+                    <w:rPr>
+                      <w:color w:val="B3261E"/>
+                    </w:rPr>
                     <m:t>Ω</m:t>
                   </m:r>
                 </m:den>
@@ -2587,9 +2714,11 @@
               <w:rPr>
                 <w:b/>
                 <w:bCs/>
-                <w:rtl/>
-              </w:rPr>
-              <w:t xml:space="preserve">[خاصية]</w:t>
+                <w:color w:val="FFFFFF"/>
+                <w:shd w:val="clear" w:color="auto" w:fill="B3261E"/>
+                <w:rtl/>
+              </w:rPr>
+              <w:t xml:space="preserve"> خاصية </w:t>
             </w:r>
           </w:p>
           <w:p>
@@ -2705,6 +2834,598 @@
                 <w:rtl/>
               </w:rPr>
               <w:t xml:space="preserve">(2)</w:t>
+            </w:r>
+            <w:r>
+              <w:rPr>
+                <w:rtl/>
+              </w:rPr>
+              <w:t xml:space="preserve"> </w:t>
+            </w:r>
+            <m:oMath>
+              <m:r>
+                <w:rPr>
+                  <w:color w:val="B3261E"/>
+                </w:rPr>
+                <m:t>P</m:t>
+              </m:r>
+              <m:d>
+                <m:dPr>
+                  <m:begChr m:val="("/>
+                  <m:endChr m:val=")"/>
+                  <m:sepChr m:val=""/>
+                  <m:grow/>
+                </m:dPr>
+                <m:e>
+                  <m:bar>
+                    <m:barPr>
+                      <m:pos m:val="top"/>
+                    </m:barPr>
+                    <m:e>
+                      <m:r>
+                        <w:rPr>
+                          <w:color w:val="B3261E"/>
+                        </w:rPr>
+                        <m:t>A</m:t>
+                      </m:r>
+                    </m:e>
+                  </m:bar>
+                </m:e>
+              </m:d>
+              <m:r>
+                <m:rPr>
+                  <m:sty m:val="p"/>
+                </m:rPr>
+                <w:rPr>
+                  <w:color w:val="B3261E"/>
+                </w:rPr>
+                <m:t>=</m:t>
+              </m:r>
+              <m:r>
+                <w:rPr>
+                  <w:color w:val="B3261E"/>
+                </w:rPr>
+                <m:t>1</m:t>
+              </m:r>
+              <m:r>
+                <m:rPr>
+                  <m:sty m:val="p"/>
+                </m:rPr>
+                <w:rPr>
+                  <w:color w:val="B3261E"/>
+                </w:rPr>
+                <m:t>−</m:t>
+              </m:r>
+              <m:r>
+                <w:rPr>
+                  <w:color w:val="B3261E"/>
+                </w:rPr>
+                <m:t>P</m:t>
+              </m:r>
+              <m:d>
+                <m:dPr>
+                  <m:begChr m:val="("/>
+                  <m:endChr m:val=")"/>
+                  <m:sepChr m:val=""/>
+                  <m:grow/>
+                </m:dPr>
+                <m:e>
+                  <m:r>
+                    <w:rPr>
+                      <w:color w:val="B3261E"/>
+                    </w:rPr>
+                    <m:t>A</m:t>
+                  </m:r>
+                </m:e>
+              </m:d>
+            </m:oMath>
+            <w:r>
+              <w:rPr>
+                <w:rtl/>
+              </w:rPr>
+              <w:t xml:space="preserve">.</w:t>
+            </w:r>
+          </w:p>
+          <w:p>
+            <w:pPr>
+              <w:bidi/>
+              <w:jc w:val="left"/>
+            </w:pPr>
+            <w:r>
+              <w:rPr>
+                <w:b/>
+                <w:bCs/>
+                <w:rtl/>
+              </w:rPr>
+              <w:t xml:space="preserve">(3)</w:t>
+            </w:r>
+            <w:r>
+              <w:rPr>
+                <w:rtl/>
+              </w:rPr>
+              <w:t xml:space="preserve"> </w:t>
+            </w:r>
+            <m:oMath>
+              <m:r>
+                <w:rPr>
+                  <w:color w:val="B3261E"/>
+                </w:rPr>
+                <m:t>P</m:t>
+              </m:r>
+              <m:d>
+                <m:dPr>
+                  <m:begChr m:val="("/>
+                  <m:endChr m:val=")"/>
+                  <m:sepChr m:val=""/>
+                  <m:grow/>
+                </m:dPr>
+                <m:e>
+                  <m:r>
+                    <w:rPr>
+                      <w:color w:val="B3261E"/>
+                    </w:rPr>
+                    <m:t>A</m:t>
+                  </m:r>
+                  <m:r>
+                    <m:rPr>
+                      <m:sty m:val="p"/>
+                    </m:rPr>
+                    <w:rPr>
+                      <w:color w:val="B3261E"/>
+                    </w:rPr>
+                    <m:t>∪</m:t>
+                  </m:r>
+                  <m:r>
+                    <w:rPr>
+                      <w:color w:val="B3261E"/>
+                    </w:rPr>
+                    <m:t>B</m:t>
+                  </m:r>
+                </m:e>
+              </m:d>
+              <m:r>
+                <m:rPr>
+                  <m:sty m:val="p"/>
+                </m:rPr>
+                <w:rPr>
+                  <w:color w:val="B3261E"/>
+                </w:rPr>
+                <m:t>=</m:t>
+              </m:r>
+              <m:r>
+                <w:rPr>
+                  <w:color w:val="B3261E"/>
+                </w:rPr>
+                <m:t>P</m:t>
+              </m:r>
+              <m:d>
+                <m:dPr>
+                  <m:begChr m:val="("/>
+                  <m:endChr m:val=")"/>
+                  <m:sepChr m:val=""/>
+                  <m:grow/>
+                </m:dPr>
+                <m:e>
+                  <m:r>
+                    <w:rPr>
+                      <w:color w:val="B3261E"/>
+                    </w:rPr>
+                    <m:t>A</m:t>
+                  </m:r>
+                </m:e>
+              </m:d>
+              <m:r>
+                <m:rPr>
+                  <m:sty m:val="p"/>
+                </m:rPr>
+                <w:rPr>
+                  <w:color w:val="B3261E"/>
+                </w:rPr>
+                <m:t>+</m:t>
+              </m:r>
+              <m:r>
+                <w:rPr>
+                  <w:color w:val="B3261E"/>
+                </w:rPr>
+                <m:t>P</m:t>
+              </m:r>
+              <m:d>
+                <m:dPr>
+                  <m:begChr m:val="("/>
+                  <m:endChr m:val=")"/>
+                  <m:sepChr m:val=""/>
+                  <m:grow/>
+                </m:dPr>
+                <m:e>
+                  <m:r>
+                    <w:rPr>
+                      <w:color w:val="B3261E"/>
+                    </w:rPr>
+                    <m:t>B</m:t>
+                  </m:r>
+                </m:e>
+              </m:d>
+              <m:r>
+                <m:rPr>
+                  <m:sty m:val="p"/>
+                </m:rPr>
+                <w:rPr>
+                  <w:color w:val="B3261E"/>
+                </w:rPr>
+                <m:t>−</m:t>
+              </m:r>
+              <m:r>
+                <w:rPr>
+                  <w:color w:val="B3261E"/>
+                </w:rPr>
+                <m:t>P</m:t>
+              </m:r>
+              <m:d>
+                <m:dPr>
+                  <m:begChr m:val="("/>
+                  <m:endChr m:val=")"/>
+                  <m:sepChr m:val=""/>
+                  <m:grow/>
+                </m:dPr>
+                <m:e>
+                  <m:r>
+                    <w:rPr>
+                      <w:color w:val="B3261E"/>
+                    </w:rPr>
+                    <m:t>A</m:t>
+                  </m:r>
+                  <m:r>
+                    <m:rPr>
+                      <m:sty m:val="p"/>
+                    </m:rPr>
+                    <w:rPr>
+                      <w:color w:val="B3261E"/>
+                    </w:rPr>
+                    <m:t>∩</m:t>
+                  </m:r>
+                  <m:r>
+                    <w:rPr>
+                      <w:color w:val="B3261E"/>
+                    </w:rPr>
+                    <m:t>B</m:t>
+                  </m:r>
+                </m:e>
+              </m:d>
+            </m:oMath>
+            <w:r>
+              <w:rPr>
+                <w:rtl/>
+              </w:rPr>
+              <w:t xml:space="preserve"> </w:t>
+            </w:r>
+            <w:r>
+              <w:rPr>
+                <w:rtl/>
+              </w:rPr>
+              <w:t xml:space="preserve">، وإذا كانت</w:t>
+            </w:r>
+            <w:r>
+              <w:rPr>
+                <w:rtl/>
+              </w:rPr>
+              <w:t xml:space="preserve"> </w:t>
+            </w:r>
+            <m:oMath>
+              <m:r>
+                <m:t>A</m:t>
+              </m:r>
+            </m:oMath>
+            <w:r>
+              <w:rPr>
+                <w:rtl/>
+              </w:rPr>
+              <w:t xml:space="preserve"> </w:t>
+            </w:r>
+            <w:r>
+              <w:rPr>
+                <w:rtl/>
+              </w:rPr>
+              <w:t xml:space="preserve">و</w:t>
+            </w:r>
+            <w:r>
+              <w:rPr>
+                <w:rtl/>
+              </w:rPr>
+              <w:t xml:space="preserve"> </w:t>
+            </w:r>
+            <m:oMath>
+              <m:r>
+                <m:t>B</m:t>
+              </m:r>
+            </m:oMath>
+            <w:r>
+              <w:rPr>
+                <w:rtl/>
+              </w:rPr>
+              <w:t xml:space="preserve"> </w:t>
+            </w:r>
+            <w:r>
+              <w:rPr>
+                <w:rtl/>
+              </w:rPr>
+              <w:t xml:space="preserve">غير متلائمتين (</w:t>
+            </w:r>
+            <m:oMath>
+              <m:r>
+                <m:t>A</m:t>
+              </m:r>
+              <m:r>
+                <m:rPr>
+                  <m:sty m:val="p"/>
+                </m:rPr>
+                <m:t>∩</m:t>
+              </m:r>
+              <m:r>
+                <m:t>B</m:t>
+              </m:r>
+              <m:r>
+                <m:rPr>
+                  <m:sty m:val="p"/>
+                </m:rPr>
+                <m:t>=</m:t>
+              </m:r>
+              <m:r>
+                <m:rPr>
+                  <m:sty m:val="p"/>
+                </m:rPr>
+                <m:t>⌀</m:t>
+              </m:r>
+            </m:oMath>
+            <w:r>
+              <w:rPr>
+                <w:rtl/>
+              </w:rPr>
+              <w:t xml:space="preserve">):</w:t>
+            </w:r>
+            <w:r>
+              <w:rPr>
+                <w:rtl/>
+              </w:rPr>
+              <w:t xml:space="preserve"> </w:t>
+            </w:r>
+            <m:oMath>
+              <m:r>
+                <m:t>P</m:t>
+              </m:r>
+              <m:d>
+                <m:dPr>
+                  <m:begChr m:val="("/>
+                  <m:endChr m:val=")"/>
+                  <m:sepChr m:val=""/>
+                  <m:grow/>
+                </m:dPr>
+                <m:e>
+                  <m:r>
+                    <m:t>A</m:t>
+                  </m:r>
+                  <m:r>
+                    <m:rPr>
+                      <m:sty m:val="p"/>
+                    </m:rPr>
+                    <m:t>∪</m:t>
+                  </m:r>
+                  <m:r>
+                    <m:t>B</m:t>
+                  </m:r>
+                </m:e>
+              </m:d>
+              <m:r>
+                <m:rPr>
+                  <m:sty m:val="p"/>
+                </m:rPr>
+                <m:t>=</m:t>
+              </m:r>
+              <m:r>
+                <m:t>P</m:t>
+              </m:r>
+              <m:d>
+                <m:dPr>
+                  <m:begChr m:val="("/>
+                  <m:endChr m:val=")"/>
+                  <m:sepChr m:val=""/>
+                  <m:grow/>
+                </m:dPr>
+                <m:e>
+                  <m:r>
+                    <m:t>A</m:t>
+                  </m:r>
+                </m:e>
+              </m:d>
+              <m:r>
+                <m:rPr>
+                  <m:sty m:val="p"/>
+                </m:rPr>
+                <m:t>+</m:t>
+              </m:r>
+              <m:r>
+                <m:t>P</m:t>
+              </m:r>
+              <m:d>
+                <m:dPr>
+                  <m:begChr m:val="("/>
+                  <m:endChr m:val=")"/>
+                  <m:sepChr m:val=""/>
+                  <m:grow/>
+                </m:dPr>
+                <m:e>
+                  <m:r>
+                    <m:t>B</m:t>
+                  </m:r>
+                </m:e>
+              </m:d>
+            </m:oMath>
+            <w:r>
+              <w:rPr>
+                <w:rtl/>
+              </w:rPr>
+              <w:t xml:space="preserve">.</w:t>
+            </w:r>
+          </w:p>
+        </w:tc>
+        <w:tc>
+          <w:tcPr>
+            <w:shd w:val="clear" w:color="auto" w:fill="E4E7ED"/>
+          </w:tcPr>
+          <w:p>
+            <w:pPr>
+              <w:pStyle w:val="Compact"/>
+              <w:bidi/>
+              <w:jc w:val="left"/>
+            </w:pPr>
+            <w:r>
+              <w:rPr>
+                <w:rtl/>
+              </w:rPr>
+              <w:t xml:space="preserve"/>
+            </w:r>
+          </w:p>
+        </w:tc>
+      </w:tr>
+      <w:tr>
+        <w:tc>
+          <w:tcPr/>
+          <w:p>
+            <w:pPr>
+              <w:pStyle w:val="Compact"/>
+              <w:bidi/>
+              <w:jc w:val="center"/>
+            </w:pPr>
+          </w:p>
+        </w:tc>
+        <w:tc>
+          <w:tcPr/>
+          <w:p>
+            <w:pPr>
+              <w:pStyle w:val="Compact"/>
+              <w:bidi/>
+              <w:jc w:val="center"/>
+            </w:pPr>
+          </w:p>
+        </w:tc>
+        <w:tc>
+          <w:tcPr/>
+          <w:p>
+            <w:pPr>
+              <w:bidi/>
+              <w:jc w:val="left"/>
+            </w:pPr>
+            <w:r>
+              <w:rPr>
+                <w:b/>
+                <w:bCs/>
+                <w:color w:val="FFFFFF"/>
+                <w:shd w:val="clear" w:color="auto" w:fill="C76B00"/>
+                <w:rtl/>
+              </w:rPr>
+              <w:t xml:space="preserve"> مثال </w:t>
+            </w:r>
+            <w:r>
+              <w:rPr>
+                <w:rtl/>
+              </w:rPr>
+              <w:t xml:space="preserve"> قانون احتمال النشاط 01:</w:t>
+            </w:r>
+          </w:p>
+          <w:p>
+            <w:pPr>
+              <w:bidi/>
+              <w:jc w:val="center"/>
+            </w:pPr>
+            <w:r>
+              <w:rPr>
+                <w:rtl/>
+              </w:rPr>
+              <w:drawing>
+                <wp:inline>
+                  <wp:extent cx="4038656" cy="482883"/>
+                  <wp:docPr id="1" name="Picture 1"/>
+                  <wp:cNvGraphicFramePr>
+                    <a:graphicFrameLocks noChangeAspect="1"/>
+                  </wp:cNvGraphicFramePr>
+                  <a:graphic>
+                    <a:graphicData uri="http://schemas.openxmlformats.org/drawingml/2006/picture">
+                      <pic:pic>
+                        <pic:nvPicPr>
+                          <pic:cNvPr id="0" name="902c338e940d5356.png"/>
+                          <pic:cNvPicPr/>
+                        </pic:nvPicPr>
+                        <pic:blipFill>
+                          <a:blip r:embed="rId9"/>
+                          <a:stretch>
+                            <a:fillRect/>
+                          </a:stretch>
+                        </pic:blipFill>
+                        <pic:spPr>
+                          <a:xfrm>
+                            <a:off x="0" y="0"/>
+                            <a:ext cx="4038656" cy="482883"/>
+                          </a:xfrm>
+                          <a:prstGeom prst="rect"/>
+                        </pic:spPr>
+                      </pic:pic>
+                    </a:graphicData>
+                  </a:graphic>
+                </wp:inline>
+              </w:drawing>
+            </w:r>
+          </w:p>
+          <w:p>
+            <w:pPr>
+              <w:bidi/>
+              <w:jc w:val="left"/>
+            </w:pPr>
+            <w:r>
+              <w:rPr>
+                <w:b/>
+                <w:bCs/>
+                <w:rtl/>
+              </w:rPr>
+              <w:t xml:space="preserve">(1)</w:t>
+            </w:r>
+            <w:r>
+              <w:rPr>
+                <w:rtl/>
+              </w:rPr>
+              <w:t xml:space="preserve"> </w:t>
+            </w:r>
+            <m:oMath>
+              <m:bar>
+                <m:barPr>
+                  <m:pos m:val="top"/>
+                </m:barPr>
+                <m:e>
+                  <m:r>
+                    <m:t>A</m:t>
+                  </m:r>
+                </m:e>
+              </m:bar>
+            </m:oMath>
+            <w:r>
+              <w:rPr>
+                <w:rtl/>
+              </w:rPr>
+              <w:t xml:space="preserve">: «الرقم</w:t>
+            </w:r>
+            <w:r>
+              <w:rPr>
+                <w:rtl/>
+              </w:rPr>
+              <w:t xml:space="preserve"> </w:t>
+            </w:r>
+            <m:oMath>
+              <m:r>
+                <m:t>1</m:t>
+              </m:r>
+            </m:oMath>
+            <w:r>
+              <w:rPr>
+                <w:rtl/>
+              </w:rPr>
+              <w:t xml:space="preserve">»:</w:t>
             </w:r>
             <w:r>
               <w:rPr>
@@ -2752,6 +3473,134 @@
                 <m:t>−</m:t>
               </m:r>
               <m:r>
+                <m:t>0</m:t>
+              </m:r>
+              <m:r>
+                <m:rPr>
+                  <m:sty m:val="p"/>
+                </m:rPr>
+                <m:t>,</m:t>
+              </m:r>
+              <m:r>
+                <m:t>5</m:t>
+              </m:r>
+              <m:r>
+                <m:rPr>
+                  <m:sty m:val="p"/>
+                </m:rPr>
+                <m:t>=</m:t>
+              </m:r>
+              <m:r>
+                <w:rPr>
+                  <w:color w:val="B3261E"/>
+                </w:rPr>
+                <m:t>0</m:t>
+              </m:r>
+              <m:r>
+                <m:rPr>
+                  <m:sty m:val="p"/>
+                </m:rPr>
+                <w:rPr>
+                  <w:color w:val="B3261E"/>
+                </w:rPr>
+                <m:t>,</m:t>
+              </m:r>
+              <m:r>
+                <w:rPr>
+                  <w:color w:val="B3261E"/>
+                </w:rPr>
+                <m:t>5</m:t>
+              </m:r>
+            </m:oMath>
+            <w:r>
+              <w:rPr>
+                <w:rtl/>
+              </w:rPr>
+              <w:t xml:space="preserve">.</w:t>
+            </w:r>
+          </w:p>
+          <w:p>
+            <w:pPr>
+              <w:bidi/>
+              <w:jc w:val="left"/>
+            </w:pPr>
+            <w:r>
+              <w:rPr>
+                <w:b/>
+                <w:bCs/>
+                <w:rtl/>
+              </w:rPr>
+              <w:t xml:space="preserve">(2)</w:t>
+            </w:r>
+            <w:r>
+              <w:rPr>
+                <w:rtl/>
+              </w:rPr>
+              <w:t xml:space="preserve"> </w:t>
+            </w:r>
+            <m:oMath>
+              <m:r>
+                <m:t>B</m:t>
+              </m:r>
+            </m:oMath>
+            <w:r>
+              <w:rPr>
+                <w:rtl/>
+              </w:rPr>
+              <w:t xml:space="preserve">: «الرقم فردي»</w:t>
+            </w:r>
+            <w:r>
+              <w:rPr>
+                <w:rtl/>
+              </w:rPr>
+              <w:t xml:space="preserve"> </w:t>
+            </w:r>
+            <m:oMath>
+              <m:r>
+                <m:rPr>
+                  <m:sty m:val="p"/>
+                </m:rPr>
+                <m:t>=</m:t>
+              </m:r>
+              <m:r>
+                <m:rPr>
+                  <m:sty m:val="p"/>
+                </m:rPr>
+                <m:t>{</m:t>
+              </m:r>
+              <m:r>
+                <m:t>1</m:t>
+              </m:r>
+              <m:r>
+                <m:rPr>
+                  <m:sty m:val="p"/>
+                </m:rPr>
+                <m:t>;</m:t>
+              </m:r>
+              <m:r>
+                <m:t>5</m:t>
+              </m:r>
+              <m:r>
+                <m:rPr>
+                  <m:sty m:val="p"/>
+                </m:rPr>
+                <m:t>}</m:t>
+              </m:r>
+            </m:oMath>
+            <w:r>
+              <w:rPr>
+                <w:rtl/>
+              </w:rPr>
+              <w:t xml:space="preserve">:</w:t>
+            </w:r>
+            <w:r>
+              <w:rPr>
+                <w:rtl/>
+              </w:rPr>
+              <w:t xml:space="preserve"> </w:t>
+            </w:r>
+            <m:oMath>
+              <m:r>
                 <m:t>P</m:t>
               </m:r>
               <m:d>
@@ -2763,10 +3612,73 @@
                 </m:dPr>
                 <m:e>
                   <m:r>
-                    <m:t>A</m:t>
+                    <m:t>B</m:t>
                   </m:r>
                 </m:e>
               </m:d>
+              <m:r>
+                <m:rPr>
+                  <m:sty m:val="p"/>
+                </m:rPr>
+                <m:t>=</m:t>
+              </m:r>
+              <m:r>
+                <m:t>0</m:t>
+              </m:r>
+              <m:r>
+                <m:rPr>
+                  <m:sty m:val="p"/>
+                </m:rPr>
+                <m:t>,</m:t>
+              </m:r>
+              <m:r>
+                <m:t>5</m:t>
+              </m:r>
+              <m:r>
+                <m:rPr>
+                  <m:sty m:val="p"/>
+                </m:rPr>
+                <m:t>+</m:t>
+              </m:r>
+              <m:r>
+                <m:t>0</m:t>
+              </m:r>
+              <m:r>
+                <m:rPr>
+                  <m:sty m:val="p"/>
+                </m:rPr>
+                <m:t>,</m:t>
+              </m:r>
+              <m:r>
+                <m:t>2</m:t>
+              </m:r>
+              <m:r>
+                <m:rPr>
+                  <m:sty m:val="p"/>
+                </m:rPr>
+                <m:t>=</m:t>
+              </m:r>
+              <m:r>
+                <w:rPr>
+                  <w:color w:val="B3261E"/>
+                </w:rPr>
+                <m:t>0</m:t>
+              </m:r>
+              <m:r>
+                <m:rPr>
+                  <m:sty m:val="p"/>
+                </m:rPr>
+                <w:rPr>
+                  <w:color w:val="B3261E"/>
+                </w:rPr>
+                <m:t>,</m:t>
+              </m:r>
+              <m:r>
+                <w:rPr>
+                  <w:color w:val="B3261E"/>
+                </w:rPr>
+                <m:t>7</m:t>
+              </m:r>
             </m:oMath>
             <w:r>
               <w:rPr>
@@ -2787,6 +3699,53 @@
                 <w:rtl/>
               </w:rPr>
               <w:t xml:space="preserve">(3)</w:t>
+            </w:r>
+            <w:r>
+              <w:rPr>
+                <w:rtl/>
+              </w:rPr>
+              <w:t xml:space="preserve"> </w:t>
+            </w:r>
+            <m:oMath>
+              <m:r>
+                <m:t>A</m:t>
+              </m:r>
+              <m:r>
+                <m:rPr>
+                  <m:sty m:val="p"/>
+                </m:rPr>
+                <m:t>∩</m:t>
+              </m:r>
+              <m:r>
+                <m:t>B</m:t>
+              </m:r>
+              <m:r>
+                <m:rPr>
+                  <m:sty m:val="p"/>
+                </m:rPr>
+                <m:t>=</m:t>
+              </m:r>
+              <m:r>
+                <m:rPr>
+                  <m:sty m:val="p"/>
+                </m:rPr>
+                <m:t>{</m:t>
+              </m:r>
+              <m:r>
+                <m:t>5</m:t>
+              </m:r>
+              <m:r>
+                <m:rPr>
+                  <m:sty m:val="p"/>
+                </m:rPr>
+                <m:t>}</m:t>
+              </m:r>
+            </m:oMath>
+            <w:r>
+              <w:rPr>
+                <w:rtl/>
+              </w:rPr>
+              <w:t xml:space="preserve">:</w:t>
             </w:r>
             <w:r>
               <w:rPr>
@@ -2827,21 +3786,17 @@
                 <m:t>=</m:t>
               </m:r>
               <m:r>
-                <m:t>P</m:t>
-              </m:r>
-              <m:d>
-                <m:dPr>
-                  <m:begChr m:val="("/>
-                  <m:endChr m:val=")"/>
-                  <m:sepChr m:val=""/>
-                  <m:grow/>
-                </m:dPr>
-                <m:e>
-                  <m:r>
-                    <m:t>A</m:t>
-                  </m:r>
-                </m:e>
-              </m:d>
+                <m:t>0</m:t>
+              </m:r>
+              <m:r>
+                <m:rPr>
+                  <m:sty m:val="p"/>
+                </m:rPr>
+                <m:t>,</m:t>
+              </m:r>
+              <m:r>
+                <m:t>5</m:t>
+              </m:r>
               <m:r>
                 <m:rPr>
                   <m:sty m:val="p"/>
@@ -2849,21 +3804,17 @@
                 <m:t>+</m:t>
               </m:r>
               <m:r>
-                <m:t>P</m:t>
-              </m:r>
-              <m:d>
-                <m:dPr>
-                  <m:begChr m:val="("/>
-                  <m:endChr m:val=")"/>
-                  <m:sepChr m:val=""/>
-                  <m:grow/>
-                </m:dPr>
-                <m:e>
-                  <m:r>
-                    <m:t>B</m:t>
-                  </m:r>
-                </m:e>
-              </m:d>
+                <m:t>0</m:t>
+              </m:r>
+              <m:r>
+                <m:rPr>
+                  <m:sty m:val="p"/>
+                </m:rPr>
+                <m:t>,</m:t>
+              </m:r>
+              <m:r>
+                <m:t>7</m:t>
+              </m:r>
               <m:r>
                 <m:rPr>
                   <m:sty m:val="p"/>
@@ -2871,30 +3822,29 @@
                 <m:t>−</m:t>
               </m:r>
               <m:r>
-                <m:t>P</m:t>
-              </m:r>
-              <m:d>
-                <m:dPr>
-                  <m:begChr m:val="("/>
-                  <m:endChr m:val=")"/>
-                  <m:sepChr m:val=""/>
-                  <m:grow/>
-                </m:dPr>
-                <m:e>
-                  <m:r>
-                    <m:t>A</m:t>
-                  </m:r>
-                  <m:r>
-                    <m:rPr>
-                      <m:sty m:val="p"/>
-                    </m:rPr>
-                    <m:t>∩</m:t>
-                  </m:r>
-                  <m:r>
-                    <m:t>B</m:t>
-                  </m:r>
-                </m:e>
-              </m:d>
+                <m:t>0</m:t>
+              </m:r>
+              <m:r>
+                <m:rPr>
+                  <m:sty m:val="p"/>
+                </m:rPr>
+                <m:t>,</m:t>
+              </m:r>
+              <m:r>
+                <m:t>2</m:t>
+              </m:r>
+              <m:r>
+                <m:rPr>
+                  <m:sty m:val="p"/>
+                </m:rPr>
+                <m:t>=</m:t>
+              </m:r>
+              <m:r>
+                <w:rPr>
+                  <w:color w:val="B3261E"/>
+                </w:rPr>
+                <m:t>1</m:t>
+              </m:r>
             </m:oMath>
             <w:r>
               <w:rPr>
@@ -2906,7 +3856,7 @@
               <w:rPr>
                 <w:rtl/>
               </w:rPr>
-              <w:t xml:space="preserve">، وإذا كانت</w:t>
+              <w:t xml:space="preserve">(كل رقم أكبر من</w:t>
             </w:r>
             <w:r>
               <w:rPr>
@@ -2916,7 +3866,7 @@
             </w:r>
             <m:oMath>
               <m:r>
-                <m:t>A</m:t>
+                <m:t>1</m:t>
               </m:r>
             </m:oMath>
             <w:r>
@@ -2929,145 +3879,7 @@
               <w:rPr>
                 <w:rtl/>
               </w:rPr>
-              <w:t xml:space="preserve">و</w:t>
-            </w:r>
-            <w:r>
-              <w:rPr>
-                <w:rtl/>
-              </w:rPr>
-              <w:t xml:space="preserve"> </w:t>
-            </w:r>
-            <m:oMath>
-              <m:r>
-                <m:t>B</m:t>
-              </m:r>
-            </m:oMath>
-            <w:r>
-              <w:rPr>
-                <w:rtl/>
-              </w:rPr>
-              <w:t xml:space="preserve"> </w:t>
-            </w:r>
-            <w:r>
-              <w:rPr>
-                <w:rtl/>
-              </w:rPr>
-              <w:t xml:space="preserve">غير متلائمتين (</w:t>
-            </w:r>
-            <m:oMath>
-              <m:r>
-                <m:t>A</m:t>
-              </m:r>
-              <m:r>
-                <m:rPr>
-                  <m:sty m:val="p"/>
-                </m:rPr>
-                <m:t>∩</m:t>
-              </m:r>
-              <m:r>
-                <m:t>B</m:t>
-              </m:r>
-              <m:r>
-                <m:rPr>
-                  <m:sty m:val="p"/>
-                </m:rPr>
-                <m:t>=</m:t>
-              </m:r>
-              <m:r>
-                <m:rPr>
-                  <m:sty m:val="p"/>
-                </m:rPr>
-                <m:t>⌀</m:t>
-              </m:r>
-            </m:oMath>
-            <w:r>
-              <w:rPr>
-                <w:rtl/>
-              </w:rPr>
-              <w:t xml:space="preserve">):</w:t>
-            </w:r>
-            <w:r>
-              <w:rPr>
-                <w:rtl/>
-              </w:rPr>
-              <w:t xml:space="preserve"> </w:t>
-            </w:r>
-            <m:oMath>
-              <m:r>
-                <m:t>P</m:t>
-              </m:r>
-              <m:d>
-                <m:dPr>
-                  <m:begChr m:val="("/>
-                  <m:endChr m:val=")"/>
-                  <m:sepChr m:val=""/>
-                  <m:grow/>
-                </m:dPr>
-                <m:e>
-                  <m:r>
-                    <m:t>A</m:t>
-                  </m:r>
-                  <m:r>
-                    <m:rPr>
-                      <m:sty m:val="p"/>
-                    </m:rPr>
-                    <m:t>∪</m:t>
-                  </m:r>
-                  <m:r>
-                    <m:t>B</m:t>
-                  </m:r>
-                </m:e>
-              </m:d>
-              <m:r>
-                <m:rPr>
-                  <m:sty m:val="p"/>
-                </m:rPr>
-                <m:t>=</m:t>
-              </m:r>
-              <m:r>
-                <m:t>P</m:t>
-              </m:r>
-              <m:d>
-                <m:dPr>
-                  <m:begChr m:val="("/>
-                  <m:endChr m:val=")"/>
-                  <m:sepChr m:val=""/>
-                  <m:grow/>
-                </m:dPr>
-                <m:e>
-                  <m:r>
-                    <m:t>A</m:t>
-                  </m:r>
-                </m:e>
-              </m:d>
-              <m:r>
-                <m:rPr>
-                  <m:sty m:val="p"/>
-                </m:rPr>
-                <m:t>+</m:t>
-              </m:r>
-              <m:r>
-                <m:t>P</m:t>
-              </m:r>
-              <m:d>
-                <m:dPr>
-                  <m:begChr m:val="("/>
-                  <m:endChr m:val=")"/>
-                  <m:sepChr m:val=""/>
-                  <m:grow/>
-                </m:dPr>
-                <m:e>
-                  <m:r>
-                    <m:t>B</m:t>
-                  </m:r>
-                </m:e>
-              </m:d>
-            </m:oMath>
-            <w:r>
-              <w:rPr>
-                <w:rtl/>
-              </w:rPr>
-              <w:t xml:space="preserve">.</w:t>
+              <w:t xml:space="preserve">أو فردي).</w:t>
             </w:r>
           </w:p>
         </w:tc>
@@ -3115,6 +3927,7 @@
           <w:tcPr/>
           <w:p>
             <w:pPr>
+              <w:pStyle w:val="Compact"/>
               <w:bidi/>
               <w:jc w:val="left"/>
             </w:pPr>
@@ -3122,72 +3935,17 @@
               <w:rPr>
                 <w:b/>
                 <w:bCs/>
-                <w:rtl/>
-              </w:rPr>
-              <w:t xml:space="preserve">[مثال]</w:t>
-            </w:r>
-            <w:r>
-              <w:rPr>
-                <w:rtl/>
-              </w:rPr>
-              <w:t xml:space="preserve"> قانون احتمال النشاط 01:</w:t>
-            </w:r>
-          </w:p>
-          <w:p>
-            <w:pPr>
-              <w:bidi/>
-              <w:jc w:val="center"/>
-            </w:pPr>
-            <w:r>
-              <w:rPr>
-                <w:rtl/>
-              </w:rPr>
-              <w:drawing>
-                <wp:inline>
-                  <wp:extent cx="3426604" cy="237793"/>
-                  <wp:docPr id="1" name="Picture 1"/>
-                  <wp:cNvGraphicFramePr>
-                    <a:graphicFrameLocks noChangeAspect="1"/>
-                  </wp:cNvGraphicFramePr>
-                  <a:graphic>
-                    <a:graphicData uri="http://schemas.openxmlformats.org/drawingml/2006/picture">
-                      <pic:pic>
-                        <pic:nvPicPr>
-                          <pic:cNvPr id="0" name="2ff4d5770e717d1a.png"/>
-                          <pic:cNvPicPr/>
-                        </pic:nvPicPr>
-                        <pic:blipFill>
-                          <a:blip r:embed="rId9"/>
-                          <a:stretch>
-                            <a:fillRect/>
-                          </a:stretch>
-                        </pic:blipFill>
-                        <pic:spPr>
-                          <a:xfrm>
-                            <a:off x="0" y="0"/>
-                            <a:ext cx="3426604" cy="237793"/>
-                          </a:xfrm>
-                          <a:prstGeom prst="rect"/>
-                        </pic:spPr>
-                      </pic:pic>
-                    </a:graphicData>
-                  </a:graphic>
-                </wp:inline>
-              </w:drawing>
-            </w:r>
-          </w:p>
-          <w:p>
-            <w:pPr>
-              <w:bidi/>
-              <w:jc w:val="left"/>
-            </w:pPr>
-            <w:r>
-              <w:rPr>
-                <w:b/>
-                <w:bCs/>
-                <w:rtl/>
-              </w:rPr>
-              <w:t xml:space="preserve">(1)</w:t>
+                <w:color w:val="FFFFFF"/>
+                <w:shd w:val="clear" w:color="auto" w:fill="B3261E"/>
+                <w:rtl/>
+              </w:rPr>
+              <w:t xml:space="preserve"> حذار </w:t>
+            </w:r>
+            <w:r>
+              <w:rPr>
+                <w:rtl/>
+              </w:rPr>
+              <w:t xml:space="preserve"> نتحقق دائماً أن مجموع الاحتمالات يساوي</w:t>
             </w:r>
             <w:r>
               <w:rPr>
@@ -3196,472 +3954,15 @@
               <w:t xml:space="preserve"> </w:t>
             </w:r>
             <m:oMath>
-              <m:bar>
-                <m:barPr>
-                  <m:pos m:val="top"/>
-                </m:barPr>
-                <m:e>
-                  <m:r>
-                    <m:t>A</m:t>
-                  </m:r>
-                </m:e>
-              </m:bar>
+              <m:r>
+                <m:t>1</m:t>
+              </m:r>
             </m:oMath>
             <w:r>
               <w:rPr>
                 <w:rtl/>
               </w:rPr>
-              <w:t xml:space="preserve">: «الرقم</w:t>
-            </w:r>
-            <w:r>
-              <w:rPr>
-                <w:rtl/>
-              </w:rPr>
-              <w:t xml:space="preserve"> </w:t>
-            </w:r>
-            <m:oMath>
-              <m:r>
-                <m:t>1</m:t>
-              </m:r>
-            </m:oMath>
-            <w:r>
-              <w:rPr>
-                <w:rtl/>
-              </w:rPr>
-              <w:t xml:space="preserve">»:</w:t>
-            </w:r>
-            <w:r>
-              <w:rPr>
-                <w:rtl/>
-              </w:rPr>
-              <w:t xml:space="preserve"> </w:t>
-            </w:r>
-            <m:oMath>
-              <m:r>
-                <m:t>P</m:t>
-              </m:r>
-              <m:d>
-                <m:dPr>
-                  <m:begChr m:val="("/>
-                  <m:endChr m:val=")"/>
-                  <m:sepChr m:val=""/>
-                  <m:grow/>
-                </m:dPr>
-                <m:e>
-                  <m:bar>
-                    <m:barPr>
-                      <m:pos m:val="top"/>
-                    </m:barPr>
-                    <m:e>
-                      <m:r>
-                        <m:t>A</m:t>
-                      </m:r>
-                    </m:e>
-                  </m:bar>
-                </m:e>
-              </m:d>
-              <m:r>
-                <m:rPr>
-                  <m:sty m:val="p"/>
-                </m:rPr>
-                <m:t>=</m:t>
-              </m:r>
-              <m:r>
-                <m:t>1</m:t>
-              </m:r>
-              <m:r>
-                <m:rPr>
-                  <m:sty m:val="p"/>
-                </m:rPr>
-                <m:t>−</m:t>
-              </m:r>
-              <m:r>
-                <m:t>0</m:t>
-              </m:r>
-              <m:r>
-                <m:rPr>
-                  <m:sty m:val="p"/>
-                </m:rPr>
-                <m:t>,</m:t>
-              </m:r>
-              <m:r>
-                <m:t>5</m:t>
-              </m:r>
-              <m:r>
-                <m:rPr>
-                  <m:sty m:val="p"/>
-                </m:rPr>
-                <m:t>=</m:t>
-              </m:r>
-              <m:r>
-                <m:t>0</m:t>
-              </m:r>
-              <m:r>
-                <m:rPr>
-                  <m:sty m:val="p"/>
-                </m:rPr>
-                <m:t>,</m:t>
-              </m:r>
-              <m:r>
-                <m:t>5</m:t>
-              </m:r>
-            </m:oMath>
-            <w:r>
-              <w:rPr>
-                <w:rtl/>
-              </w:rPr>
               <w:t xml:space="preserve">.</w:t>
-            </w:r>
-          </w:p>
-          <w:p>
-            <w:pPr>
-              <w:bidi/>
-              <w:jc w:val="left"/>
-            </w:pPr>
-            <w:r>
-              <w:rPr>
-                <w:b/>
-                <w:bCs/>
-                <w:rtl/>
-              </w:rPr>
-              <w:t xml:space="preserve">(2)</w:t>
-            </w:r>
-            <w:r>
-              <w:rPr>
-                <w:rtl/>
-              </w:rPr>
-              <w:t xml:space="preserve"> </w:t>
-            </w:r>
-            <m:oMath>
-              <m:r>
-                <m:t>B</m:t>
-              </m:r>
-            </m:oMath>
-            <w:r>
-              <w:rPr>
-                <w:rtl/>
-              </w:rPr>
-              <w:t xml:space="preserve">: «الرقم فردي»</w:t>
-            </w:r>
-            <w:r>
-              <w:rPr>
-                <w:rtl/>
-              </w:rPr>
-              <w:t xml:space="preserve"> </w:t>
-            </w:r>
-            <m:oMath>
-              <m:r>
-                <m:rPr>
-                  <m:sty m:val="p"/>
-                </m:rPr>
-                <m:t>=</m:t>
-              </m:r>
-              <m:r>
-                <m:rPr>
-                  <m:sty m:val="p"/>
-                </m:rPr>
-                <m:t>{</m:t>
-              </m:r>
-              <m:r>
-                <m:t>1</m:t>
-              </m:r>
-              <m:r>
-                <m:rPr>
-                  <m:sty m:val="p"/>
-                </m:rPr>
-                <m:t>;</m:t>
-              </m:r>
-              <m:r>
-                <m:t>5</m:t>
-              </m:r>
-              <m:r>
-                <m:rPr>
-                  <m:sty m:val="p"/>
-                </m:rPr>
-                <m:t>}</m:t>
-              </m:r>
-            </m:oMath>
-            <w:r>
-              <w:rPr>
-                <w:rtl/>
-              </w:rPr>
-              <w:t xml:space="preserve">:</w:t>
-            </w:r>
-            <w:r>
-              <w:rPr>
-                <w:rtl/>
-              </w:rPr>
-              <w:t xml:space="preserve"> </w:t>
-            </w:r>
-            <m:oMath>
-              <m:r>
-                <m:t>P</m:t>
-              </m:r>
-              <m:d>
-                <m:dPr>
-                  <m:begChr m:val="("/>
-                  <m:endChr m:val=")"/>
-                  <m:sepChr m:val=""/>
-                  <m:grow/>
-                </m:dPr>
-                <m:e>
-                  <m:r>
-                    <m:t>B</m:t>
-                  </m:r>
-                </m:e>
-              </m:d>
-              <m:r>
-                <m:rPr>
-                  <m:sty m:val="p"/>
-                </m:rPr>
-                <m:t>=</m:t>
-              </m:r>
-              <m:r>
-                <m:t>0</m:t>
-              </m:r>
-              <m:r>
-                <m:rPr>
-                  <m:sty m:val="p"/>
-                </m:rPr>
-                <m:t>,</m:t>
-              </m:r>
-              <m:r>
-                <m:t>5</m:t>
-              </m:r>
-              <m:r>
-                <m:rPr>
-                  <m:sty m:val="p"/>
-                </m:rPr>
-                <m:t>+</m:t>
-              </m:r>
-              <m:r>
-                <m:t>0</m:t>
-              </m:r>
-              <m:r>
-                <m:rPr>
-                  <m:sty m:val="p"/>
-                </m:rPr>
-                <m:t>,</m:t>
-              </m:r>
-              <m:r>
-                <m:t>2</m:t>
-              </m:r>
-              <m:r>
-                <m:rPr>
-                  <m:sty m:val="p"/>
-                </m:rPr>
-                <m:t>=</m:t>
-              </m:r>
-              <m:r>
-                <m:t>0</m:t>
-              </m:r>
-              <m:r>
-                <m:rPr>
-                  <m:sty m:val="p"/>
-                </m:rPr>
-                <m:t>,</m:t>
-              </m:r>
-              <m:r>
-                <m:t>7</m:t>
-              </m:r>
-            </m:oMath>
-            <w:r>
-              <w:rPr>
-                <w:rtl/>
-              </w:rPr>
-              <w:t xml:space="preserve">.</w:t>
-            </w:r>
-          </w:p>
-          <w:p>
-            <w:pPr>
-              <w:bidi/>
-              <w:jc w:val="left"/>
-            </w:pPr>
-            <w:r>
-              <w:rPr>
-                <w:b/>
-                <w:bCs/>
-                <w:rtl/>
-              </w:rPr>
-              <w:t xml:space="preserve">(3)</w:t>
-            </w:r>
-            <w:r>
-              <w:rPr>
-                <w:rtl/>
-              </w:rPr>
-              <w:t xml:space="preserve"> </w:t>
-            </w:r>
-            <m:oMath>
-              <m:r>
-                <m:t>A</m:t>
-              </m:r>
-              <m:r>
-                <m:rPr>
-                  <m:sty m:val="p"/>
-                </m:rPr>
-                <m:t>∩</m:t>
-              </m:r>
-              <m:r>
-                <m:t>B</m:t>
-              </m:r>
-              <m:r>
-                <m:rPr>
-                  <m:sty m:val="p"/>
-                </m:rPr>
-                <m:t>=</m:t>
-              </m:r>
-              <m:r>
-                <m:rPr>
-                  <m:sty m:val="p"/>
-                </m:rPr>
-                <m:t>{</m:t>
-              </m:r>
-              <m:r>
-                <m:t>5</m:t>
-              </m:r>
-              <m:r>
-                <m:rPr>
-                  <m:sty m:val="p"/>
-                </m:rPr>
-                <m:t>}</m:t>
-              </m:r>
-            </m:oMath>
-            <w:r>
-              <w:rPr>
-                <w:rtl/>
-              </w:rPr>
-              <w:t xml:space="preserve">:</w:t>
-            </w:r>
-            <w:r>
-              <w:rPr>
-                <w:rtl/>
-              </w:rPr>
-              <w:t xml:space="preserve"> </w:t>
-            </w:r>
-            <m:oMath>
-              <m:r>
-                <m:t>P</m:t>
-              </m:r>
-              <m:d>
-                <m:dPr>
-                  <m:begChr m:val="("/>
-                  <m:endChr m:val=")"/>
-                  <m:sepChr m:val=""/>
-                  <m:grow/>
-                </m:dPr>
-                <m:e>
-                  <m:r>
-                    <m:t>A</m:t>
-                  </m:r>
-                  <m:r>
-                    <m:rPr>
-                      <m:sty m:val="p"/>
-                    </m:rPr>
-                    <m:t>∪</m:t>
-                  </m:r>
-                  <m:r>
-                    <m:t>B</m:t>
-                  </m:r>
-                </m:e>
-              </m:d>
-              <m:r>
-                <m:rPr>
-                  <m:sty m:val="p"/>
-                </m:rPr>
-                <m:t>=</m:t>
-              </m:r>
-              <m:r>
-                <m:t>0</m:t>
-              </m:r>
-              <m:r>
-                <m:rPr>
-                  <m:sty m:val="p"/>
-                </m:rPr>
-                <m:t>,</m:t>
-              </m:r>
-              <m:r>
-                <m:t>5</m:t>
-              </m:r>
-              <m:r>
-                <m:rPr>
-                  <m:sty m:val="p"/>
-                </m:rPr>
-                <m:t>+</m:t>
-              </m:r>
-              <m:r>
-                <m:t>0</m:t>
-              </m:r>
-              <m:r>
-                <m:rPr>
-                  <m:sty m:val="p"/>
-                </m:rPr>
-                <m:t>,</m:t>
-              </m:r>
-              <m:r>
-                <m:t>7</m:t>
-              </m:r>
-              <m:r>
-                <m:rPr>
-                  <m:sty m:val="p"/>
-                </m:rPr>
-                <m:t>−</m:t>
-              </m:r>
-              <m:r>
-                <m:t>0</m:t>
-              </m:r>
-              <m:r>
-                <m:rPr>
-                  <m:sty m:val="p"/>
-                </m:rPr>
-                <m:t>,</m:t>
-              </m:r>
-              <m:r>
-                <m:t>2</m:t>
-              </m:r>
-              <m:r>
-                <m:rPr>
-                  <m:sty m:val="p"/>
-                </m:rPr>
-                <m:t>=</m:t>
-              </m:r>
-              <m:r>
-                <m:t>1</m:t>
-              </m:r>
-            </m:oMath>
-            <w:r>
-              <w:rPr>
-                <w:rtl/>
-              </w:rPr>
-              <w:t xml:space="preserve"> </w:t>
-            </w:r>
-            <w:r>
-              <w:rPr>
-                <w:rtl/>
-              </w:rPr>
-              <w:t xml:space="preserve">(كل رقم أكبر من</w:t>
-            </w:r>
-            <w:r>
-              <w:rPr>
-                <w:rtl/>
-              </w:rPr>
-              <w:t xml:space="preserve"> </w:t>
-            </w:r>
-            <m:oMath>
-              <m:r>
-                <m:t>1</m:t>
-              </m:r>
-            </m:oMath>
-            <w:r>
-              <w:rPr>
-                <w:rtl/>
-              </w:rPr>
-              <w:t xml:space="preserve"> </w:t>
-            </w:r>
-            <w:r>
-              <w:rPr>
-                <w:rtl/>
-              </w:rPr>
-              <w:t xml:space="preserve">أو فردي).</w:t>
             </w:r>
           </w:p>
         </w:tc>
@@ -3691,8 +3992,14 @@
             <w:pPr>
               <w:pStyle w:val="Compact"/>
               <w:bidi/>
-              <w:jc w:val="center"/>
-            </w:pPr>
+              <w:jc w:val="left"/>
+            </w:pPr>
+            <w:r>
+              <w:rPr>
+                <w:rtl/>
+              </w:rPr>
+              <w:t xml:space="preserve">تقويم فردي.</w:t>
+            </w:r>
           </w:p>
         </w:tc>
         <w:tc>
@@ -3701,15 +4008,20 @@
             <w:pPr>
               <w:pStyle w:val="Compact"/>
               <w:bidi/>
-              <w:jc w:val="center"/>
-            </w:pPr>
+              <w:jc w:val="left"/>
+            </w:pPr>
+            <w:r>
+              <w:rPr>
+                <w:rtl/>
+              </w:rPr>
+              <w:t xml:space="preserve">25 د</w:t>
+            </w:r>
           </w:p>
         </w:tc>
         <w:tc>
           <w:tcPr/>
           <w:p>
             <w:pPr>
-              <w:pStyle w:val="Compact"/>
               <w:bidi/>
               <w:jc w:val="left"/>
             </w:pPr>
@@ -3717,15 +4029,101 @@
               <w:rPr>
                 <w:b/>
                 <w:bCs/>
-                <w:rtl/>
-              </w:rPr>
-              <w:t xml:space="preserve">[حذار]</w:t>
-            </w:r>
-            <w:r>
-              <w:rPr>
-                <w:rtl/>
-              </w:rPr>
-              <w:t xml:space="preserve"> نتحقق دائماً أن مجموع الاحتمالات يساوي</w:t>
+                <w:color w:val="FFFFFF"/>
+                <w:shd w:val="clear" w:color="auto" w:fill="6A1B9A"/>
+                <w:rtl/>
+              </w:rPr>
+              <w:t xml:space="preserve"> تمرين تطبيقي </w:t>
+            </w:r>
+          </w:p>
+          <w:p>
+            <w:pPr>
+              <w:bidi/>
+              <w:jc w:val="left"/>
+            </w:pPr>
+            <w:r>
+              <w:rPr>
+                <w:rtl/>
+              </w:rPr>
+              <w:t xml:space="preserve">حجر نرد مزيف: احتمال ظهور كل وجه زوجي ضعف احتمال ظهور كل وجه فردي.</w:t>
+            </w:r>
+          </w:p>
+          <w:p>
+            <w:pPr>
+              <w:bidi/>
+              <w:jc w:val="left"/>
+            </w:pPr>
+            <w:r>
+              <w:rPr>
+                <w:b/>
+                <w:bCs/>
+                <w:rtl/>
+              </w:rPr>
+              <w:t xml:space="preserve">(1)</w:t>
+            </w:r>
+            <w:r>
+              <w:rPr>
+                <w:rtl/>
+              </w:rPr>
+              <w:t xml:space="preserve"> </w:t>
+            </w:r>
+            <w:r>
+              <w:rPr>
+                <w:rtl/>
+              </w:rPr>
+              <w:t xml:space="preserve">عيّن قانون الاحتمال.</w:t>
+            </w:r>
+          </w:p>
+          <w:p>
+            <w:pPr>
+              <w:bidi/>
+              <w:jc w:val="left"/>
+            </w:pPr>
+            <w:r>
+              <w:rPr>
+                <w:b/>
+                <w:bCs/>
+                <w:rtl/>
+              </w:rPr>
+              <w:t xml:space="preserve">(2)</w:t>
+            </w:r>
+            <w:r>
+              <w:rPr>
+                <w:rtl/>
+              </w:rPr>
+              <w:t xml:space="preserve"> </w:t>
+            </w:r>
+            <w:r>
+              <w:rPr>
+                <w:rtl/>
+              </w:rPr>
+              <w:t xml:space="preserve">احسب احتمال ظهور رقم زوجي.</w:t>
+            </w:r>
+          </w:p>
+          <w:p>
+            <w:pPr>
+              <w:bidi/>
+              <w:jc w:val="left"/>
+            </w:pPr>
+            <w:r>
+              <w:rPr>
+                <w:b/>
+                <w:bCs/>
+                <w:rtl/>
+              </w:rPr>
+              <w:t xml:space="preserve">(3)</w:t>
+            </w:r>
+            <w:r>
+              <w:rPr>
+                <w:rtl/>
+              </w:rPr>
+              <w:t xml:space="preserve"> </w:t>
+            </w:r>
+            <w:r>
+              <w:rPr>
+                <w:rtl/>
+              </w:rPr>
+              <w:t xml:space="preserve">احسب احتمال ظهور رقم أكبر من أو يساوي</w:t>
             </w:r>
             <w:r>
               <w:rPr>
@@ -3735,7 +4133,7 @@
             </w:r>
             <m:oMath>
               <m:r>
-                <m:t>1</m:t>
+                <m:t>5</m:t>
               </m:r>
             </m:oMath>
             <w:r>
@@ -3762,6 +4160,14 @@
               </w:rPr>
               <w:t xml:space="preserve"/>
             </w:r>
+            <w:r>
+              <w:rPr>
+                <w:b/>
+                <w:bCs/>
+                <w:rtl/>
+              </w:rPr>
+              <w:t xml:space="preserve">التقويم</w:t>
+            </w:r>
           </w:p>
         </w:tc>
       </w:tr>
@@ -3772,14 +4178,8 @@
             <w:pPr>
               <w:pStyle w:val="Compact"/>
               <w:bidi/>
-              <w:jc w:val="left"/>
-            </w:pPr>
-            <w:r>
-              <w:rPr>
-                <w:rtl/>
-              </w:rPr>
-              <w:t xml:space="preserve">تقويم فردي.</w:t>
-            </w:r>
+              <w:jc w:val="center"/>
+            </w:pPr>
           </w:p>
         </w:tc>
         <w:tc>
@@ -3788,14 +4188,8 @@
             <w:pPr>
               <w:pStyle w:val="Compact"/>
               <w:bidi/>
-              <w:jc w:val="left"/>
-            </w:pPr>
-            <w:r>
-              <w:rPr>
-                <w:rtl/>
-              </w:rPr>
-              <w:t xml:space="preserve">25 د</w:t>
-            </w:r>
+              <w:jc w:val="center"/>
+            </w:pPr>
           </w:p>
         </w:tc>
         <w:tc>
@@ -3809,21 +4203,11 @@
               <w:rPr>
                 <w:b/>
                 <w:bCs/>
-                <w:rtl/>
-              </w:rPr>
-              <w:t xml:space="preserve">[تمرين تطبيقي]</w:t>
-            </w:r>
-          </w:p>
-          <w:p>
-            <w:pPr>
-              <w:bidi/>
-              <w:jc w:val="left"/>
-            </w:pPr>
-            <w:r>
-              <w:rPr>
-                <w:rtl/>
-              </w:rPr>
-              <w:t xml:space="preserve">حجر نرد مزيف: احتمال ظهور كل وجه زوجي ضعف احتمال ظهور كل وجه فردي.</w:t>
+                <w:color w:val="FFFFFF"/>
+                <w:shd w:val="clear" w:color="auto" w:fill="C76B00"/>
+                <w:rtl/>
+              </w:rPr>
+              <w:t xml:space="preserve"> حل التمرين التطبيقي </w:t>
             </w:r>
           </w:p>
           <w:p>
@@ -3849,59 +4233,7 @@
               <w:rPr>
                 <w:rtl/>
               </w:rPr>
-              <w:t xml:space="preserve">عيّن قانون الاحتمال.</w:t>
-            </w:r>
-          </w:p>
-          <w:p>
-            <w:pPr>
-              <w:bidi/>
-              <w:jc w:val="left"/>
-            </w:pPr>
-            <w:r>
-              <w:rPr>
-                <w:b/>
-                <w:bCs/>
-                <w:rtl/>
-              </w:rPr>
-              <w:t xml:space="preserve">(2)</w:t>
-            </w:r>
-            <w:r>
-              <w:rPr>
-                <w:rtl/>
-              </w:rPr>
-              <w:t xml:space="preserve"> </w:t>
-            </w:r>
-            <w:r>
-              <w:rPr>
-                <w:rtl/>
-              </w:rPr>
-              <w:t xml:space="preserve">احسب احتمال ظهور رقم زوجي.</w:t>
-            </w:r>
-          </w:p>
-          <w:p>
-            <w:pPr>
-              <w:bidi/>
-              <w:jc w:val="left"/>
-            </w:pPr>
-            <w:r>
-              <w:rPr>
-                <w:b/>
-                <w:bCs/>
-                <w:rtl/>
-              </w:rPr>
-              <w:t xml:space="preserve">(3)</w:t>
-            </w:r>
-            <w:r>
-              <w:rPr>
-                <w:rtl/>
-              </w:rPr>
-              <w:t xml:space="preserve"> </w:t>
-            </w:r>
-            <w:r>
-              <w:rPr>
-                <w:rtl/>
-              </w:rPr>
-              <w:t xml:space="preserve">احسب احتمال ظهور رقم أكبر من أو يساوي</w:t>
+              <w:t xml:space="preserve">نضع</w:t>
             </w:r>
             <w:r>
               <w:rPr>
@@ -3911,105 +4243,20 @@
             </w:r>
             <m:oMath>
               <m:r>
-                <m:t>5</m:t>
+                <m:t>p</m:t>
               </m:r>
             </m:oMath>
             <w:r>
               <w:rPr>
                 <w:rtl/>
               </w:rPr>
-              <w:t xml:space="preserve">.</w:t>
-            </w:r>
-          </w:p>
-        </w:tc>
-        <w:tc>
-          <w:tcPr>
-            <w:shd w:val="clear" w:color="auto" w:fill="E4E7ED"/>
-          </w:tcPr>
-          <w:p>
-            <w:pPr>
-              <w:pStyle w:val="Compact"/>
-              <w:bidi/>
-              <w:jc w:val="left"/>
-            </w:pPr>
-            <w:r>
-              <w:rPr>
-                <w:rtl/>
-              </w:rPr>
-              <w:t xml:space="preserve"/>
-            </w:r>
-            <w:r>
-              <w:rPr>
-                <w:b/>
-                <w:bCs/>
-                <w:rtl/>
-              </w:rPr>
-              <w:t xml:space="preserve">التقويم</w:t>
-            </w:r>
-          </w:p>
-        </w:tc>
-      </w:tr>
-      <w:tr>
-        <w:tc>
-          <w:tcPr/>
-          <w:p>
-            <w:pPr>
-              <w:pStyle w:val="Compact"/>
-              <w:bidi/>
-              <w:jc w:val="center"/>
-            </w:pPr>
-          </w:p>
-        </w:tc>
-        <w:tc>
-          <w:tcPr/>
-          <w:p>
-            <w:pPr>
-              <w:pStyle w:val="Compact"/>
-              <w:bidi/>
-              <w:jc w:val="center"/>
-            </w:pPr>
-          </w:p>
-        </w:tc>
-        <w:tc>
-          <w:tcPr/>
-          <w:p>
-            <w:pPr>
-              <w:bidi/>
-              <w:jc w:val="left"/>
-            </w:pPr>
-            <w:r>
-              <w:rPr>
-                <w:b/>
-                <w:bCs/>
-                <w:rtl/>
-              </w:rPr>
-              <w:t xml:space="preserve">[حل التمرين التطبيقي]</w:t>
-            </w:r>
-          </w:p>
-          <w:p>
-            <w:pPr>
-              <w:bidi/>
-              <w:jc w:val="left"/>
-            </w:pPr>
-            <w:r>
-              <w:rPr>
-                <w:b/>
-                <w:bCs/>
-                <w:rtl/>
-              </w:rPr>
-              <w:t xml:space="preserve">(1)</w:t>
-            </w:r>
-            <w:r>
-              <w:rPr>
-                <w:rtl/>
-              </w:rPr>
-              <w:t xml:space="preserve"> </w:t>
-            </w:r>
-            <w:r>
-              <w:rPr>
-                <w:rtl/>
-              </w:rPr>
-              <w:t xml:space="preserve">نضع</w:t>
+              <w:t xml:space="preserve"> </w:t>
+            </w:r>
+            <w:r>
+              <w:rPr>
+                <w:rtl/>
+              </w:rPr>
+              <w:t xml:space="preserve">احتمال كل وجه فردي ، فالزوجي</w:t>
             </w:r>
             <w:r>
               <w:rPr>
@@ -4019,6 +4266,9 @@
             </w:r>
             <m:oMath>
               <m:r>
+                <m:t>2</m:t>
+              </m:r>
+              <m:r>
                 <m:t>p</m:t>
               </m:r>
             </m:oMath>
@@ -4026,13 +4276,7 @@
               <w:rPr>
                 <w:rtl/>
               </w:rPr>
-              <w:t xml:space="preserve"> </w:t>
-            </w:r>
-            <w:r>
-              <w:rPr>
-                <w:rtl/>
-              </w:rPr>
-              <w:t xml:space="preserve">احتمال كل وجه فردي ، فالزوجي</w:t>
+              <w:t xml:space="preserve">. المجموع:</w:t>
             </w:r>
             <w:r>
               <w:rPr>
@@ -4042,17 +4286,53 @@
             </w:r>
             <m:oMath>
               <m:r>
+                <m:t>3</m:t>
+              </m:r>
+              <m:r>
+                <m:t>p</m:t>
+              </m:r>
+              <m:r>
+                <m:rPr>
+                  <m:sty m:val="p"/>
+                </m:rPr>
+                <m:t>+</m:t>
+              </m:r>
+              <m:r>
+                <m:t>3</m:t>
+              </m:r>
+              <m:r>
+                <m:rPr>
+                  <m:sty m:val="p"/>
+                </m:rPr>
+                <m:t>×</m:t>
+              </m:r>
+              <m:r>
                 <m:t>2</m:t>
               </m:r>
               <m:r>
                 <m:t>p</m:t>
               </m:r>
+              <m:r>
+                <m:rPr>
+                  <m:sty m:val="p"/>
+                </m:rPr>
+                <m:t>=</m:t>
+              </m:r>
+              <m:r>
+                <m:t>1</m:t>
+              </m:r>
             </m:oMath>
             <w:r>
               <w:rPr>
                 <w:rtl/>
               </w:rPr>
-              <w:t xml:space="preserve">. المجموع:</w:t>
+              <w:t xml:space="preserve"> </w:t>
+            </w:r>
+            <w:r>
+              <w:rPr>
+                <w:rtl/>
+              </w:rPr>
+              <w:t xml:space="preserve">،</w:t>
             </w:r>
             <w:r>
               <w:rPr>
@@ -4062,7 +4342,7 @@
             </w:r>
             <m:oMath>
               <m:r>
-                <m:t>3</m:t>
+                <m:t>9</m:t>
               </m:r>
               <m:r>
                 <m:t>p</m:t>
@@ -4071,94 +4351,44 @@
                 <m:rPr>
                   <m:sty m:val="p"/>
                 </m:rPr>
-                <m:t>+</m:t>
-              </m:r>
-              <m:r>
-                <m:t>3</m:t>
-              </m:r>
-              <m:r>
-                <m:rPr>
-                  <m:sty m:val="p"/>
-                </m:rPr>
-                <m:t>×</m:t>
-              </m:r>
-              <m:r>
-                <m:t>2</m:t>
-              </m:r>
-              <m:r>
+                <m:t>=</m:t>
+              </m:r>
+              <m:r>
+                <m:t>1</m:t>
+              </m:r>
+            </m:oMath>
+            <w:r>
+              <w:rPr>
+                <w:rtl/>
+              </w:rPr>
+              <w:t xml:space="preserve"> </w:t>
+            </w:r>
+            <w:r>
+              <w:rPr>
+                <w:rtl/>
+              </w:rPr>
+              <w:t xml:space="preserve">،</w:t>
+            </w:r>
+            <w:r>
+              <w:rPr>
+                <w:rtl/>
+              </w:rPr>
+              <w:t xml:space="preserve"> </w:t>
+            </w:r>
+            <m:oMath>
+              <m:r>
+                <w:rPr>
+                  <w:color w:val="B3261E"/>
+                </w:rPr>
                 <m:t>p</m:t>
               </m:r>
               <m:r>
                 <m:rPr>
                   <m:sty m:val="p"/>
                 </m:rPr>
-                <m:t>=</m:t>
-              </m:r>
-              <m:r>
-                <m:t>1</m:t>
-              </m:r>
-            </m:oMath>
-            <w:r>
-              <w:rPr>
-                <w:rtl/>
-              </w:rPr>
-              <w:t xml:space="preserve"> </w:t>
-            </w:r>
-            <w:r>
-              <w:rPr>
-                <w:rtl/>
-              </w:rPr>
-              <w:t xml:space="preserve">،</w:t>
-            </w:r>
-            <w:r>
-              <w:rPr>
-                <w:rtl/>
-              </w:rPr>
-              <w:t xml:space="preserve"> </w:t>
-            </w:r>
-            <m:oMath>
-              <m:r>
-                <m:t>9</m:t>
-              </m:r>
-              <m:r>
-                <m:t>p</m:t>
-              </m:r>
-              <m:r>
-                <m:rPr>
-                  <m:sty m:val="p"/>
-                </m:rPr>
-                <m:t>=</m:t>
-              </m:r>
-              <m:r>
-                <m:t>1</m:t>
-              </m:r>
-            </m:oMath>
-            <w:r>
-              <w:rPr>
-                <w:rtl/>
-              </w:rPr>
-              <w:t xml:space="preserve"> </w:t>
-            </w:r>
-            <w:r>
-              <w:rPr>
-                <w:rtl/>
-              </w:rPr>
-              <w:t xml:space="preserve">،</w:t>
-            </w:r>
-            <w:r>
-              <w:rPr>
-                <w:rtl/>
-              </w:rPr>
-              <w:t xml:space="preserve"> </w:t>
-            </w:r>
-            <m:oMath>
-              <m:r>
-                <m:t>p</m:t>
-              </m:r>
-              <m:r>
-                <m:rPr>
-                  <m:sty m:val="p"/>
-                </m:rPr>
+                <w:rPr>
+                  <w:color w:val="B3261E"/>
+                </w:rPr>
                 <m:t>=</m:t>
               </m:r>
               <m:f>
@@ -4167,11 +4397,17 @@
                 </m:fPr>
                 <m:num>
                   <m:r>
+                    <w:rPr>
+                      <w:color w:val="B3261E"/>
+                    </w:rPr>
                     <m:t>1</m:t>
                   </m:r>
                 </m:num>
                 <m:den>
                   <m:r>
+                    <w:rPr>
+                      <w:color w:val="B3261E"/>
+                    </w:rPr>
                     <m:t>9</m:t>
                   </m:r>
                 </m:den>
@@ -4195,7 +4431,7 @@
               </w:rPr>
               <w:drawing>
                 <wp:inline>
-                  <wp:extent cx="3426604" cy="212640"/>
+                  <wp:extent cx="4038656" cy="419413"/>
                   <wp:docPr id="2" name="Picture 2"/>
                   <wp:cNvGraphicFramePr>
                     <a:graphicFrameLocks noChangeAspect="1"/>
@@ -4204,7 +4440,7 @@
                     <a:graphicData uri="http://schemas.openxmlformats.org/drawingml/2006/picture">
                       <pic:pic>
                         <pic:nvPicPr>
-                          <pic:cNvPr id="0" name="b3f61482e7d354b7.png"/>
+                          <pic:cNvPr id="0" name="e2fc1f0055021587.png"/>
                           <pic:cNvPicPr/>
                         </pic:nvPicPr>
                         <pic:blipFill>
@@ -4216,7 +4452,7 @@
                         <pic:spPr>
                           <a:xfrm>
                             <a:off x="0" y="0"/>
-                            <a:ext cx="3426604" cy="212640"/>
+                            <a:ext cx="4038656" cy="419413"/>
                           </a:xfrm>
                           <a:prstGeom prst="rect"/>
                         </pic:spPr>
@@ -4356,11 +4592,17 @@
                 </m:fPr>
                 <m:num>
                   <m:r>
+                    <w:rPr>
+                      <w:color w:val="B3261E"/>
+                    </w:rPr>
                     <m:t>2</m:t>
                   </m:r>
                 </m:num>
                 <m:den>
                   <m:r>
+                    <w:rPr>
+                      <w:color w:val="B3261E"/>
+                    </w:rPr>
                     <m:t>3</m:t>
                   </m:r>
                 </m:den>
@@ -4505,11 +4747,17 @@
                 </m:fPr>
                 <m:num>
                   <m:r>
+                    <w:rPr>
+                      <w:color w:val="B3261E"/>
+                    </w:rPr>
                     <m:t>1</m:t>
                   </m:r>
                 </m:num>
                 <m:den>
                   <m:r>
+                    <w:rPr>
+                      <w:color w:val="B3261E"/>
+                    </w:rPr>
                     <m:t>3</m:t>
                   </m:r>
                 </m:den>
@@ -5075,10 +5323,10 @@
         <w:tblLook w:firstRow="0" w:lastRow="0" w:firstColumn="0" w:lastColumn="0" w:noHBand="0" w:noVBand="0" w:val="0000"/>
       </w:tblPr>
       <w:tblGrid>
-        <w:gridCol w:w="1084"/>
-        <w:gridCol w:w="591"/>
-        <w:gridCol w:w="7004"/>
-        <w:gridCol w:w="1183"/>
+        <w:gridCol w:w="1281"/>
+        <w:gridCol w:w="690"/>
+        <w:gridCol w:w="6511"/>
+        <w:gridCol w:w="1380"/>
       </w:tblGrid>
       <w:tr>
         <w:tc>
@@ -5302,9 +5550,11 @@
               <w:rPr>
                 <w:b/>
                 <w:bCs/>
-                <w:rtl/>
-              </w:rPr>
-              <w:t xml:space="preserve">[نشاط 02]</w:t>
+                <w:color w:val="FFFFFF"/>
+                <w:shd w:val="clear" w:color="auto" w:fill="C76B00"/>
+                <w:rtl/>
+              </w:rPr>
+              <w:t xml:space="preserve"> نشاط 02 </w:t>
             </w:r>
             <w:r>
               <w:rPr>
@@ -5713,9 +5963,11 @@
               <w:rPr>
                 <w:b/>
                 <w:bCs/>
-                <w:rtl/>
-              </w:rPr>
-              <w:t xml:space="preserve">[مناقشة النشاط]</w:t>
+                <w:color w:val="FFFFFF"/>
+                <w:shd w:val="clear" w:color="auto" w:fill="1F4E9C"/>
+                <w:rtl/>
+              </w:rPr>
+              <w:t xml:space="preserve"> مناقشة النشاط </w:t>
             </w:r>
           </w:p>
           <w:p>
@@ -5766,11 +6018,17 @@
                 </m:fPr>
                 <m:num>
                   <m:r>
+                    <w:rPr>
+                      <w:color w:val="B3261E"/>
+                    </w:rPr>
                     <m:t>3</m:t>
                   </m:r>
                 </m:num>
                 <m:den>
                   <m:r>
+                    <w:rPr>
+                      <w:color w:val="B3261E"/>
+                    </w:rPr>
                     <m:t>5</m:t>
                   </m:r>
                 </m:den>
@@ -5868,6 +6126,9 @@
                 <m:t>=</m:t>
               </m:r>
               <m:r>
+                <w:rPr>
+                  <w:color w:val="B3261E"/>
+                </w:rPr>
                 <m:t>20</m:t>
               </m:r>
             </m:oMath>
@@ -5923,6 +6184,9 @@
                 <m:t>=</m:t>
               </m:r>
               <m:r>
+                <w:rPr>
+                  <w:color w:val="B3261E"/>
+                </w:rPr>
                 <m:t>25</m:t>
               </m:r>
             </m:oMath>
@@ -5990,6 +6254,9 @@
                 <m:t>=</m:t>
               </m:r>
               <m:r>
+                <w:rPr>
+                  <w:color w:val="B3261E"/>
+                </w:rPr>
                 <m:t>10</m:t>
               </m:r>
             </m:oMath>
@@ -6158,9 +6425,11 @@
               <w:rPr>
                 <w:b/>
                 <w:bCs/>
-                <w:rtl/>
-              </w:rPr>
-              <w:t xml:space="preserve">[على التوالي دون إرجاع]</w:t>
+                <w:color w:val="FFFFFF"/>
+                <w:shd w:val="clear" w:color="auto" w:fill="B3261E"/>
+                <w:rtl/>
+              </w:rPr>
+              <w:t xml:space="preserve"> على التوالي دون إرجاع </w:t>
             </w:r>
             <w:r>
               <w:rPr>
@@ -6176,6 +6445,9 @@
             </w:r>
             <m:oMath>
               <m:r>
+                <w:rPr>
+                  <w:color w:val="B3261E"/>
+                </w:rPr>
                 <m:t>20</m:t>
               </m:r>
             </m:oMath>
@@ -6203,7 +6475,7 @@
               </w:rPr>
               <w:drawing>
                 <wp:inline>
-                  <wp:extent cx="3426604" cy="594719"/>
+                  <wp:extent cx="4038656" cy="1211211"/>
                   <wp:docPr id="3" name="Picture 3"/>
                   <wp:cNvGraphicFramePr>
                     <a:graphicFrameLocks noChangeAspect="1"/>
@@ -6212,7 +6484,7 @@
                     <a:graphicData uri="http://schemas.openxmlformats.org/drawingml/2006/picture">
                       <pic:pic>
                         <pic:nvPicPr>
-                          <pic:cNvPr id="0" name="dba7ac9866301d66.png"/>
+                          <pic:cNvPr id="0" name="a73403d486e52061.png"/>
                           <pic:cNvPicPr/>
                         </pic:nvPicPr>
                         <pic:blipFill>
@@ -6224,7 +6496,7 @@
                         <pic:spPr>
                           <a:xfrm>
                             <a:off x="0" y="0"/>
-                            <a:ext cx="3426604" cy="594719"/>
+                            <a:ext cx="4038656" cy="1211211"/>
                           </a:xfrm>
                           <a:prstGeom prst="rect"/>
                         </pic:spPr>
@@ -6394,11 +6666,17 @@
                 </m:fPr>
                 <m:num>
                   <m:r>
+                    <w:rPr>
+                      <w:color w:val="B3261E"/>
+                    </w:rPr>
                     <m:t>3</m:t>
                   </m:r>
                 </m:num>
                 <m:den>
                   <m:r>
+                    <w:rPr>
+                      <w:color w:val="B3261E"/>
+                    </w:rPr>
                     <m:t>5</m:t>
                   </m:r>
                 </m:den>
@@ -6471,9 +6749,11 @@
               <w:rPr>
                 <w:b/>
                 <w:bCs/>
-                <w:rtl/>
-              </w:rPr>
-              <w:t xml:space="preserve">[على التوالي مع الإرجاع]</w:t>
+                <w:color w:val="FFFFFF"/>
+                <w:shd w:val="clear" w:color="auto" w:fill="B3261E"/>
+                <w:rtl/>
+              </w:rPr>
+              <w:t xml:space="preserve"> على التوالي مع الإرجاع </w:t>
             </w:r>
             <w:r>
               <w:rPr>
@@ -6489,6 +6769,9 @@
             </w:r>
             <m:oMath>
               <m:r>
+                <w:rPr>
+                  <w:color w:val="B3261E"/>
+                </w:rPr>
                 <m:t>25</m:t>
               </m:r>
             </m:oMath>
@@ -6516,7 +6799,7 @@
               </w:rPr>
               <w:drawing>
                 <wp:inline>
-                  <wp:extent cx="3426604" cy="594719"/>
+                  <wp:extent cx="4038656" cy="1211211"/>
                   <wp:docPr id="4" name="Picture 4"/>
                   <wp:cNvGraphicFramePr>
                     <a:graphicFrameLocks noChangeAspect="1"/>
@@ -6525,7 +6808,7 @@
                     <a:graphicData uri="http://schemas.openxmlformats.org/drawingml/2006/picture">
                       <pic:pic>
                         <pic:nvPicPr>
-                          <pic:cNvPr id="0" name="bdafab74ad7282cf.png"/>
+                          <pic:cNvPr id="0" name="74c803309ad0ba97.png"/>
                           <pic:cNvPicPr/>
                         </pic:nvPicPr>
                         <pic:blipFill>
@@ -6537,7 +6820,7 @@
                         <pic:spPr>
                           <a:xfrm>
                             <a:off x="0" y="0"/>
-                            <a:ext cx="3426604" cy="594719"/>
+                            <a:ext cx="4038656" cy="1211211"/>
                           </a:xfrm>
                           <a:prstGeom prst="rect"/>
                         </pic:spPr>
@@ -6733,11 +7016,17 @@
                 </m:fPr>
                 <m:num>
                   <m:r>
+                    <w:rPr>
+                      <w:color w:val="B3261E"/>
+                    </w:rPr>
                     <m:t>13</m:t>
                   </m:r>
                 </m:num>
                 <m:den>
                   <m:r>
+                    <w:rPr>
+                      <w:color w:val="B3261E"/>
+                    </w:rPr>
                     <m:t>25</m:t>
                   </m:r>
                 </m:den>
@@ -6802,9 +7091,11 @@
               <w:rPr>
                 <w:b/>
                 <w:bCs/>
-                <w:rtl/>
-              </w:rPr>
-              <w:t xml:space="preserve">[في آن واحد]</w:t>
+                <w:color w:val="FFFFFF"/>
+                <w:shd w:val="clear" w:color="auto" w:fill="B3261E"/>
+                <w:rtl/>
+              </w:rPr>
+              <w:t xml:space="preserve"> في آن واحد </w:t>
             </w:r>
             <w:r>
               <w:rPr>
@@ -6820,6 +7111,9 @@
             </w:r>
             <m:oMath>
               <m:r>
+                <w:rPr>
+                  <w:color w:val="B3261E"/>
+                </w:rPr>
                 <m:t>10</m:t>
               </m:r>
             </m:oMath>
@@ -6847,7 +7141,7 @@
               </w:rPr>
               <w:drawing>
                 <wp:inline>
-                  <wp:extent cx="3426604" cy="594719"/>
+                  <wp:extent cx="4038656" cy="1199752"/>
                   <wp:docPr id="5" name="Picture 5"/>
                   <wp:cNvGraphicFramePr>
                     <a:graphicFrameLocks noChangeAspect="1"/>
@@ -6856,7 +7150,7 @@
                     <a:graphicData uri="http://schemas.openxmlformats.org/drawingml/2006/picture">
                       <pic:pic>
                         <pic:nvPicPr>
-                          <pic:cNvPr id="0" name="43a2309a31f0e5de.png"/>
+                          <pic:cNvPr id="0" name="5f66d623020e5889.png"/>
                           <pic:cNvPicPr/>
                         </pic:nvPicPr>
                         <pic:blipFill>
@@ -6868,7 +7162,7 @@
                         <pic:spPr>
                           <a:xfrm>
                             <a:off x="0" y="0"/>
-                            <a:ext cx="3426604" cy="594719"/>
+                            <a:ext cx="4038656" cy="1199752"/>
                           </a:xfrm>
                           <a:prstGeom prst="rect"/>
                         </pic:spPr>
@@ -7020,11 +7314,17 @@
                 </m:fPr>
                 <m:num>
                   <m:r>
+                    <w:rPr>
+                      <w:color w:val="B3261E"/>
+                    </w:rPr>
                     <m:t>3</m:t>
                   </m:r>
                 </m:num>
                 <m:den>
                   <m:r>
+                    <w:rPr>
+                      <w:color w:val="B3261E"/>
+                    </w:rPr>
                     <m:t>5</m:t>
                   </m:r>
                 </m:den>
@@ -7096,9 +7396,11 @@
               <w:rPr>
                 <w:b/>
                 <w:bCs/>
-                <w:rtl/>
-              </w:rPr>
-              <w:t xml:space="preserve">[حذار]</w:t>
+                <w:color w:val="FFFFFF"/>
+                <w:shd w:val="clear" w:color="auto" w:fill="B3261E"/>
+                <w:rtl/>
+              </w:rPr>
+              <w:t xml:space="preserve"> حذار </w:t>
             </w:r>
             <w:r>
               <w:rPr>
@@ -7171,9 +7473,11 @@
               <w:rPr>
                 <w:b/>
                 <w:bCs/>
-                <w:rtl/>
-              </w:rPr>
-              <w:t xml:space="preserve">[تمرين تطبيقي]</w:t>
+                <w:color w:val="FFFFFF"/>
+                <w:shd w:val="clear" w:color="auto" w:fill="6A1B9A"/>
+                <w:rtl/>
+              </w:rPr>
+              <w:t xml:space="preserve"> تمرين تطبيقي </w:t>
             </w:r>
           </w:p>
           <w:p>
@@ -7451,9 +7755,11 @@
               <w:rPr>
                 <w:b/>
                 <w:bCs/>
-                <w:rtl/>
-              </w:rPr>
-              <w:t xml:space="preserve">[حل التمرين التطبيقي]</w:t>
+                <w:color w:val="FFFFFF"/>
+                <w:shd w:val="clear" w:color="auto" w:fill="C76B00"/>
+                <w:rtl/>
+              </w:rPr>
+              <w:t xml:space="preserve"> حل التمرين التطبيقي </w:t>
             </w:r>
           </w:p>
           <w:p>
@@ -7648,11 +7954,17 @@
                 </m:fPr>
                 <m:num>
                   <m:r>
+                    <w:rPr>
+                      <w:color w:val="B3261E"/>
+                    </w:rPr>
                     <m:t>3</m:t>
                   </m:r>
                 </m:num>
                 <m:den>
                   <m:r>
+                    <w:rPr>
+                      <w:color w:val="B3261E"/>
+                    </w:rPr>
                     <m:t>10</m:t>
                   </m:r>
                 </m:den>
@@ -7804,11 +8116,17 @@
                 </m:fPr>
                 <m:num>
                   <m:r>
+                    <w:rPr>
+                      <w:color w:val="B3261E"/>
+                    </w:rPr>
                     <m:t>9</m:t>
                   </m:r>
                 </m:num>
                 <m:den>
                   <m:r>
+                    <w:rPr>
+                      <w:color w:val="B3261E"/>
+                    </w:rPr>
                     <m:t>25</m:t>
                   </m:r>
                 </m:den>
@@ -8061,11 +8379,17 @@
                 </m:fPr>
                 <m:num>
                   <m:r>
+                    <w:rPr>
+                      <w:color w:val="B3261E"/>
+                    </w:rPr>
                     <m:t>3</m:t>
                   </m:r>
                 </m:num>
                 <m:den>
                   <m:r>
+                    <w:rPr>
+                      <w:color w:val="B3261E"/>
+                    </w:rPr>
                     <m:t>10</m:t>
                   </m:r>
                 </m:den>
@@ -8631,10 +8955,10 @@
         <w:tblLook w:firstRow="0" w:lastRow="0" w:firstColumn="0" w:lastColumn="0" w:noHBand="0" w:noVBand="0" w:val="0000"/>
       </w:tblPr>
       <w:tblGrid>
-        <w:gridCol w:w="1084"/>
-        <w:gridCol w:w="591"/>
-        <w:gridCol w:w="7004"/>
-        <w:gridCol w:w="1183"/>
+        <w:gridCol w:w="1281"/>
+        <w:gridCol w:w="690"/>
+        <w:gridCol w:w="6511"/>
+        <w:gridCol w:w="1380"/>
       </w:tblGrid>
       <w:tr>
         <w:tc>
@@ -8858,9 +9182,11 @@
               <w:rPr>
                 <w:b/>
                 <w:bCs/>
-                <w:rtl/>
-              </w:rPr>
-              <w:t xml:space="preserve">[نشاط 03]</w:t>
+                <w:color w:val="FFFFFF"/>
+                <w:shd w:val="clear" w:color="auto" w:fill="C76B00"/>
+                <w:rtl/>
+              </w:rPr>
+              <w:t xml:space="preserve"> نشاط 03 </w:t>
             </w:r>
             <w:r>
               <w:rPr>
@@ -9235,9 +9561,11 @@
               <w:rPr>
                 <w:b/>
                 <w:bCs/>
-                <w:rtl/>
-              </w:rPr>
-              <w:t xml:space="preserve">[مناقشة النشاط]</w:t>
+                <w:color w:val="FFFFFF"/>
+                <w:shd w:val="clear" w:color="auto" w:fill="1F4E9C"/>
+                <w:rtl/>
+              </w:rPr>
+              <w:t xml:space="preserve"> مناقشة النشاط </w:t>
             </w:r>
           </w:p>
           <w:p>
@@ -9287,9 +9615,15 @@
                 <m:rPr>
                   <m:sty m:val="p"/>
                 </m:rPr>
+                <w:rPr>
+                  <w:color w:val="B3261E"/>
+                </w:rPr>
                 <m:t>−</m:t>
               </m:r>
               <m:r>
+                <w:rPr>
+                  <w:color w:val="B3261E"/>
+                </w:rPr>
                 <m:t>2</m:t>
               </m:r>
             </m:oMath>
@@ -9313,6 +9647,9 @@
             </w:r>
             <m:oMath>
               <m:r>
+                <w:rPr>
+                  <w:color w:val="B3261E"/>
+                </w:rPr>
                 <m:t>1</m:t>
               </m:r>
             </m:oMath>
@@ -9336,6 +9673,9 @@
             </w:r>
             <m:oMath>
               <m:r>
+                <w:rPr>
+                  <w:color w:val="B3261E"/>
+                </w:rPr>
                 <m:t>5</m:t>
               </m:r>
             </m:oMath>
@@ -9558,6 +9898,9 @@
                 <m:t>=</m:t>
               </m:r>
               <m:r>
+                <w:rPr>
+                  <w:color w:val="B3261E"/>
+                </w:rPr>
                 <m:t>30</m:t>
               </m:r>
             </m:oMath>
@@ -9616,15 +9959,24 @@
                 <m:t>=</m:t>
               </m:r>
               <m:r>
+                <w:rPr>
+                  <w:color w:val="B3261E"/>
+                </w:rPr>
                 <m:t>0</m:t>
               </m:r>
               <m:r>
                 <m:rPr>
                   <m:sty m:val="p"/>
                 </m:rPr>
+                <w:rPr>
+                  <w:color w:val="B3261E"/>
+                </w:rPr>
                 <m:t>,</m:t>
               </m:r>
               <m:r>
+                <w:rPr>
+                  <w:color w:val="B3261E"/>
+                </w:rPr>
                 <m:t>3</m:t>
               </m:r>
             </m:oMath>
@@ -9828,9 +10180,11 @@
               <w:rPr>
                 <w:b/>
                 <w:bCs/>
-                <w:rtl/>
-              </w:rPr>
-              <w:t xml:space="preserve">[تعريف]</w:t>
+                <w:color w:val="FFFFFF"/>
+                <w:shd w:val="clear" w:color="auto" w:fill="1F4E9C"/>
+                <w:rtl/>
+              </w:rPr>
+              <w:t xml:space="preserve"> تعريف </w:t>
             </w:r>
             <w:r>
               <w:rPr>
@@ -10071,6 +10425,9 @@
             </w:r>
             <m:oMath>
               <m:r>
+                <w:rPr>
+                  <w:color w:val="B3261E"/>
+                </w:rPr>
                 <m:t>E</m:t>
               </m:r>
               <m:d>
@@ -10082,6 +10439,9 @@
                 </m:dPr>
                 <m:e>
                   <m:r>
+                    <w:rPr>
+                      <w:color w:val="B3261E"/>
+                    </w:rPr>
                     <m:t>X</m:t>
                   </m:r>
                 </m:e>
@@ -10090,16 +10450,25 @@
                 <m:rPr>
                   <m:sty m:val="p"/>
                 </m:rPr>
+                <w:rPr>
+                  <w:color w:val="B3261E"/>
+                </w:rPr>
                 <m:t>=</m:t>
               </m:r>
               <m:sSub>
                 <m:e>
                   <m:r>
+                    <w:rPr>
+                      <w:color w:val="B3261E"/>
+                    </w:rPr>
                     <m:t>x</m:t>
                   </m:r>
                 </m:e>
                 <m:sub>
                   <m:r>
+                    <w:rPr>
+                      <w:color w:val="B3261E"/>
+                    </w:rPr>
                     <m:t>1</m:t>
                   </m:r>
                 </m:sub>
@@ -10107,11 +10476,17 @@
               <m:sSub>
                 <m:e>
                   <m:r>
+                    <w:rPr>
+                      <w:color w:val="B3261E"/>
+                    </w:rPr>
                     <m:t>p</m:t>
                   </m:r>
                 </m:e>
                 <m:sub>
                   <m:r>
+                    <w:rPr>
+                      <w:color w:val="B3261E"/>
+                    </w:rPr>
                     <m:t>1</m:t>
                   </m:r>
                 </m:sub>
@@ -10120,16 +10495,25 @@
                 <m:rPr>
                   <m:sty m:val="p"/>
                 </m:rPr>
+                <w:rPr>
+                  <w:color w:val="B3261E"/>
+                </w:rPr>
                 <m:t>+</m:t>
               </m:r>
               <m:sSub>
                 <m:e>
                   <m:r>
+                    <w:rPr>
+                      <w:color w:val="B3261E"/>
+                    </w:rPr>
                     <m:t>x</m:t>
                   </m:r>
                 </m:e>
                 <m:sub>
                   <m:r>
+                    <w:rPr>
+                      <w:color w:val="B3261E"/>
+                    </w:rPr>
                     <m:t>2</m:t>
                   </m:r>
                 </m:sub>
@@ -10137,11 +10521,17 @@
               <m:sSub>
                 <m:e>
                   <m:r>
+                    <w:rPr>
+                      <w:color w:val="B3261E"/>
+                    </w:rPr>
                     <m:t>p</m:t>
                   </m:r>
                 </m:e>
                 <m:sub>
                   <m:r>
+                    <w:rPr>
+                      <w:color w:val="B3261E"/>
+                    </w:rPr>
                     <m:t>2</m:t>
                   </m:r>
                 </m:sub>
@@ -10150,28 +10540,43 @@
                 <m:rPr>
                   <m:sty m:val="p"/>
                 </m:rPr>
+                <w:rPr>
+                  <w:color w:val="B3261E"/>
+                </w:rPr>
                 <m:t>+</m:t>
               </m:r>
               <m:r>
                 <m:rPr>
                   <m:sty m:val="p"/>
                 </m:rPr>
+                <w:rPr>
+                  <w:color w:val="B3261E"/>
+                </w:rPr>
                 <m:t>…</m:t>
               </m:r>
               <m:r>
                 <m:rPr>
                   <m:sty m:val="p"/>
                 </m:rPr>
+                <w:rPr>
+                  <w:color w:val="B3261E"/>
+                </w:rPr>
                 <m:t>+</m:t>
               </m:r>
               <m:sSub>
                 <m:e>
                   <m:r>
+                    <w:rPr>
+                      <w:color w:val="B3261E"/>
+                    </w:rPr>
                     <m:t>x</m:t>
                   </m:r>
                 </m:e>
                 <m:sub>
                   <m:r>
+                    <w:rPr>
+                      <w:color w:val="B3261E"/>
+                    </w:rPr>
                     <m:t>n</m:t>
                   </m:r>
                 </m:sub>
@@ -10179,11 +10584,17 @@
               <m:sSub>
                 <m:e>
                   <m:r>
+                    <w:rPr>
+                      <w:color w:val="B3261E"/>
+                    </w:rPr>
                     <m:t>p</m:t>
                   </m:r>
                 </m:e>
                 <m:sub>
                   <m:r>
+                    <w:rPr>
+                      <w:color w:val="B3261E"/>
+                    </w:rPr>
                     <m:t>n</m:t>
                   </m:r>
                 </m:sub>
@@ -10237,6 +10648,9 @@
             </w:r>
             <m:oMath>
               <m:r>
+                <w:rPr>
+                  <w:color w:val="B3261E"/>
+                </w:rPr>
                 <m:t>V</m:t>
               </m:r>
               <m:d>
@@ -10248,6 +10662,9 @@
                 </m:dPr>
                 <m:e>
                   <m:r>
+                    <w:rPr>
+                      <w:color w:val="B3261E"/>
+                    </w:rPr>
                     <m:t>X</m:t>
                   </m:r>
                 </m:e>
@@ -10256,21 +10673,33 @@
                 <m:rPr>
                   <m:sty m:val="p"/>
                 </m:rPr>
+                <w:rPr>
+                  <w:color w:val="B3261E"/>
+                </w:rPr>
                 <m:t>=</m:t>
               </m:r>
               <m:sSubSup>
                 <m:e>
                   <m:r>
+                    <w:rPr>
+                      <w:color w:val="B3261E"/>
+                    </w:rPr>
                     <m:t>x</m:t>
                   </m:r>
                 </m:e>
                 <m:sub>
                   <m:r>
+                    <w:rPr>
+                      <w:color w:val="B3261E"/>
+                    </w:rPr>
                     <m:t>1</m:t>
                   </m:r>
                 </m:sub>
                 <m:sup>
                   <m:r>
+                    <w:rPr>
+                      <w:color w:val="B3261E"/>
+                    </w:rPr>
                     <m:t>2</m:t>
                   </m:r>
                 </m:sup>
@@ -10278,11 +10707,17 @@
               <m:sSub>
                 <m:e>
                   <m:r>
+                    <w:rPr>
+                      <w:color w:val="B3261E"/>
+                    </w:rPr>
                     <m:t>p</m:t>
                   </m:r>
                 </m:e>
                 <m:sub>
                   <m:r>
+                    <w:rPr>
+                      <w:color w:val="B3261E"/>
+                    </w:rPr>
                     <m:t>1</m:t>
                   </m:r>
                 </m:sub>
@@ -10291,33 +10726,51 @@
                 <m:rPr>
                   <m:sty m:val="p"/>
                 </m:rPr>
+                <w:rPr>
+                  <w:color w:val="B3261E"/>
+                </w:rPr>
                 <m:t>+</m:t>
               </m:r>
               <m:r>
                 <m:rPr>
                   <m:sty m:val="p"/>
                 </m:rPr>
+                <w:rPr>
+                  <w:color w:val="B3261E"/>
+                </w:rPr>
                 <m:t>…</m:t>
               </m:r>
               <m:r>
                 <m:rPr>
                   <m:sty m:val="p"/>
                 </m:rPr>
+                <w:rPr>
+                  <w:color w:val="B3261E"/>
+                </w:rPr>
                 <m:t>+</m:t>
               </m:r>
               <m:sSubSup>
                 <m:e>
                   <m:r>
+                    <w:rPr>
+                      <w:color w:val="B3261E"/>
+                    </w:rPr>
                     <m:t>x</m:t>
                   </m:r>
                 </m:e>
                 <m:sub>
                   <m:r>
+                    <w:rPr>
+                      <w:color w:val="B3261E"/>
+                    </w:rPr>
                     <m:t>n</m:t>
                   </m:r>
                 </m:sub>
                 <m:sup>
                   <m:r>
+                    <w:rPr>
+                      <w:color w:val="B3261E"/>
+                    </w:rPr>
                     <m:t>2</m:t>
                   </m:r>
                 </m:sup>
@@ -10325,11 +10778,17 @@
               <m:sSub>
                 <m:e>
                   <m:r>
+                    <w:rPr>
+                      <w:color w:val="B3261E"/>
+                    </w:rPr>
                     <m:t>p</m:t>
                   </m:r>
                 </m:e>
                 <m:sub>
                   <m:r>
+                    <w:rPr>
+                      <w:color w:val="B3261E"/>
+                    </w:rPr>
                     <m:t>n</m:t>
                   </m:r>
                 </m:sub>
@@ -10338,15 +10797,24 @@
                 <m:rPr>
                   <m:sty m:val="p"/>
                 </m:rPr>
+                <w:rPr>
+                  <w:color w:val="B3261E"/>
+                </w:rPr>
                 <m:t>−</m:t>
               </m:r>
               <m:r>
                 <m:rPr>
                   <m:sty m:val="p"/>
                 </m:rPr>
+                <w:rPr>
+                  <w:color w:val="B3261E"/>
+                </w:rPr>
                 <m:t>(</m:t>
               </m:r>
               <m:r>
+                <w:rPr>
+                  <w:color w:val="B3261E"/>
+                </w:rPr>
                 <m:t>E</m:t>
               </m:r>
               <m:d>
@@ -10358,6 +10826,9 @@
                 </m:dPr>
                 <m:e>
                   <m:r>
+                    <w:rPr>
+                      <w:color w:val="B3261E"/>
+                    </w:rPr>
                     <m:t>X</m:t>
                   </m:r>
                 </m:e>
@@ -10368,11 +10839,17 @@
                     <m:rPr>
                       <m:sty m:val="p"/>
                     </m:rPr>
+                    <w:rPr>
+                      <w:color w:val="B3261E"/>
+                    </w:rPr>
                     <m:t>)</m:t>
                   </m:r>
                 </m:e>
                 <m:sup>
                   <m:r>
+                    <w:rPr>
+                      <w:color w:val="B3261E"/>
+                    </w:rPr>
                     <m:t>2</m:t>
                   </m:r>
                 </m:sup>
@@ -10426,6 +10903,9 @@
             </w:r>
             <m:oMath>
               <m:r>
+                <w:rPr>
+                  <w:color w:val="B3261E"/>
+                </w:rPr>
                 <m:t>σ</m:t>
               </m:r>
               <m:d>
@@ -10437,6 +10917,9 @@
                 </m:dPr>
                 <m:e>
                   <m:r>
+                    <w:rPr>
+                      <w:color w:val="B3261E"/>
+                    </w:rPr>
                     <m:t>X</m:t>
                   </m:r>
                 </m:e>
@@ -10445,6 +10928,9 @@
                 <m:rPr>
                   <m:sty m:val="p"/>
                 </m:rPr>
+                <w:rPr>
+                  <w:color w:val="B3261E"/>
+                </w:rPr>
                 <m:t>=</m:t>
               </m:r>
               <m:rad>
@@ -10454,6 +10940,9 @@
                 <m:deg/>
                 <m:e>
                   <m:r>
+                    <w:rPr>
+                      <w:color w:val="B3261E"/>
+                    </w:rPr>
                     <m:t>V</m:t>
                   </m:r>
                   <m:d>
@@ -10465,6 +10954,9 @@
                     </m:dPr>
                     <m:e>
                       <m:r>
+                        <w:rPr>
+                          <w:color w:val="B3261E"/>
+                        </w:rPr>
                         <m:t>X</m:t>
                       </m:r>
                     </m:e>
@@ -10539,9 +11031,11 @@
               <w:rPr>
                 <w:b/>
                 <w:bCs/>
-                <w:rtl/>
-              </w:rPr>
-              <w:t xml:space="preserve">[مثال]</w:t>
+                <w:color w:val="FFFFFF"/>
+                <w:shd w:val="clear" w:color="auto" w:fill="C76B00"/>
+                <w:rtl/>
+              </w:rPr>
+              <w:t xml:space="preserve"> مثال </w:t>
             </w:r>
             <w:r>
               <w:rPr>
@@ -10584,7 +11078,7 @@
               </w:rPr>
               <w:drawing>
                 <wp:inline>
-                  <wp:extent cx="3426604" cy="425650"/>
+                  <wp:extent cx="4038656" cy="869987"/>
                   <wp:docPr id="6" name="Picture 6"/>
                   <wp:cNvGraphicFramePr>
                     <a:graphicFrameLocks noChangeAspect="1"/>
@@ -10593,7 +11087,7 @@
                     <a:graphicData uri="http://schemas.openxmlformats.org/drawingml/2006/picture">
                       <pic:pic>
                         <pic:nvPicPr>
-                          <pic:cNvPr id="0" name="261ee5de023c1b12.png"/>
+                          <pic:cNvPr id="0" name="32c5dd7e1cb3d8f9.png"/>
                           <pic:cNvPicPr/>
                         </pic:nvPicPr>
                         <pic:blipFill>
@@ -10605,7 +11099,7 @@
                         <pic:spPr>
                           <a:xfrm>
                             <a:off x="0" y="0"/>
-                            <a:ext cx="3426604" cy="425650"/>
+                            <a:ext cx="4038656" cy="869987"/>
                           </a:xfrm>
                           <a:prstGeom prst="rect"/>
                         </pic:spPr>
@@ -10701,15 +11195,24 @@
                 <m:t>=</m:t>
               </m:r>
               <m:r>
+                <w:rPr>
+                  <w:color w:val="B3261E"/>
+                </w:rPr>
                 <m:t>0</m:t>
               </m:r>
               <m:r>
                 <m:rPr>
                   <m:sty m:val="p"/>
                 </m:rPr>
+                <w:rPr>
+                  <w:color w:val="B3261E"/>
+                </w:rPr>
                 <m:t>,</m:t>
               </m:r>
               <m:r>
+                <w:rPr>
+                  <w:color w:val="B3261E"/>
+                </w:rPr>
                 <m:t>3</m:t>
               </m:r>
             </m:oMath>
@@ -10717,16 +11220,11 @@
               <w:rPr>
                 <w:rtl/>
               </w:rPr>
-              <w:t xml:space="preserve">: اللعبة</w:t>
-            </w:r>
-            <w:r>
-              <w:rPr>
-                <w:rtl/>
-              </w:rPr>
-              <w:t xml:space="preserve"> </w:t>
-            </w:r>
-            <w:r>
-              <w:rPr>
+              <w:t xml:space="preserve">: اللعبة </w:t>
+            </w:r>
+            <w:r>
+              <w:rPr>
+                <w:color w:val="B3261E"/>
                 <w:rtl/>
               </w:rPr>
               <w:t xml:space="preserve">مربحة</w:t>
@@ -10739,6 +11237,7 @@
             </w:r>
             <w:r>
               <w:rPr>
+                <w:color w:val="B3261E"/>
                 <w:rtl/>
               </w:rPr>
               <w:t xml:space="preserve">للاعب</w:t>
@@ -10747,13 +11246,7 @@
               <w:rPr>
                 <w:rtl/>
               </w:rPr>
-              <w:t xml:space="preserve"> </w:t>
-            </w:r>
-            <w:r>
-              <w:rPr>
-                <w:rtl/>
-              </w:rPr>
-              <w:t xml:space="preserve">(</w:t>
+              <w:t xml:space="preserve"> (</w:t>
             </w:r>
             <m:oMath>
               <m:r>
@@ -10916,15 +11409,24 @@
                 <m:t>=</m:t>
               </m:r>
               <m:r>
+                <w:rPr>
+                  <w:color w:val="B3261E"/>
+                </w:rPr>
                 <m:t>7</m:t>
               </m:r>
               <m:r>
                 <m:rPr>
                   <m:sty m:val="p"/>
                 </m:rPr>
+                <w:rPr>
+                  <w:color w:val="B3261E"/>
+                </w:rPr>
                 <m:t>,</m:t>
               </m:r>
               <m:r>
+                <w:rPr>
+                  <w:color w:val="B3261E"/>
+                </w:rPr>
                 <m:t>21</m:t>
               </m:r>
             </m:oMath>
@@ -11004,15 +11506,24 @@
                 <m:t>≈</m:t>
               </m:r>
               <m:r>
+                <w:rPr>
+                  <w:color w:val="B3261E"/>
+                </w:rPr>
                 <m:t>2</m:t>
               </m:r>
               <m:r>
                 <m:rPr>
                   <m:sty m:val="p"/>
                 </m:rPr>
+                <w:rPr>
+                  <w:color w:val="B3261E"/>
+                </w:rPr>
                 <m:t>,</m:t>
               </m:r>
               <m:r>
+                <w:rPr>
+                  <w:color w:val="B3261E"/>
+                </w:rPr>
                 <m:t>69</m:t>
               </m:r>
             </m:oMath>
@@ -11076,9 +11587,11 @@
               <w:rPr>
                 <w:b/>
                 <w:bCs/>
-                <w:rtl/>
-              </w:rPr>
-              <w:t xml:space="preserve">[ملاحظات]</w:t>
+                <w:color w:val="FFFFFF"/>
+                <w:shd w:val="clear" w:color="auto" w:fill="2E7D32"/>
+                <w:rtl/>
+              </w:rPr>
+              <w:t xml:space="preserve"> ملاحظات </w:t>
             </w:r>
             <w:r>
               <w:rPr>
@@ -11264,9 +11777,11 @@
               <w:rPr>
                 <w:b/>
                 <w:bCs/>
-                <w:rtl/>
-              </w:rPr>
-              <w:t xml:space="preserve">[حذار]</w:t>
+                <w:color w:val="FFFFFF"/>
+                <w:shd w:val="clear" w:color="auto" w:fill="B3261E"/>
+                <w:rtl/>
+              </w:rPr>
+              <w:t xml:space="preserve"> حذار </w:t>
             </w:r>
             <w:r>
               <w:rPr>
@@ -11378,9 +11893,11 @@
               <w:rPr>
                 <w:b/>
                 <w:bCs/>
-                <w:rtl/>
-              </w:rPr>
-              <w:t xml:space="preserve">[تمرين تطبيقي]</w:t>
+                <w:color w:val="FFFFFF"/>
+                <w:shd w:val="clear" w:color="auto" w:fill="6A1B9A"/>
+                <w:rtl/>
+              </w:rPr>
+              <w:t xml:space="preserve"> تمرين تطبيقي </w:t>
             </w:r>
           </w:p>
           <w:p>
@@ -11721,9 +12238,11 @@
               <w:rPr>
                 <w:b/>
                 <w:bCs/>
-                <w:rtl/>
-              </w:rPr>
-              <w:t xml:space="preserve">[حل التمرين التطبيقي]</w:t>
+                <w:color w:val="FFFFFF"/>
+                <w:shd w:val="clear" w:color="auto" w:fill="C76B00"/>
+                <w:rtl/>
+              </w:rPr>
+              <w:t xml:space="preserve"> حل التمرين التطبيقي </w:t>
             </w:r>
           </w:p>
           <w:p>
@@ -12001,7 +12520,7 @@
               </w:rPr>
               <w:drawing>
                 <wp:inline>
-                  <wp:extent cx="3426604" cy="228282"/>
+                  <wp:extent cx="4038656" cy="462929"/>
                   <wp:docPr id="7" name="Picture 7"/>
                   <wp:cNvGraphicFramePr>
                     <a:graphicFrameLocks noChangeAspect="1"/>
@@ -12010,7 +12529,7 @@
                     <a:graphicData uri="http://schemas.openxmlformats.org/drawingml/2006/picture">
                       <pic:pic>
                         <pic:nvPicPr>
-                          <pic:cNvPr id="0" name="49bd012afe678abb.png"/>
+                          <pic:cNvPr id="0" name="9ee0bafe11994aeb.png"/>
                           <pic:cNvPicPr/>
                         </pic:nvPicPr>
                         <pic:blipFill>
@@ -12022,7 +12541,7 @@
                         <pic:spPr>
                           <a:xfrm>
                             <a:off x="0" y="0"/>
-                            <a:ext cx="3426604" cy="228282"/>
+                            <a:ext cx="4038656" cy="462929"/>
                           </a:xfrm>
                           <a:prstGeom prst="rect"/>
                         </pic:spPr>
@@ -12187,15 +12706,24 @@
                 <m:t>=</m:t>
               </m:r>
               <m:r>
+                <w:rPr>
+                  <w:color w:val="B3261E"/>
+                </w:rPr>
                 <m:t>1</m:t>
               </m:r>
               <m:r>
                 <m:rPr>
                   <m:sty m:val="p"/>
                 </m:rPr>
+                <w:rPr>
+                  <w:color w:val="B3261E"/>
+                </w:rPr>
                 <m:t>,</m:t>
               </m:r>
               <m:r>
+                <w:rPr>
+                  <w:color w:val="B3261E"/>
+                </w:rPr>
                 <m:t>2</m:t>
               </m:r>
             </m:oMath>
@@ -12454,15 +12982,24 @@
                 <m:t>=</m:t>
               </m:r>
               <m:r>
+                <w:rPr>
+                  <w:color w:val="B3261E"/>
+                </w:rPr>
                 <m:t>0</m:t>
               </m:r>
               <m:r>
                 <m:rPr>
                   <m:sty m:val="p"/>
                 </m:rPr>
+                <w:rPr>
+                  <w:color w:val="B3261E"/>
+                </w:rPr>
                 <m:t>,</m:t>
               </m:r>
               <m:r>
+                <w:rPr>
+                  <w:color w:val="B3261E"/>
+                </w:rPr>
                 <m:t>36</m:t>
               </m:r>
             </m:oMath>
@@ -12534,15 +13071,24 @@
                 <m:t>=</m:t>
               </m:r>
               <m:r>
+                <w:rPr>
+                  <w:color w:val="B3261E"/>
+                </w:rPr>
                 <m:t>0</m:t>
               </m:r>
               <m:r>
                 <m:rPr>
                   <m:sty m:val="p"/>
                 </m:rPr>
+                <w:rPr>
+                  <w:color w:val="B3261E"/>
+                </w:rPr>
                 <m:t>,</m:t>
               </m:r>
               <m:r>
+                <w:rPr>
+                  <w:color w:val="B3261E"/>
+                </w:rPr>
                 <m:t>6</m:t>
               </m:r>
             </m:oMath>
@@ -13106,10 +13652,10 @@
         <w:tblLook w:firstRow="0" w:lastRow="0" w:firstColumn="0" w:lastColumn="0" w:noHBand="0" w:noVBand="0" w:val="0000"/>
       </w:tblPr>
       <w:tblGrid>
-        <w:gridCol w:w="1084"/>
-        <w:gridCol w:w="591"/>
-        <w:gridCol w:w="7004"/>
-        <w:gridCol w:w="1183"/>
+        <w:gridCol w:w="1281"/>
+        <w:gridCol w:w="690"/>
+        <w:gridCol w:w="6511"/>
+        <w:gridCol w:w="1380"/>
       </w:tblGrid>
       <w:tr>
         <w:tc>
@@ -13333,9 +13879,11 @@
               <w:rPr>
                 <w:b/>
                 <w:bCs/>
-                <w:rtl/>
-              </w:rPr>
-              <w:t xml:space="preserve">[نشاط 04]</w:t>
+                <w:color w:val="FFFFFF"/>
+                <w:shd w:val="clear" w:color="auto" w:fill="C76B00"/>
+                <w:rtl/>
+              </w:rPr>
+              <w:t xml:space="preserve"> نشاط 04 </w:t>
             </w:r>
             <w:r>
               <w:rPr>
@@ -13418,7 +13966,7 @@
               </w:rPr>
               <w:drawing>
                 <wp:inline>
-                  <wp:extent cx="3426604" cy="453306"/>
+                  <wp:extent cx="4038656" cy="925009"/>
                   <wp:docPr id="8" name="Picture 8"/>
                   <wp:cNvGraphicFramePr>
                     <a:graphicFrameLocks noChangeAspect="1"/>
@@ -13427,7 +13975,7 @@
                     <a:graphicData uri="http://schemas.openxmlformats.org/drawingml/2006/picture">
                       <pic:pic>
                         <pic:nvPicPr>
-                          <pic:cNvPr id="0" name="deec901608413372.png"/>
+                          <pic:cNvPr id="0" name="f0a8f57c42a45cb3.png"/>
                           <pic:cNvPicPr/>
                         </pic:nvPicPr>
                         <pic:blipFill>
@@ -13439,7 +13987,7 @@
                         <pic:spPr>
                           <a:xfrm>
                             <a:off x="0" y="0"/>
-                            <a:ext cx="3426604" cy="453306"/>
+                            <a:ext cx="4038656" cy="925009"/>
                           </a:xfrm>
                           <a:prstGeom prst="rect"/>
                         </pic:spPr>
@@ -13763,9 +14311,11 @@
               <w:rPr>
                 <w:b/>
                 <w:bCs/>
-                <w:rtl/>
-              </w:rPr>
-              <w:t xml:space="preserve">[مناقشة النشاط]</w:t>
+                <w:color w:val="FFFFFF"/>
+                <w:shd w:val="clear" w:color="auto" w:fill="1F4E9C"/>
+                <w:rtl/>
+              </w:rPr>
+              <w:t xml:space="preserve"> مناقشة النشاط </w:t>
             </w:r>
           </w:p>
           <w:p>
@@ -13832,15 +14382,24 @@
                 <m:t>=</m:t>
               </m:r>
               <m:r>
+                <w:rPr>
+                  <w:color w:val="B3261E"/>
+                </w:rPr>
                 <m:t>0</m:t>
               </m:r>
               <m:r>
                 <m:rPr>
                   <m:sty m:val="p"/>
                 </m:rPr>
+                <w:rPr>
+                  <w:color w:val="B3261E"/>
+                </w:rPr>
                 <m:t>,</m:t>
               </m:r>
               <m:r>
+                <w:rPr>
+                  <w:color w:val="B3261E"/>
+                </w:rPr>
                 <m:t>6</m:t>
               </m:r>
             </m:oMath>
@@ -13907,15 +14466,24 @@
                 <m:t>=</m:t>
               </m:r>
               <m:r>
+                <w:rPr>
+                  <w:color w:val="B3261E"/>
+                </w:rPr>
                 <m:t>0</m:t>
               </m:r>
               <m:r>
                 <m:rPr>
                   <m:sty m:val="p"/>
                 </m:rPr>
+                <w:rPr>
+                  <w:color w:val="B3261E"/>
+                </w:rPr>
                 <m:t>,</m:t>
               </m:r>
               <m:r>
+                <w:rPr>
+                  <w:color w:val="B3261E"/>
+                </w:rPr>
                 <m:t>38</m:t>
               </m:r>
             </m:oMath>
@@ -13991,15 +14559,24 @@
                 <m:t>=</m:t>
               </m:r>
               <m:r>
+                <w:rPr>
+                  <w:color w:val="B3261E"/>
+                </w:rPr>
                 <m:t>0</m:t>
               </m:r>
               <m:r>
                 <m:rPr>
                   <m:sty m:val="p"/>
                 </m:rPr>
+                <w:rPr>
+                  <w:color w:val="B3261E"/>
+                </w:rPr>
                 <m:t>,</m:t>
               </m:r>
               <m:r>
+                <w:rPr>
+                  <w:color w:val="B3261E"/>
+                </w:rPr>
                 <m:t>18</m:t>
               </m:r>
             </m:oMath>
@@ -14110,15 +14687,24 @@
                 <m:t>=</m:t>
               </m:r>
               <m:r>
+                <w:rPr>
+                  <w:color w:val="B3261E"/>
+                </w:rPr>
                 <m:t>0</m:t>
               </m:r>
               <m:r>
                 <m:rPr>
                   <m:sty m:val="p"/>
                 </m:rPr>
+                <w:rPr>
+                  <w:color w:val="B3261E"/>
+                </w:rPr>
                 <m:t>,</m:t>
               </m:r>
               <m:r>
+                <w:rPr>
+                  <w:color w:val="B3261E"/>
+                </w:rPr>
                 <m:t>3</m:t>
               </m:r>
             </m:oMath>
@@ -14245,15 +14831,24 @@
                 <m:t>=</m:t>
               </m:r>
               <m:r>
+                <w:rPr>
+                  <w:color w:val="B3261E"/>
+                </w:rPr>
                 <m:t>0</m:t>
               </m:r>
               <m:r>
                 <m:rPr>
                   <m:sty m:val="p"/>
                 </m:rPr>
+                <w:rPr>
+                  <w:color w:val="B3261E"/>
+                </w:rPr>
                 <m:t>,</m:t>
               </m:r>
               <m:r>
+                <w:rPr>
+                  <w:color w:val="B3261E"/>
+                </w:rPr>
                 <m:t>3</m:t>
               </m:r>
             </m:oMath>
@@ -14329,9 +14924,11 @@
               <w:rPr>
                 <w:b/>
                 <w:bCs/>
-                <w:rtl/>
-              </w:rPr>
-              <w:t xml:space="preserve">[تعريف]</w:t>
+                <w:color w:val="FFFFFF"/>
+                <w:shd w:val="clear" w:color="auto" w:fill="1F4E9C"/>
+                <w:rtl/>
+              </w:rPr>
+              <w:t xml:space="preserve"> تعريف </w:t>
             </w:r>
             <w:r>
               <w:rPr>
@@ -14489,11 +15086,17 @@
               <m:sSub>
                 <m:e>
                   <m:r>
+                    <w:rPr>
+                      <w:color w:val="B3261E"/>
+                    </w:rPr>
                     <m:t>P</m:t>
                   </m:r>
                 </m:e>
                 <m:sub>
                   <m:r>
+                    <w:rPr>
+                      <w:color w:val="B3261E"/>
+                    </w:rPr>
                     <m:t>A</m:t>
                   </m:r>
                 </m:sub>
@@ -14507,6 +15110,9 @@
                 </m:dPr>
                 <m:e>
                   <m:r>
+                    <w:rPr>
+                      <w:color w:val="B3261E"/>
+                    </w:rPr>
                     <m:t>B</m:t>
                   </m:r>
                 </m:e>
@@ -14515,6 +15121,9 @@
                 <m:rPr>
                   <m:sty m:val="p"/>
                 </m:rPr>
+                <w:rPr>
+                  <w:color w:val="B3261E"/>
+                </w:rPr>
                 <m:t>=</m:t>
               </m:r>
               <m:f>
@@ -14523,6 +15132,9 @@
                 </m:fPr>
                 <m:num>
                   <m:r>
+                    <w:rPr>
+                      <w:color w:val="B3261E"/>
+                    </w:rPr>
                     <m:t>P</m:t>
                   </m:r>
                   <m:d>
@@ -14534,15 +15146,24 @@
                     </m:dPr>
                     <m:e>
                       <m:r>
+                        <w:rPr>
+                          <w:color w:val="B3261E"/>
+                        </w:rPr>
                         <m:t>A</m:t>
                       </m:r>
                       <m:r>
                         <m:rPr>
                           <m:sty m:val="p"/>
                         </m:rPr>
+                        <w:rPr>
+                          <w:color w:val="B3261E"/>
+                        </w:rPr>
                         <m:t>∩</m:t>
                       </m:r>
                       <m:r>
+                        <w:rPr>
+                          <w:color w:val="B3261E"/>
+                        </w:rPr>
                         <m:t>B</m:t>
                       </m:r>
                     </m:e>
@@ -14550,6 +15171,9 @@
                 </m:num>
                 <m:den>
                   <m:r>
+                    <w:rPr>
+                      <w:color w:val="B3261E"/>
+                    </w:rPr>
                     <m:t>P</m:t>
                   </m:r>
                   <m:d>
@@ -14561,6 +15185,9 @@
                     </m:dPr>
                     <m:e>
                       <m:r>
+                        <w:rPr>
+                          <w:color w:val="B3261E"/>
+                        </w:rPr>
                         <m:t>A</m:t>
                       </m:r>
                     </m:e>
@@ -14635,9 +15262,11 @@
               <w:rPr>
                 <w:b/>
                 <w:bCs/>
-                <w:rtl/>
-              </w:rPr>
-              <w:t xml:space="preserve">[خاصية]</w:t>
+                <w:color w:val="FFFFFF"/>
+                <w:shd w:val="clear" w:color="auto" w:fill="B3261E"/>
+                <w:rtl/>
+              </w:rPr>
+              <w:t xml:space="preserve"> خاصية </w:t>
             </w:r>
           </w:p>
           <w:p>
@@ -14661,6 +15290,9 @@
             </w:r>
             <m:oMath>
               <m:r>
+                <w:rPr>
+                  <w:color w:val="B3261E"/>
+                </w:rPr>
                 <m:t>P</m:t>
               </m:r>
               <m:d>
@@ -14672,15 +15304,24 @@
                 </m:dPr>
                 <m:e>
                   <m:r>
+                    <w:rPr>
+                      <w:color w:val="B3261E"/>
+                    </w:rPr>
                     <m:t>A</m:t>
                   </m:r>
                   <m:r>
                     <m:rPr>
                       <m:sty m:val="p"/>
                     </m:rPr>
+                    <w:rPr>
+                      <w:color w:val="B3261E"/>
+                    </w:rPr>
                     <m:t>∩</m:t>
                   </m:r>
                   <m:r>
+                    <w:rPr>
+                      <w:color w:val="B3261E"/>
+                    </w:rPr>
                     <m:t>B</m:t>
                   </m:r>
                 </m:e>
@@ -14689,9 +15330,15 @@
                 <m:rPr>
                   <m:sty m:val="p"/>
                 </m:rPr>
+                <w:rPr>
+                  <w:color w:val="B3261E"/>
+                </w:rPr>
                 <m:t>=</m:t>
               </m:r>
               <m:r>
+                <w:rPr>
+                  <w:color w:val="B3261E"/>
+                </w:rPr>
                 <m:t>P</m:t>
               </m:r>
               <m:d>
@@ -14703,6 +15350,9 @@
                 </m:dPr>
                 <m:e>
                   <m:r>
+                    <w:rPr>
+                      <w:color w:val="B3261E"/>
+                    </w:rPr>
                     <m:t>A</m:t>
                   </m:r>
                 </m:e>
@@ -14711,16 +15361,25 @@
                 <m:rPr>
                   <m:sty m:val="p"/>
                 </m:rPr>
+                <w:rPr>
+                  <w:color w:val="B3261E"/>
+                </w:rPr>
                 <m:t>×</m:t>
               </m:r>
               <m:sSub>
                 <m:e>
                   <m:r>
+                    <w:rPr>
+                      <w:color w:val="B3261E"/>
+                    </w:rPr>
                     <m:t>P</m:t>
                   </m:r>
                 </m:e>
                 <m:sub>
                   <m:r>
+                    <w:rPr>
+                      <w:color w:val="B3261E"/>
+                    </w:rPr>
                     <m:t>A</m:t>
                   </m:r>
                 </m:sub>
@@ -14734,6 +15393,9 @@
                 </m:dPr>
                 <m:e>
                   <m:r>
+                    <w:rPr>
+                      <w:color w:val="B3261E"/>
+                    </w:rPr>
                     <m:t>B</m:t>
                   </m:r>
                 </m:e>
@@ -14769,11 +15431,17 @@
               <m:sSub>
                 <m:e>
                   <m:r>
+                    <w:rPr>
+                      <w:color w:val="B3261E"/>
+                    </w:rPr>
                     <m:t>P</m:t>
                   </m:r>
                 </m:e>
                 <m:sub>
                   <m:r>
+                    <w:rPr>
+                      <w:color w:val="B3261E"/>
+                    </w:rPr>
                     <m:t>A</m:t>
                   </m:r>
                 </m:sub>
@@ -14787,6 +15455,9 @@
                 </m:dPr>
                 <m:e>
                   <m:r>
+                    <w:rPr>
+                      <w:color w:val="B3261E"/>
+                    </w:rPr>
                     <m:t>B</m:t>
                   </m:r>
                 </m:e>
@@ -14795,16 +15466,25 @@
                 <m:rPr>
                   <m:sty m:val="p"/>
                 </m:rPr>
+                <w:rPr>
+                  <w:color w:val="B3261E"/>
+                </w:rPr>
                 <m:t>+</m:t>
               </m:r>
               <m:sSub>
                 <m:e>
                   <m:r>
+                    <w:rPr>
+                      <w:color w:val="B3261E"/>
+                    </w:rPr>
                     <m:t>P</m:t>
                   </m:r>
                 </m:e>
                 <m:sub>
                   <m:r>
+                    <w:rPr>
+                      <w:color w:val="B3261E"/>
+                    </w:rPr>
                     <m:t>A</m:t>
                   </m:r>
                 </m:sub>
@@ -14823,6 +15503,9 @@
                     </m:barPr>
                     <m:e>
                       <m:r>
+                        <w:rPr>
+                          <w:color w:val="B3261E"/>
+                        </w:rPr>
                         <m:t>B</m:t>
                       </m:r>
                     </m:e>
@@ -14833,9 +15516,15 @@
                 <m:rPr>
                   <m:sty m:val="p"/>
                 </m:rPr>
+                <w:rPr>
+                  <w:color w:val="B3261E"/>
+                </w:rPr>
                 <m:t>=</m:t>
               </m:r>
               <m:r>
+                <w:rPr>
+                  <w:color w:val="B3261E"/>
+                </w:rPr>
                 <m:t>1</m:t>
               </m:r>
             </m:oMath>
@@ -14898,9 +15587,11 @@
               <w:rPr>
                 <w:b/>
                 <w:bCs/>
-                <w:rtl/>
-              </w:rPr>
-              <w:t xml:space="preserve">[مثال]</w:t>
+                <w:color w:val="FFFFFF"/>
+                <w:shd w:val="clear" w:color="auto" w:fill="C76B00"/>
+                <w:rtl/>
+              </w:rPr>
+              <w:t xml:space="preserve"> مثال </w:t>
             </w:r>
           </w:p>
           <w:p>
@@ -14955,15 +15646,24 @@
                 <m:t>=</m:t>
               </m:r>
               <m:r>
+                <w:rPr>
+                  <w:color w:val="B3261E"/>
+                </w:rPr>
                 <m:t>0</m:t>
               </m:r>
               <m:r>
                 <m:rPr>
                   <m:sty m:val="p"/>
                 </m:rPr>
+                <w:rPr>
+                  <w:color w:val="B3261E"/>
+                </w:rPr>
                 <m:t>,</m:t>
               </m:r>
               <m:r>
+                <w:rPr>
+                  <w:color w:val="B3261E"/>
+                </w:rPr>
                 <m:t>3</m:t>
               </m:r>
             </m:oMath>
@@ -15052,15 +15752,24 @@
                 <m:t>=</m:t>
               </m:r>
               <m:r>
+                <w:rPr>
+                  <w:color w:val="B3261E"/>
+                </w:rPr>
                 <m:t>0</m:t>
               </m:r>
               <m:r>
                 <m:rPr>
                   <m:sty m:val="p"/>
                 </m:rPr>
+                <w:rPr>
+                  <w:color w:val="B3261E"/>
+                </w:rPr>
                 <m:t>,</m:t>
               </m:r>
               <m:r>
+                <w:rPr>
+                  <w:color w:val="B3261E"/>
+                </w:rPr>
                 <m:t>7</m:t>
               </m:r>
             </m:oMath>
@@ -15151,15 +15860,24 @@
                 <m:t>=</m:t>
               </m:r>
               <m:r>
+                <w:rPr>
+                  <w:color w:val="B3261E"/>
+                </w:rPr>
                 <m:t>0</m:t>
               </m:r>
               <m:r>
                 <m:rPr>
                   <m:sty m:val="p"/>
                 </m:rPr>
+                <w:rPr>
+                  <w:color w:val="B3261E"/>
+                </w:rPr>
                 <m:t>,</m:t>
               </m:r>
               <m:r>
+                <w:rPr>
+                  <w:color w:val="B3261E"/>
+                </w:rPr>
                 <m:t>5</m:t>
               </m:r>
             </m:oMath>
@@ -15228,15 +15946,24 @@
                 <m:t>=</m:t>
               </m:r>
               <m:r>
+                <w:rPr>
+                  <w:color w:val="B3261E"/>
+                </w:rPr>
                 <m:t>0</m:t>
               </m:r>
               <m:r>
                 <m:rPr>
                   <m:sty m:val="p"/>
                 </m:rPr>
+                <w:rPr>
+                  <w:color w:val="B3261E"/>
+                </w:rPr>
                 <m:t>,</m:t>
               </m:r>
               <m:r>
+                <w:rPr>
+                  <w:color w:val="B3261E"/>
+                </w:rPr>
                 <m:t>5</m:t>
               </m:r>
             </m:oMath>
@@ -15388,15 +16115,24 @@
                 <m:t>=</m:t>
               </m:r>
               <m:r>
+                <w:rPr>
+                  <w:color w:val="B3261E"/>
+                </w:rPr>
                 <m:t>0</m:t>
               </m:r>
               <m:r>
                 <m:rPr>
                   <m:sty m:val="p"/>
                 </m:rPr>
+                <w:rPr>
+                  <w:color w:val="B3261E"/>
+                </w:rPr>
                 <m:t>,</m:t>
               </m:r>
               <m:r>
+                <w:rPr>
+                  <w:color w:val="B3261E"/>
+                </w:rPr>
                 <m:t>18</m:t>
               </m:r>
             </m:oMath>
@@ -15460,9 +16196,11 @@
               <w:rPr>
                 <w:b/>
                 <w:bCs/>
-                <w:rtl/>
-              </w:rPr>
-              <w:t xml:space="preserve">[حذار]</w:t>
+                <w:color w:val="FFFFFF"/>
+                <w:shd w:val="clear" w:color="auto" w:fill="B3261E"/>
+                <w:rtl/>
+              </w:rPr>
+              <w:t xml:space="preserve"> حذار </w:t>
             </w:r>
             <w:r>
               <w:rPr>
@@ -15658,9 +16396,11 @@
               <w:rPr>
                 <w:b/>
                 <w:bCs/>
-                <w:rtl/>
-              </w:rPr>
-              <w:t xml:space="preserve">[تمرين تطبيقي]</w:t>
+                <w:color w:val="FFFFFF"/>
+                <w:shd w:val="clear" w:color="auto" w:fill="6A1B9A"/>
+                <w:rtl/>
+              </w:rPr>
+              <w:t xml:space="preserve"> تمرين تطبيقي </w:t>
             </w:r>
           </w:p>
           <w:p>
@@ -15898,9 +16638,11 @@
               <w:rPr>
                 <w:b/>
                 <w:bCs/>
-                <w:rtl/>
-              </w:rPr>
-              <w:t xml:space="preserve">[حل التمرين التطبيقي]</w:t>
+                <w:color w:val="FFFFFF"/>
+                <w:shd w:val="clear" w:color="auto" w:fill="C76B00"/>
+                <w:rtl/>
+              </w:rPr>
+              <w:t xml:space="preserve"> حل التمرين التطبيقي </w:t>
             </w:r>
           </w:p>
           <w:p>
@@ -16037,11 +16779,17 @@
                 </m:fPr>
                 <m:num>
                   <m:r>
+                    <w:rPr>
+                      <w:color w:val="B3261E"/>
+                    </w:rPr>
                     <m:t>9</m:t>
                   </m:r>
                 </m:num>
                 <m:den>
                   <m:r>
+                    <w:rPr>
+                      <w:color w:val="B3261E"/>
+                    </w:rPr>
                     <m:t>19</m:t>
                   </m:r>
                 </m:den>
@@ -16166,11 +16914,17 @@
                 </m:fPr>
                 <m:num>
                   <m:r>
+                    <w:rPr>
+                      <w:color w:val="B3261E"/>
+                    </w:rPr>
                     <m:t>10</m:t>
                   </m:r>
                 </m:num>
                 <m:den>
                   <m:r>
+                    <w:rPr>
+                      <w:color w:val="B3261E"/>
+                    </w:rPr>
                     <m:t>19</m:t>
                   </m:r>
                 </m:den>
@@ -16206,16 +16960,11 @@
               <w:rPr>
                 <w:rtl/>
               </w:rPr>
-              <w:t xml:space="preserve">من بين أصحاب القروض ،</w:t>
-            </w:r>
-            <w:r>
-              <w:rPr>
-                <w:rtl/>
-              </w:rPr>
-              <w:t xml:space="preserve"> </w:t>
-            </w:r>
-            <w:r>
-              <w:rPr>
+              <w:t xml:space="preserve">من بين أصحاب القروض ، </w:t>
+            </w:r>
+            <w:r>
+              <w:rPr>
+                <w:color w:val="B3261E"/>
                 <w:rtl/>
               </w:rPr>
               <w:t xml:space="preserve">حوالي</w:t>
@@ -16228,12 +16977,18 @@
             </w:r>
             <m:oMath>
               <m:r>
+                <w:rPr>
+                  <w:color w:val="B3261E"/>
+                </w:rPr>
                 <m:t>47</m:t>
               </m:r>
               <m:r>
                 <m:rPr>
                   <m:sty m:val="p"/>
                 </m:rPr>
+                <w:rPr>
+                  <w:color w:val="B3261E"/>
+                </w:rPr>
                 <m:t>%</m:t>
               </m:r>
             </m:oMath>
@@ -16245,6 +17000,7 @@
             </w:r>
             <w:r>
               <w:rPr>
+                <w:color w:val="B3261E"/>
                 <w:rtl/>
               </w:rPr>
               <w:t xml:space="preserve">لهم</w:t>
@@ -16257,6 +17013,7 @@
             </w:r>
             <w:r>
               <w:rPr>
+                <w:color w:val="B3261E"/>
                 <w:rtl/>
               </w:rPr>
               <w:t xml:space="preserve">دفتر</w:t>
@@ -16269,6 +17026,7 @@
             </w:r>
             <w:r>
               <w:rPr>
+                <w:color w:val="B3261E"/>
                 <w:rtl/>
               </w:rPr>
               <w:t xml:space="preserve">توفير</w:t>
@@ -16833,10 +17591,10 @@
         <w:tblLook w:firstRow="0" w:lastRow="0" w:firstColumn="0" w:lastColumn="0" w:noHBand="0" w:noVBand="0" w:val="0000"/>
       </w:tblPr>
       <w:tblGrid>
-        <w:gridCol w:w="1084"/>
-        <w:gridCol w:w="591"/>
-        <w:gridCol w:w="7004"/>
-        <w:gridCol w:w="1183"/>
+        <w:gridCol w:w="1281"/>
+        <w:gridCol w:w="690"/>
+        <w:gridCol w:w="6511"/>
+        <w:gridCol w:w="1380"/>
       </w:tblGrid>
       <w:tr>
         <w:tc>
@@ -17060,9 +17818,11 @@
               <w:rPr>
                 <w:b/>
                 <w:bCs/>
-                <w:rtl/>
-              </w:rPr>
-              <w:t xml:space="preserve">[نشاط 05]</w:t>
+                <w:color w:val="FFFFFF"/>
+                <w:shd w:val="clear" w:color="auto" w:fill="C76B00"/>
+                <w:rtl/>
+              </w:rPr>
+              <w:t xml:space="preserve"> نشاط 05 </w:t>
             </w:r>
             <w:r>
               <w:rPr>
@@ -17523,9 +18283,11 @@
               <w:rPr>
                 <w:b/>
                 <w:bCs/>
-                <w:rtl/>
-              </w:rPr>
-              <w:t xml:space="preserve">[مناقشة النشاط]</w:t>
+                <w:color w:val="FFFFFF"/>
+                <w:shd w:val="clear" w:color="auto" w:fill="1F4E9C"/>
+                <w:rtl/>
+              </w:rPr>
+              <w:t xml:space="preserve"> مناقشة النشاط </w:t>
             </w:r>
           </w:p>
           <w:p>
@@ -17580,15 +18342,24 @@
                 <m:t>=</m:t>
               </m:r>
               <m:r>
+                <w:rPr>
+                  <w:color w:val="B3261E"/>
+                </w:rPr>
                 <m:t>0</m:t>
               </m:r>
               <m:r>
                 <m:rPr>
                   <m:sty m:val="p"/>
                 </m:rPr>
+                <w:rPr>
+                  <w:color w:val="B3261E"/>
+                </w:rPr>
                 <m:t>,</m:t>
               </m:r>
               <m:r>
+                <w:rPr>
+                  <w:color w:val="B3261E"/>
+                </w:rPr>
                 <m:t>6</m:t>
               </m:r>
             </m:oMath>
@@ -17643,15 +18414,24 @@
                 <m:t>=</m:t>
               </m:r>
               <m:r>
+                <w:rPr>
+                  <w:color w:val="B3261E"/>
+                </w:rPr>
                 <m:t>0</m:t>
               </m:r>
               <m:r>
                 <m:rPr>
                   <m:sty m:val="p"/>
                 </m:rPr>
+                <w:rPr>
+                  <w:color w:val="B3261E"/>
+                </w:rPr>
                 <m:t>,</m:t>
               </m:r>
               <m:r>
+                <w:rPr>
+                  <w:color w:val="B3261E"/>
+                </w:rPr>
                 <m:t>4</m:t>
               </m:r>
             </m:oMath>
@@ -17715,15 +18495,24 @@
                 <m:t>=</m:t>
               </m:r>
               <m:r>
+                <w:rPr>
+                  <w:color w:val="B3261E"/>
+                </w:rPr>
                 <m:t>0</m:t>
               </m:r>
               <m:r>
                 <m:rPr>
                   <m:sty m:val="p"/>
                 </m:rPr>
+                <w:rPr>
+                  <w:color w:val="B3261E"/>
+                </w:rPr>
                 <m:t>,</m:t>
               </m:r>
               <m:r>
+                <w:rPr>
+                  <w:color w:val="B3261E"/>
+                </w:rPr>
                 <m:t>03</m:t>
               </m:r>
             </m:oMath>
@@ -17787,15 +18576,24 @@
                 <m:t>=</m:t>
               </m:r>
               <m:r>
+                <w:rPr>
+                  <w:color w:val="B3261E"/>
+                </w:rPr>
                 <m:t>0</m:t>
               </m:r>
               <m:r>
                 <m:rPr>
                   <m:sty m:val="p"/>
                 </m:rPr>
+                <w:rPr>
+                  <w:color w:val="B3261E"/>
+                </w:rPr>
                 <m:t>,</m:t>
               </m:r>
               <m:r>
+                <w:rPr>
+                  <w:color w:val="B3261E"/>
+                </w:rPr>
                 <m:t>05</m:t>
               </m:r>
             </m:oMath>
@@ -17929,15 +18727,24 @@
                 <m:t>=</m:t>
               </m:r>
               <m:r>
+                <w:rPr>
+                  <w:color w:val="B3261E"/>
+                </w:rPr>
                 <m:t>0</m:t>
               </m:r>
               <m:r>
                 <m:rPr>
                   <m:sty m:val="p"/>
                 </m:rPr>
+                <w:rPr>
+                  <w:color w:val="B3261E"/>
+                </w:rPr>
                 <m:t>,</m:t>
               </m:r>
               <m:r>
+                <w:rPr>
+                  <w:color w:val="B3261E"/>
+                </w:rPr>
                 <m:t>018</m:t>
               </m:r>
             </m:oMath>
@@ -18037,15 +18844,24 @@
                 <m:t>=</m:t>
               </m:r>
               <m:r>
+                <w:rPr>
+                  <w:color w:val="B3261E"/>
+                </w:rPr>
                 <m:t>0</m:t>
               </m:r>
               <m:r>
                 <m:rPr>
                   <m:sty m:val="p"/>
                 </m:rPr>
+                <w:rPr>
+                  <w:color w:val="B3261E"/>
+                </w:rPr>
                 <m:t>,</m:t>
               </m:r>
               <m:r>
+                <w:rPr>
+                  <w:color w:val="B3261E"/>
+                </w:rPr>
                 <m:t>02</m:t>
               </m:r>
             </m:oMath>
@@ -18232,15 +19048,24 @@
                 <m:t>=</m:t>
               </m:r>
               <m:r>
+                <w:rPr>
+                  <w:color w:val="B3261E"/>
+                </w:rPr>
                 <m:t>0</m:t>
               </m:r>
               <m:r>
                 <m:rPr>
                   <m:sty m:val="p"/>
                 </m:rPr>
+                <w:rPr>
+                  <w:color w:val="B3261E"/>
+                </w:rPr>
                 <m:t>,</m:t>
               </m:r>
               <m:r>
+                <w:rPr>
+                  <w:color w:val="B3261E"/>
+                </w:rPr>
                 <m:t>038</m:t>
               </m:r>
             </m:oMath>
@@ -18315,9 +19140,11 @@
               <w:rPr>
                 <w:b/>
                 <w:bCs/>
-                <w:rtl/>
-              </w:rPr>
-              <w:t xml:space="preserve">[قواعد الشجرة المتوازنة]</w:t>
+                <w:color w:val="FFFFFF"/>
+                <w:shd w:val="clear" w:color="auto" w:fill="6A1B9A"/>
+                <w:rtl/>
+              </w:rPr>
+              <w:t xml:space="preserve"> قواعد الشجرة المتوازنة </w:t>
             </w:r>
           </w:p>
           <w:p>
@@ -18343,16 +19170,11 @@
               <w:rPr>
                 <w:rtl/>
               </w:rPr>
-              <w:t xml:space="preserve">على فروع المستوى الأول احتمالات ، وعلى فروع المستوى الثاني</w:t>
-            </w:r>
-            <w:r>
-              <w:rPr>
-                <w:rtl/>
-              </w:rPr>
-              <w:t xml:space="preserve"> </w:t>
-            </w:r>
-            <w:r>
-              <w:rPr>
+              <w:t xml:space="preserve">على فروع المستوى الأول احتمالات ، وعلى فروع المستوى الثاني </w:t>
+            </w:r>
+            <w:r>
+              <w:rPr>
+                <w:color w:val="B3261E"/>
                 <w:rtl/>
               </w:rPr>
               <w:t xml:space="preserve">احتمالات</w:t>
@@ -18365,6 +19187,7 @@
             </w:r>
             <w:r>
               <w:rPr>
+                <w:color w:val="B3261E"/>
                 <w:rtl/>
               </w:rPr>
               <w:t xml:space="preserve">شرطية</w:t>
@@ -18397,6 +19220,7 @@
             </w:r>
             <w:r>
               <w:rPr>
+                <w:color w:val="B3261E"/>
                 <w:rtl/>
               </w:rPr>
               <w:t xml:space="preserve">مجموع</w:t>
@@ -18409,6 +19233,7 @@
             </w:r>
             <w:r>
               <w:rPr>
+                <w:color w:val="B3261E"/>
                 <w:rtl/>
               </w:rPr>
               <w:t xml:space="preserve">احتمالات</w:t>
@@ -18421,6 +19246,7 @@
             </w:r>
             <w:r>
               <w:rPr>
+                <w:color w:val="B3261E"/>
                 <w:rtl/>
               </w:rPr>
               <w:t xml:space="preserve">الفروع</w:t>
@@ -18433,6 +19259,7 @@
             </w:r>
             <w:r>
               <w:rPr>
+                <w:color w:val="B3261E"/>
                 <w:rtl/>
               </w:rPr>
               <w:t xml:space="preserve">الخارجة</w:t>
@@ -18445,6 +19272,7 @@
             </w:r>
             <w:r>
               <w:rPr>
+                <w:color w:val="B3261E"/>
                 <w:rtl/>
               </w:rPr>
               <w:t xml:space="preserve">من</w:t>
@@ -18457,6 +19285,7 @@
             </w:r>
             <w:r>
               <w:rPr>
+                <w:color w:val="B3261E"/>
                 <w:rtl/>
               </w:rPr>
               <w:t xml:space="preserve">نفس</w:t>
@@ -18469,6 +19298,7 @@
             </w:r>
             <w:r>
               <w:rPr>
+                <w:color w:val="B3261E"/>
                 <w:rtl/>
               </w:rPr>
               <w:t xml:space="preserve">العقدة</w:t>
@@ -18481,6 +19311,7 @@
             </w:r>
             <w:r>
               <w:rPr>
+                <w:color w:val="B3261E"/>
                 <w:rtl/>
               </w:rPr>
               <w:t xml:space="preserve">يساوي</w:t>
@@ -18493,6 +19324,9 @@
             </w:r>
             <m:oMath>
               <m:r>
+                <w:rPr>
+                  <w:color w:val="B3261E"/>
+                </w:rPr>
                 <m:t>1</m:t>
               </m:r>
             </m:oMath>
@@ -18524,6 +19358,7 @@
             </w:r>
             <w:r>
               <w:rPr>
+                <w:color w:val="B3261E"/>
                 <w:rtl/>
               </w:rPr>
               <w:t xml:space="preserve">احتمال</w:t>
@@ -18536,6 +19371,7 @@
             </w:r>
             <w:r>
               <w:rPr>
+                <w:color w:val="B3261E"/>
                 <w:rtl/>
               </w:rPr>
               <w:t xml:space="preserve">مسار</w:t>
@@ -18548,6 +19384,7 @@
             </w:r>
             <w:r>
               <w:rPr>
+                <w:color w:val="B3261E"/>
                 <w:rtl/>
               </w:rPr>
               <w:t xml:space="preserve">=</w:t>
@@ -18560,6 +19397,7 @@
             </w:r>
             <w:r>
               <w:rPr>
+                <w:color w:val="B3261E"/>
                 <w:rtl/>
               </w:rPr>
               <w:t xml:space="preserve">جداء</w:t>
@@ -18572,6 +19410,7 @@
             </w:r>
             <w:r>
               <w:rPr>
+                <w:color w:val="B3261E"/>
                 <w:rtl/>
               </w:rPr>
               <w:t xml:space="preserve">احتمالات</w:t>
@@ -18584,6 +19423,7 @@
             </w:r>
             <w:r>
               <w:rPr>
+                <w:color w:val="B3261E"/>
                 <w:rtl/>
               </w:rPr>
               <w:t xml:space="preserve">فروعه</w:t>
@@ -18655,9 +19495,11 @@
               <w:rPr>
                 <w:b/>
                 <w:bCs/>
-                <w:rtl/>
-              </w:rPr>
-              <w:t xml:space="preserve">[دستور الاحتمالات الكلية]</w:t>
+                <w:color w:val="FFFFFF"/>
+                <w:shd w:val="clear" w:color="auto" w:fill="B3261E"/>
+                <w:rtl/>
+              </w:rPr>
+              <w:t xml:space="preserve"> دستور الاحتمالات الكلية </w:t>
             </w:r>
             <w:r>
               <w:rPr>
@@ -18812,6 +19654,9 @@
             </w:pPr>
             <m:oMath>
               <m:r>
+                <w:rPr>
+                  <w:color w:val="B3261E"/>
+                </w:rPr>
                 <m:t>P</m:t>
               </m:r>
               <m:d>
@@ -18823,6 +19668,9 @@
                 </m:dPr>
                 <m:e>
                   <m:r>
+                    <w:rPr>
+                      <w:color w:val="B3261E"/>
+                    </w:rPr>
                     <m:t>D</m:t>
                   </m:r>
                 </m:e>
@@ -18831,9 +19679,15 @@
                 <m:rPr>
                   <m:sty m:val="p"/>
                 </m:rPr>
+                <w:rPr>
+                  <w:color w:val="B3261E"/>
+                </w:rPr>
                 <m:t>=</m:t>
               </m:r>
               <m:r>
+                <w:rPr>
+                  <w:color w:val="B3261E"/>
+                </w:rPr>
                 <m:t>P</m:t>
               </m:r>
               <m:d>
@@ -18847,11 +19701,17 @@
                   <m:sSub>
                     <m:e>
                       <m:r>
+                        <w:rPr>
+                          <w:color w:val="B3261E"/>
+                        </w:rPr>
                         <m:t>A</m:t>
                       </m:r>
                     </m:e>
                     <m:sub>
                       <m:r>
+                        <w:rPr>
+                          <w:color w:val="B3261E"/>
+                        </w:rPr>
                         <m:t>1</m:t>
                       </m:r>
                     </m:sub>
@@ -18861,6 +19721,9 @@
               <m:sSub>
                 <m:e>
                   <m:r>
+                    <w:rPr>
+                      <w:color w:val="B3261E"/>
+                    </w:rPr>
                     <m:t>P</m:t>
                   </m:r>
                 </m:e>
@@ -18868,11 +19731,17 @@
                   <m:sSub>
                     <m:e>
                       <m:r>
+                        <w:rPr>
+                          <w:color w:val="B3261E"/>
+                        </w:rPr>
                         <m:t>A</m:t>
                       </m:r>
                     </m:e>
                     <m:sub>
                       <m:r>
+                        <w:rPr>
+                          <w:color w:val="B3261E"/>
+                        </w:rPr>
                         <m:t>1</m:t>
                       </m:r>
                     </m:sub>
@@ -18888,6 +19757,9 @@
                 </m:dPr>
                 <m:e>
                   <m:r>
+                    <w:rPr>
+                      <w:color w:val="B3261E"/>
+                    </w:rPr>
                     <m:t>D</m:t>
                   </m:r>
                 </m:e>
@@ -18896,21 +19768,33 @@
                 <m:rPr>
                   <m:sty m:val="p"/>
                 </m:rPr>
+                <w:rPr>
+                  <w:color w:val="B3261E"/>
+                </w:rPr>
                 <m:t>+</m:t>
               </m:r>
               <m:r>
                 <m:rPr>
                   <m:sty m:val="p"/>
                 </m:rPr>
+                <w:rPr>
+                  <w:color w:val="B3261E"/>
+                </w:rPr>
                 <m:t>…</m:t>
               </m:r>
               <m:r>
                 <m:rPr>
                   <m:sty m:val="p"/>
                 </m:rPr>
+                <w:rPr>
+                  <w:color w:val="B3261E"/>
+                </w:rPr>
                 <m:t>+</m:t>
               </m:r>
               <m:r>
+                <w:rPr>
+                  <w:color w:val="B3261E"/>
+                </w:rPr>
                 <m:t>P</m:t>
               </m:r>
               <m:d>
@@ -18924,11 +19808,17 @@
                   <m:sSub>
                     <m:e>
                       <m:r>
+                        <w:rPr>
+                          <w:color w:val="B3261E"/>
+                        </w:rPr>
                         <m:t>A</m:t>
                       </m:r>
                     </m:e>
                     <m:sub>
                       <m:r>
+                        <w:rPr>
+                          <w:color w:val="B3261E"/>
+                        </w:rPr>
                         <m:t>n</m:t>
                       </m:r>
                     </m:sub>
@@ -18938,6 +19828,9 @@
               <m:sSub>
                 <m:e>
                   <m:r>
+                    <w:rPr>
+                      <w:color w:val="B3261E"/>
+                    </w:rPr>
                     <m:t>P</m:t>
                   </m:r>
                 </m:e>
@@ -18945,11 +19838,17 @@
                   <m:sSub>
                     <m:e>
                       <m:r>
+                        <w:rPr>
+                          <w:color w:val="B3261E"/>
+                        </w:rPr>
                         <m:t>A</m:t>
                       </m:r>
                     </m:e>
                     <m:sub>
                       <m:r>
+                        <w:rPr>
+                          <w:color w:val="B3261E"/>
+                        </w:rPr>
                         <m:t>n</m:t>
                       </m:r>
                     </m:sub>
@@ -18965,6 +19864,9 @@
                 </m:dPr>
                 <m:e>
                   <m:r>
+                    <w:rPr>
+                      <w:color w:val="B3261E"/>
+                    </w:rPr>
                     <m:t>D</m:t>
                   </m:r>
                 </m:e>
@@ -19023,9 +19925,11 @@
               <w:rPr>
                 <w:b/>
                 <w:bCs/>
-                <w:rtl/>
-              </w:rPr>
-              <w:t xml:space="preserve">[مثال]</w:t>
+                <w:color w:val="FFFFFF"/>
+                <w:shd w:val="clear" w:color="auto" w:fill="C76B00"/>
+                <w:rtl/>
+              </w:rPr>
+              <w:t xml:space="preserve"> مثال </w:t>
             </w:r>
           </w:p>
           <w:p>
@@ -19143,15 +20047,24 @@
                 <m:t>=</m:t>
               </m:r>
               <m:r>
+                <w:rPr>
+                  <w:color w:val="B3261E"/>
+                </w:rPr>
                 <m:t>0</m:t>
               </m:r>
               <m:r>
                 <m:rPr>
                   <m:sty m:val="p"/>
                 </m:rPr>
+                <w:rPr>
+                  <w:color w:val="B3261E"/>
+                </w:rPr>
                 <m:t>,</m:t>
               </m:r>
               <m:r>
+                <w:rPr>
+                  <w:color w:val="B3261E"/>
+                </w:rPr>
                 <m:t>038</m:t>
               </m:r>
             </m:oMath>
@@ -19370,11 +20283,17 @@
                 </m:fPr>
                 <m:num>
                   <m:r>
+                    <w:rPr>
+                      <w:color w:val="B3261E"/>
+                    </w:rPr>
                     <m:t>9</m:t>
                   </m:r>
                 </m:num>
                 <m:den>
                   <m:r>
+                    <w:rPr>
+                      <w:color w:val="B3261E"/>
+                    </w:rPr>
                     <m:t>19</m:t>
                   </m:r>
                 </m:den>
@@ -19458,9 +20377,11 @@
               <w:rPr>
                 <w:b/>
                 <w:bCs/>
-                <w:rtl/>
-              </w:rPr>
-              <w:t xml:space="preserve">[حذار]</w:t>
+                <w:color w:val="FFFFFF"/>
+                <w:shd w:val="clear" w:color="auto" w:fill="B3261E"/>
+                <w:rtl/>
+              </w:rPr>
+              <w:t xml:space="preserve"> حذار </w:t>
             </w:r>
             <w:r>
               <w:rPr>
@@ -19639,9 +20560,11 @@
               <w:rPr>
                 <w:b/>
                 <w:bCs/>
-                <w:rtl/>
-              </w:rPr>
-              <w:t xml:space="preserve">[تمرين تطبيقي]</w:t>
+                <w:color w:val="FFFFFF"/>
+                <w:shd w:val="clear" w:color="auto" w:fill="6A1B9A"/>
+                <w:rtl/>
+              </w:rPr>
+              <w:t xml:space="preserve"> تمرين تطبيقي </w:t>
             </w:r>
           </w:p>
           <w:p>
@@ -19814,9 +20737,11 @@
               <w:rPr>
                 <w:b/>
                 <w:bCs/>
-                <w:rtl/>
-              </w:rPr>
-              <w:t xml:space="preserve">[حل التمرين التطبيقي]</w:t>
+                <w:color w:val="FFFFFF"/>
+                <w:shd w:val="clear" w:color="auto" w:fill="C76B00"/>
+                <w:rtl/>
+              </w:rPr>
+              <w:t xml:space="preserve"> حل التمرين التطبيقي </w:t>
             </w:r>
           </w:p>
           <w:p>
@@ -20061,11 +20986,17 @@
                 </m:fPr>
                 <m:num>
                   <m:r>
+                    <w:rPr>
+                      <w:color w:val="B3261E"/>
+                    </w:rPr>
                     <m:t>2</m:t>
                   </m:r>
                 </m:num>
                 <m:den>
                   <m:r>
+                    <w:rPr>
+                      <w:color w:val="B3261E"/>
+                    </w:rPr>
                     <m:t>5</m:t>
                   </m:r>
                 </m:den>
@@ -20666,10 +21597,10 @@
         <w:tblLook w:firstRow="0" w:lastRow="0" w:firstColumn="0" w:lastColumn="0" w:noHBand="0" w:noVBand="0" w:val="0000"/>
       </w:tblPr>
       <w:tblGrid>
-        <w:gridCol w:w="1084"/>
-        <w:gridCol w:w="591"/>
-        <w:gridCol w:w="7004"/>
-        <w:gridCol w:w="1183"/>
+        <w:gridCol w:w="1281"/>
+        <w:gridCol w:w="690"/>
+        <w:gridCol w:w="6511"/>
+        <w:gridCol w:w="1380"/>
       </w:tblGrid>
       <w:tr>
         <w:tc>
@@ -20893,9 +21824,11 @@
               <w:rPr>
                 <w:b/>
                 <w:bCs/>
-                <w:rtl/>
-              </w:rPr>
-              <w:t xml:space="preserve">[مشكلة]</w:t>
+                <w:color w:val="FFFFFF"/>
+                <w:shd w:val="clear" w:color="auto" w:fill="C76B00"/>
+                <w:rtl/>
+              </w:rPr>
+              <w:t xml:space="preserve"> مشكلة </w:t>
             </w:r>
             <w:r>
               <w:rPr>
@@ -21401,9 +22334,11 @@
               <w:rPr>
                 <w:b/>
                 <w:bCs/>
-                <w:rtl/>
-              </w:rPr>
-              <w:t xml:space="preserve">[الحل]</w:t>
+                <w:color w:val="FFFFFF"/>
+                <w:shd w:val="clear" w:color="auto" w:fill="C76B00"/>
+                <w:rtl/>
+              </w:rPr>
+              <w:t xml:space="preserve"> الحل </w:t>
             </w:r>
           </w:p>
           <w:p>
@@ -21637,15 +22572,24 @@
                 <m:t>=</m:t>
               </m:r>
               <m:r>
+                <w:rPr>
+                  <w:color w:val="B3261E"/>
+                </w:rPr>
                 <m:t>0</m:t>
               </m:r>
               <m:r>
                 <m:rPr>
                   <m:sty m:val="p"/>
                 </m:rPr>
+                <w:rPr>
+                  <w:color w:val="B3261E"/>
+                </w:rPr>
                 <m:t>,</m:t>
               </m:r>
               <m:r>
+                <w:rPr>
+                  <w:color w:val="B3261E"/>
+                </w:rPr>
                 <m:t>032</m:t>
               </m:r>
             </m:oMath>
@@ -21725,15 +22669,24 @@
                 <m:t>=</m:t>
               </m:r>
               <m:r>
+                <w:rPr>
+                  <w:color w:val="B3261E"/>
+                </w:rPr>
                 <m:t>0</m:t>
               </m:r>
               <m:r>
                 <m:rPr>
                   <m:sty m:val="p"/>
                 </m:rPr>
+                <w:rPr>
+                  <w:color w:val="B3261E"/>
+                </w:rPr>
                 <m:t>,</m:t>
               </m:r>
               <m:r>
+                <w:rPr>
+                  <w:color w:val="B3261E"/>
+                </w:rPr>
                 <m:t>968</m:t>
               </m:r>
             </m:oMath>
@@ -21835,15 +22788,24 @@
                 <m:t>=</m:t>
               </m:r>
               <m:r>
+                <w:rPr>
+                  <w:color w:val="B3261E"/>
+                </w:rPr>
                 <m:t>0</m:t>
               </m:r>
               <m:r>
                 <m:rPr>
                   <m:sty m:val="p"/>
                 </m:rPr>
+                <w:rPr>
+                  <w:color w:val="B3261E"/>
+                </w:rPr>
                 <m:t>,</m:t>
               </m:r>
               <m:r>
+                <w:rPr>
+                  <w:color w:val="B3261E"/>
+                </w:rPr>
                 <m:t>3125</m:t>
               </m:r>
             </m:oMath>
@@ -21937,15 +22899,24 @@
                 <m:t>=</m:t>
               </m:r>
               <m:r>
+                <w:rPr>
+                  <w:color w:val="B3261E"/>
+                </w:rPr>
                 <m:t>0</m:t>
               </m:r>
               <m:r>
                 <m:rPr>
                   <m:sty m:val="p"/>
                 </m:rPr>
+                <w:rPr>
+                  <w:color w:val="B3261E"/>
+                </w:rPr>
                 <m:t>,</m:t>
               </m:r>
               <m:r>
+                <w:rPr>
+                  <w:color w:val="B3261E"/>
+                </w:rPr>
                 <m:t>375</m:t>
               </m:r>
             </m:oMath>
@@ -22039,15 +23010,24 @@
                 <m:t>=</m:t>
               </m:r>
               <m:r>
+                <w:rPr>
+                  <w:color w:val="B3261E"/>
+                </w:rPr>
                 <m:t>0</m:t>
               </m:r>
               <m:r>
                 <m:rPr>
                   <m:sty m:val="p"/>
                 </m:rPr>
+                <w:rPr>
+                  <w:color w:val="B3261E"/>
+                </w:rPr>
                 <m:t>,</m:t>
               </m:r>
               <m:r>
+                <w:rPr>
+                  <w:color w:val="B3261E"/>
+                </w:rPr>
                 <m:t>3125</m:t>
               </m:r>
             </m:oMath>
@@ -22107,16 +23087,11 @@
               <w:rPr>
                 <w:rtl/>
               </w:rPr>
-              <w:t xml:space="preserve">:</w:t>
-            </w:r>
-            <w:r>
-              <w:rPr>
-                <w:rtl/>
-              </w:rPr>
-              <w:t xml:space="preserve"> </w:t>
-            </w:r>
-            <w:r>
-              <w:rPr>
+              <w:t xml:space="preserve">: </w:t>
+            </w:r>
+            <w:r>
+              <w:rPr>
+                <w:color w:val="B3261E"/>
                 <w:rtl/>
               </w:rPr>
               <w:t xml:space="preserve">أغلب</w:t>
@@ -22129,6 +23104,7 @@
             </w:r>
             <w:r>
               <w:rPr>
+                <w:color w:val="B3261E"/>
                 <w:rtl/>
               </w:rPr>
               <w:t xml:space="preserve">المعيبة</w:t>
@@ -22141,6 +23117,7 @@
             </w:r>
             <w:r>
               <w:rPr>
+                <w:color w:val="B3261E"/>
                 <w:rtl/>
               </w:rPr>
               <w:t xml:space="preserve">من</w:t>
@@ -22153,6 +23130,9 @@
             </w:r>
             <m:oMath>
               <m:r>
+                <w:rPr>
+                  <w:color w:val="B3261E"/>
+                </w:rPr>
                 <m:t>B</m:t>
               </m:r>
             </m:oMath>
@@ -22224,9 +23204,11 @@
               <w:rPr>
                 <w:b/>
                 <w:bCs/>
-                <w:rtl/>
-              </w:rPr>
-              <w:t xml:space="preserve">[ملاحظات]</w:t>
+                <w:color w:val="FFFFFF"/>
+                <w:shd w:val="clear" w:color="auto" w:fill="2E7D32"/>
+                <w:rtl/>
+              </w:rPr>
+              <w:t xml:space="preserve"> ملاحظات </w:t>
             </w:r>
             <w:r>
               <w:rPr>
@@ -22422,9 +23404,11 @@
               <w:rPr>
                 <w:b/>
                 <w:bCs/>
-                <w:rtl/>
-              </w:rPr>
-              <w:t xml:space="preserve">[حذار]</w:t>
+                <w:color w:val="FFFFFF"/>
+                <w:shd w:val="clear" w:color="auto" w:fill="B3261E"/>
+                <w:rtl/>
+              </w:rPr>
+              <w:t xml:space="preserve"> حذار </w:t>
             </w:r>
             <w:r>
               <w:rPr>
@@ -22497,9 +23481,11 @@
               <w:rPr>
                 <w:b/>
                 <w:bCs/>
-                <w:rtl/>
-              </w:rPr>
-              <w:t xml:space="preserve">[تمرين تطبيقي]</w:t>
+                <w:color w:val="FFFFFF"/>
+                <w:shd w:val="clear" w:color="auto" w:fill="6A1B9A"/>
+                <w:rtl/>
+              </w:rPr>
+              <w:t xml:space="preserve"> تمرين تطبيقي </w:t>
             </w:r>
           </w:p>
           <w:p>
@@ -22865,9 +23851,11 @@
               <w:rPr>
                 <w:b/>
                 <w:bCs/>
-                <w:rtl/>
-              </w:rPr>
-              <w:t xml:space="preserve">[حل التمرين التطبيقي]</w:t>
+                <w:color w:val="FFFFFF"/>
+                <w:shd w:val="clear" w:color="auto" w:fill="C76B00"/>
+                <w:rtl/>
+              </w:rPr>
+              <w:t xml:space="preserve"> حل التمرين التطبيقي </w:t>
             </w:r>
           </w:p>
           <w:p>
@@ -23263,15 +24251,24 @@
                 <m:t>=</m:t>
               </m:r>
               <m:r>
+                <w:rPr>
+                  <w:color w:val="B3261E"/>
+                </w:rPr>
                 <m:t>0</m:t>
               </m:r>
               <m:r>
                 <m:rPr>
                   <m:sty m:val="p"/>
                 </m:rPr>
+                <w:rPr>
+                  <w:color w:val="B3261E"/>
+                </w:rPr>
                 <m:t>,</m:t>
               </m:r>
               <m:r>
+                <w:rPr>
+                  <w:color w:val="B3261E"/>
+                </w:rPr>
                 <m:t>19</m:t>
               </m:r>
             </m:oMath>
@@ -23434,11 +24431,17 @@
                 </m:fPr>
                 <m:num>
                   <m:r>
+                    <w:rPr>
+                      <w:color w:val="B3261E"/>
+                    </w:rPr>
                     <m:t>12</m:t>
                   </m:r>
                 </m:num>
                 <m:den>
                   <m:r>
+                    <w:rPr>
+                      <w:color w:val="B3261E"/>
+                    </w:rPr>
                     <m:t>19</m:t>
                   </m:r>
                 </m:den>
@@ -24022,10 +25025,10 @@
         <w:tblLook w:firstRow="0" w:lastRow="0" w:firstColumn="0" w:lastColumn="0" w:noHBand="0" w:noVBand="0" w:val="0000"/>
       </w:tblPr>
       <w:tblGrid>
-        <w:gridCol w:w="1084"/>
-        <w:gridCol w:w="591"/>
-        <w:gridCol w:w="7004"/>
-        <w:gridCol w:w="1183"/>
+        <w:gridCol w:w="1281"/>
+        <w:gridCol w:w="690"/>
+        <w:gridCol w:w="6511"/>
+        <w:gridCol w:w="1380"/>
       </w:tblGrid>
       <w:tr>
         <w:tc>
@@ -24249,9 +25252,11 @@
               <w:rPr>
                 <w:b/>
                 <w:bCs/>
-                <w:rtl/>
-              </w:rPr>
-              <w:t xml:space="preserve">[نشاط 06]</w:t>
+                <w:color w:val="FFFFFF"/>
+                <w:shd w:val="clear" w:color="auto" w:fill="C76B00"/>
+                <w:rtl/>
+              </w:rPr>
+              <w:t xml:space="preserve"> نشاط 06 </w:t>
             </w:r>
             <w:r>
               <w:rPr>
@@ -24621,9 +25626,11 @@
               <w:rPr>
                 <w:b/>
                 <w:bCs/>
-                <w:rtl/>
-              </w:rPr>
-              <w:t xml:space="preserve">[مناقشة النشاط]</w:t>
+                <w:color w:val="FFFFFF"/>
+                <w:shd w:val="clear" w:color="auto" w:fill="1F4E9C"/>
+                <w:rtl/>
+              </w:rPr>
+              <w:t xml:space="preserve"> مناقشة النشاط </w:t>
             </w:r>
           </w:p>
           <w:p>
@@ -24665,6 +25672,9 @@
                 <m:t>=</m:t>
               </m:r>
               <m:r>
+                <w:rPr>
+                  <w:color w:val="B3261E"/>
+                </w:rPr>
                 <m:t>12</m:t>
               </m:r>
             </m:oMath>
@@ -24738,11 +25748,17 @@
                 </m:fPr>
                 <m:num>
                   <m:r>
+                    <w:rPr>
+                      <w:color w:val="B3261E"/>
+                    </w:rPr>
                     <m:t>1</m:t>
                   </m:r>
                 </m:num>
                 <m:den>
                   <m:r>
+                    <w:rPr>
+                      <w:color w:val="B3261E"/>
+                    </w:rPr>
                     <m:t>12</m:t>
                   </m:r>
                 </m:den>
@@ -24859,11 +25875,17 @@
                 </m:fPr>
                 <m:num>
                   <m:r>
+                    <w:rPr>
+                      <w:color w:val="B3261E"/>
+                    </w:rPr>
                     <m:t>1</m:t>
                   </m:r>
                 </m:num>
                 <m:den>
                   <m:r>
+                    <w:rPr>
+                      <w:color w:val="B3261E"/>
+                    </w:rPr>
                     <m:t>12</m:t>
                   </m:r>
                 </m:den>
@@ -24972,11 +25994,17 @@
                 </m:fPr>
                 <m:num>
                   <m:r>
+                    <w:rPr>
+                      <w:color w:val="B3261E"/>
+                    </w:rPr>
                     <m:t>1</m:t>
                   </m:r>
                 </m:num>
                 <m:den>
                   <m:r>
+                    <w:rPr>
+                      <w:color w:val="B3261E"/>
+                    </w:rPr>
                     <m:t>2</m:t>
                   </m:r>
                 </m:den>
@@ -25076,9 +26104,11 @@
               <w:rPr>
                 <w:b/>
                 <w:bCs/>
-                <w:rtl/>
-              </w:rPr>
-              <w:t xml:space="preserve">[تعريف]</w:t>
+                <w:color w:val="FFFFFF"/>
+                <w:shd w:val="clear" w:color="auto" w:fill="1F4E9C"/>
+                <w:rtl/>
+              </w:rPr>
+              <w:t xml:space="preserve"> تعريف </w:t>
             </w:r>
             <w:r>
               <w:rPr>
@@ -25148,6 +26178,9 @@
             </w:r>
             <m:oMath>
               <m:r>
+                <w:rPr>
+                  <w:color w:val="B3261E"/>
+                </w:rPr>
                 <m:t>P</m:t>
               </m:r>
               <m:d>
@@ -25159,15 +26192,24 @@
                 </m:dPr>
                 <m:e>
                   <m:r>
+                    <w:rPr>
+                      <w:color w:val="B3261E"/>
+                    </w:rPr>
                     <m:t>A</m:t>
                   </m:r>
                   <m:r>
                     <m:rPr>
                       <m:sty m:val="p"/>
                     </m:rPr>
+                    <w:rPr>
+                      <w:color w:val="B3261E"/>
+                    </w:rPr>
                     <m:t>∩</m:t>
                   </m:r>
                   <m:r>
+                    <w:rPr>
+                      <w:color w:val="B3261E"/>
+                    </w:rPr>
                     <m:t>B</m:t>
                   </m:r>
                 </m:e>
@@ -25176,9 +26218,15 @@
                 <m:rPr>
                   <m:sty m:val="p"/>
                 </m:rPr>
+                <w:rPr>
+                  <w:color w:val="B3261E"/>
+                </w:rPr>
                 <m:t>=</m:t>
               </m:r>
               <m:r>
+                <w:rPr>
+                  <w:color w:val="B3261E"/>
+                </w:rPr>
                 <m:t>P</m:t>
               </m:r>
               <m:d>
@@ -25190,6 +26238,9 @@
                 </m:dPr>
                 <m:e>
                   <m:r>
+                    <w:rPr>
+                      <w:color w:val="B3261E"/>
+                    </w:rPr>
                     <m:t>A</m:t>
                   </m:r>
                 </m:e>
@@ -25198,9 +26249,15 @@
                 <m:rPr>
                   <m:sty m:val="p"/>
                 </m:rPr>
+                <w:rPr>
+                  <w:color w:val="B3261E"/>
+                </w:rPr>
                 <m:t>×</m:t>
               </m:r>
               <m:r>
+                <w:rPr>
+                  <w:color w:val="B3261E"/>
+                </w:rPr>
                 <m:t>P</m:t>
               </m:r>
               <m:d>
@@ -25212,6 +26269,9 @@
                 </m:dPr>
                 <m:e>
                   <m:r>
+                    <w:rPr>
+                      <w:color w:val="B3261E"/>
+                    </w:rPr>
                     <m:t>B</m:t>
                   </m:r>
                 </m:e>
@@ -25278,11 +26338,17 @@
               <m:sSub>
                 <m:e>
                   <m:r>
+                    <w:rPr>
+                      <w:color w:val="B3261E"/>
+                    </w:rPr>
                     <m:t>P</m:t>
                   </m:r>
                 </m:e>
                 <m:sub>
                   <m:r>
+                    <w:rPr>
+                      <w:color w:val="B3261E"/>
+                    </w:rPr>
                     <m:t>A</m:t>
                   </m:r>
                 </m:sub>
@@ -25296,6 +26362,9 @@
                 </m:dPr>
                 <m:e>
                   <m:r>
+                    <w:rPr>
+                      <w:color w:val="B3261E"/>
+                    </w:rPr>
                     <m:t>B</m:t>
                   </m:r>
                 </m:e>
@@ -25304,9 +26373,15 @@
                 <m:rPr>
                   <m:sty m:val="p"/>
                 </m:rPr>
+                <w:rPr>
+                  <w:color w:val="B3261E"/>
+                </w:rPr>
                 <m:t>=</m:t>
               </m:r>
               <m:r>
+                <w:rPr>
+                  <w:color w:val="B3261E"/>
+                </w:rPr>
                 <m:t>P</m:t>
               </m:r>
               <m:d>
@@ -25318,6 +26393,9 @@
                 </m:dPr>
                 <m:e>
                   <m:r>
+                    <w:rPr>
+                      <w:color w:val="B3261E"/>
+                    </w:rPr>
                     <m:t>B</m:t>
                   </m:r>
                 </m:e>
@@ -25391,24 +26469,21 @@
               <w:rPr>
                 <w:b/>
                 <w:bCs/>
-                <w:rtl/>
-              </w:rPr>
-              <w:t xml:space="preserve">[المبدأ الضربي]</w:t>
-            </w:r>
-            <w:r>
-              <w:rPr>
-                <w:rtl/>
-              </w:rPr>
-              <w:t xml:space="preserve"> في تجارب مستقلة ،</w:t>
-            </w:r>
-            <w:r>
-              <w:rPr>
-                <w:rtl/>
-              </w:rPr>
-              <w:t xml:space="preserve"> </w:t>
-            </w:r>
-            <w:r>
-              <w:rPr>
+                <w:color w:val="FFFFFF"/>
+                <w:shd w:val="clear" w:color="auto" w:fill="B3261E"/>
+                <w:rtl/>
+              </w:rPr>
+              <w:t xml:space="preserve"> المبدأ الضربي </w:t>
+            </w:r>
+            <w:r>
+              <w:rPr>
+                <w:rtl/>
+              </w:rPr>
+              <w:t xml:space="preserve"> في تجارب مستقلة ، </w:t>
+            </w:r>
+            <w:r>
+              <w:rPr>
+                <w:color w:val="B3261E"/>
                 <w:rtl/>
               </w:rPr>
               <w:t xml:space="preserve">احتمال</w:t>
@@ -25421,6 +26496,7 @@
             </w:r>
             <w:r>
               <w:rPr>
+                <w:color w:val="B3261E"/>
                 <w:rtl/>
               </w:rPr>
               <w:t xml:space="preserve">قائمة</w:t>
@@ -25433,6 +26509,7 @@
             </w:r>
             <w:r>
               <w:rPr>
+                <w:color w:val="B3261E"/>
                 <w:rtl/>
               </w:rPr>
               <w:t xml:space="preserve">نتائج</w:t>
@@ -25445,6 +26522,7 @@
             </w:r>
             <w:r>
               <w:rPr>
+                <w:color w:val="B3261E"/>
                 <w:rtl/>
               </w:rPr>
               <w:t xml:space="preserve">هو</w:t>
@@ -25457,6 +26535,7 @@
             </w:r>
             <w:r>
               <w:rPr>
+                <w:color w:val="B3261E"/>
                 <w:rtl/>
               </w:rPr>
               <w:t xml:space="preserve">جداء</w:t>
@@ -25469,6 +26548,7 @@
             </w:r>
             <w:r>
               <w:rPr>
+                <w:color w:val="B3261E"/>
                 <w:rtl/>
               </w:rPr>
               <w:t xml:space="preserve">احتمالات</w:t>
@@ -25481,6 +26561,7 @@
             </w:r>
             <w:r>
               <w:rPr>
+                <w:color w:val="B3261E"/>
                 <w:rtl/>
               </w:rPr>
               <w:t xml:space="preserve">كل</w:t>
@@ -25493,6 +26574,7 @@
             </w:r>
             <w:r>
               <w:rPr>
+                <w:color w:val="B3261E"/>
                 <w:rtl/>
               </w:rPr>
               <w:t xml:space="preserve">نتيجة</w:t>
@@ -25556,9 +26638,11 @@
               <w:rPr>
                 <w:b/>
                 <w:bCs/>
-                <w:rtl/>
-              </w:rPr>
-              <w:t xml:space="preserve">[مثال]</w:t>
+                <w:color w:val="FFFFFF"/>
+                <w:shd w:val="clear" w:color="auto" w:fill="C76B00"/>
+                <w:rtl/>
+              </w:rPr>
+              <w:t xml:space="preserve"> مثال </w:t>
             </w:r>
             <w:r>
               <w:rPr>
@@ -25805,15 +26889,24 @@
                 <m:t>=</m:t>
               </m:r>
               <m:r>
+                <w:rPr>
+                  <w:color w:val="B3261E"/>
+                </w:rPr>
                 <m:t>0</m:t>
               </m:r>
               <m:r>
                 <m:rPr>
                   <m:sty m:val="p"/>
                 </m:rPr>
+                <w:rPr>
+                  <w:color w:val="B3261E"/>
+                </w:rPr>
                 <m:t>,</m:t>
               </m:r>
               <m:r>
+                <w:rPr>
+                  <w:color w:val="B3261E"/>
+                </w:rPr>
                 <m:t>005</m:t>
               </m:r>
             </m:oMath>
@@ -25972,15 +27065,24 @@
                 <m:t>=</m:t>
               </m:r>
               <m:r>
+                <w:rPr>
+                  <w:color w:val="B3261E"/>
+                </w:rPr>
                 <m:t>0</m:t>
               </m:r>
               <m:r>
                 <m:rPr>
                   <m:sty m:val="p"/>
                 </m:rPr>
+                <w:rPr>
+                  <w:color w:val="B3261E"/>
+                </w:rPr>
                 <m:t>,</m:t>
               </m:r>
               <m:r>
+                <w:rPr>
+                  <w:color w:val="B3261E"/>
+                </w:rPr>
                 <m:t>145</m:t>
               </m:r>
             </m:oMath>
@@ -26044,9 +27146,11 @@
               <w:rPr>
                 <w:b/>
                 <w:bCs/>
-                <w:rtl/>
-              </w:rPr>
-              <w:t xml:space="preserve">[ملاحظات]</w:t>
+                <w:color w:val="FFFFFF"/>
+                <w:shd w:val="clear" w:color="auto" w:fill="2E7D32"/>
+                <w:rtl/>
+              </w:rPr>
+              <w:t xml:space="preserve"> ملاحظات </w:t>
             </w:r>
             <w:r>
               <w:rPr>
@@ -26149,16 +27253,13 @@
               <w:rPr>
                 <w:rtl/>
               </w:rPr>
-              <w:t xml:space="preserve">:</w:t>
-            </w:r>
-            <w:r>
-              <w:rPr>
-                <w:rtl/>
-              </w:rPr>
-              <w:t xml:space="preserve"> </w:t>
+              <w:t xml:space="preserve">: </w:t>
             </w:r>
             <m:oMath>
               <m:r>
+                <w:rPr>
+                  <w:color w:val="B3261E"/>
+                </w:rPr>
                 <m:t>E</m:t>
               </m:r>
             </m:oMath>
@@ -26170,6 +27271,7 @@
             </w:r>
             <w:r>
               <w:rPr>
+                <w:color w:val="B3261E"/>
                 <w:rtl/>
               </w:rPr>
               <w:t xml:space="preserve">و</w:t>
@@ -26182,6 +27284,9 @@
             </w:r>
             <m:oMath>
               <m:r>
+                <w:rPr>
+                  <w:color w:val="B3261E"/>
+                </w:rPr>
                 <m:t>C</m:t>
               </m:r>
             </m:oMath>
@@ -26193,6 +27298,7 @@
             </w:r>
             <w:r>
               <w:rPr>
+                <w:color w:val="B3261E"/>
                 <w:rtl/>
               </w:rPr>
               <w:t xml:space="preserve">غير</w:t>
@@ -26205,6 +27311,7 @@
             </w:r>
             <w:r>
               <w:rPr>
+                <w:color w:val="B3261E"/>
                 <w:rtl/>
               </w:rPr>
               <w:t xml:space="preserve">مستقلتين</w:t>
@@ -26269,9 +27376,11 @@
               <w:rPr>
                 <w:b/>
                 <w:bCs/>
-                <w:rtl/>
-              </w:rPr>
-              <w:t xml:space="preserve">[حذار]</w:t>
+                <w:color w:val="FFFFFF"/>
+                <w:shd w:val="clear" w:color="auto" w:fill="B3261E"/>
+                <w:rtl/>
+              </w:rPr>
+              <w:t xml:space="preserve"> حذار </w:t>
             </w:r>
             <w:r>
               <w:rPr>
@@ -26376,9 +27485,11 @@
               <w:rPr>
                 <w:b/>
                 <w:bCs/>
-                <w:rtl/>
-              </w:rPr>
-              <w:t xml:space="preserve">[تمرين تطبيقي]</w:t>
+                <w:color w:val="FFFFFF"/>
+                <w:shd w:val="clear" w:color="auto" w:fill="6A1B9A"/>
+                <w:rtl/>
+              </w:rPr>
+              <w:t xml:space="preserve"> تمرين تطبيقي </w:t>
             </w:r>
           </w:p>
           <w:p>
@@ -26609,9 +27720,11 @@
               <w:rPr>
                 <w:b/>
                 <w:bCs/>
-                <w:rtl/>
-              </w:rPr>
-              <w:t xml:space="preserve">[حل التمرين التطبيقي]</w:t>
+                <w:color w:val="FFFFFF"/>
+                <w:shd w:val="clear" w:color="auto" w:fill="C76B00"/>
+                <w:rtl/>
+              </w:rPr>
+              <w:t xml:space="preserve"> حل التمرين التطبيقي </w:t>
             </w:r>
           </w:p>
           <w:p>
@@ -26728,15 +27841,24 @@
                 <m:t>=</m:t>
               </m:r>
               <m:r>
+                <w:rPr>
+                  <w:color w:val="B3261E"/>
+                </w:rPr>
                 <m:t>0</m:t>
               </m:r>
               <m:r>
                 <m:rPr>
                   <m:sty m:val="p"/>
                 </m:rPr>
+                <w:rPr>
+                  <w:color w:val="B3261E"/>
+                </w:rPr>
                 <m:t>,</m:t>
               </m:r>
               <m:r>
+                <w:rPr>
+                  <w:color w:val="B3261E"/>
+                </w:rPr>
                 <m:t>343</m:t>
               </m:r>
             </m:oMath>
@@ -26860,15 +27982,24 @@
                 <m:t>=</m:t>
               </m:r>
               <m:r>
+                <w:rPr>
+                  <w:color w:val="B3261E"/>
+                </w:rPr>
                 <m:t>0</m:t>
               </m:r>
               <m:r>
                 <m:rPr>
                   <m:sty m:val="p"/>
                 </m:rPr>
+                <w:rPr>
+                  <w:color w:val="B3261E"/>
+                </w:rPr>
                 <m:t>,</m:t>
               </m:r>
               <m:r>
+                <w:rPr>
+                  <w:color w:val="B3261E"/>
+                </w:rPr>
                 <m:t>027</m:t>
               </m:r>
             </m:oMath>
@@ -26939,15 +28070,24 @@
                 <m:t>=</m:t>
               </m:r>
               <m:r>
+                <w:rPr>
+                  <w:color w:val="B3261E"/>
+                </w:rPr>
                 <m:t>0</m:t>
               </m:r>
               <m:r>
                 <m:rPr>
                   <m:sty m:val="p"/>
                 </m:rPr>
+                <w:rPr>
+                  <w:color w:val="B3261E"/>
+                </w:rPr>
                 <m:t>,</m:t>
               </m:r>
               <m:r>
+                <w:rPr>
+                  <w:color w:val="B3261E"/>
+                </w:rPr>
                 <m:t>973</m:t>
               </m:r>
             </m:oMath>
@@ -27521,8 +28661,8 @@
     </w:pPr>
     <w:rPr>
       <w:rFonts w:ascii="Amiri" w:cs="Amiri" w:eastAsia="Amiri" w:hAnsi="Amiri"/>
-      <w:sz w:val="26"/>
-      <w:szCs w:val="26"/>
+      <w:sz w:val="28"/>
+      <w:szCs w:val="28"/>
       <w:lang w:bidi="ar-DZ" w:val="fr-FR"/>
     </w:rPr>
   </w:style>
